--- a/idris/Angular/Idris_Sadiq.docx
+++ b/idris/Angular/Idris_Sadiq.docx
@@ -110,7 +110,7 @@
                 <w:rFonts w:ascii="Arial" w:eastAsia="Arial" w:hAnsi="Arial" w:cs="Arial"/>
                 <w:color w:val="BBBBBB"/>
               </w:rPr>
-              <w:t xml:space="preserve">idrissadiqdev@outlook.com  </w:t>
+              <w:t xml:space="preserve">Idrissadiq.pro@outlook.com  </w:t>
             </w:r>
             <w:r>
               <w:rPr>
@@ -124,7 +124,21 @@
                 <w:rFonts w:ascii="Arial" w:eastAsia="Arial" w:hAnsi="Arial" w:cs="Arial"/>
                 <w:color w:val="BBBBBB"/>
               </w:rPr>
-              <w:t>|  Los Angeles, California, United States</w:t>
+              <w:t xml:space="preserve">|  </w:t>
+            </w:r>
+            <w:r>
+              <w:rPr>
+                <w:rFonts w:ascii="Arial" w:eastAsia="Arial" w:hAnsi="Arial" w:cs="Arial"/>
+                <w:color w:val="BBBBBB"/>
+              </w:rPr>
+              <w:t>Spring Valley</w:t>
+            </w:r>
+            <w:r>
+              <w:rPr>
+                <w:rFonts w:ascii="Arial" w:eastAsia="Arial" w:hAnsi="Arial" w:cs="Arial"/>
+                <w:color w:val="BBBBBB"/>
+              </w:rPr>
+              <w:t>, California, United States</w:t>
             </w:r>
           </w:p>
           <w:p>
@@ -136,7 +150,14 @@
                 <w:rFonts w:ascii="Arial" w:eastAsia="Arial" w:hAnsi="Arial" w:cs="Arial"/>
                 <w:color w:val="BBBBBB"/>
               </w:rPr>
-              <w:t>LinkedIn: linkedin.com/in/idris-sadiq-958b453a6</w:t>
+              <w:t xml:space="preserve">LinkedIn: </w:t>
+            </w:r>
+            <w:r>
+              <w:rPr>
+                <w:rFonts w:ascii="Arial" w:eastAsia="Arial" w:hAnsi="Arial" w:cs="Arial"/>
+                <w:color w:val="BBBBBB"/>
+              </w:rPr>
+              <w:t>https://www.linkedin.com/in/idris-sadiq-0640ab3b4/</w:t>
             </w:r>
           </w:p>
         </w:tc>
@@ -550,37 +571,66 @@
         </w:numPr>
         <w:jc w:val="both"/>
         <w:rPr>
-          <w:rFonts w:ascii="Arial" w:hAnsi="Arial" w:cs="Arial"/>
-          <w:sz w:val="20"/>
-        </w:rPr>
-      </w:pPr>
-      <w:r>
-        <w:rPr>
-          <w:rStyle w:val="Strong"/>
-          <w:rFonts w:ascii="Arial" w:hAnsi="Arial" w:cs="Arial"/>
-          <w:sz w:val="20"/>
-        </w:rPr>
-        <w:t>Frontend</w:t>
-      </w:r>
-      <w:r>
-        <w:rPr>
-          <w:rFonts w:ascii="Arial" w:hAnsi="Arial" w:cs="Arial"/>
-          <w:sz w:val="20"/>
-        </w:rPr>
-        <w:t xml:space="preserve"> — </w:t>
-      </w:r>
-      <w:r>
-        <w:rPr>
-          <w:rStyle w:val="Strong"/>
-          <w:rFonts w:ascii="Arial" w:hAnsi="Arial" w:cs="Arial"/>
-          <w:sz w:val="20"/>
-        </w:rPr>
-        <w:t>Angular</w:t>
-      </w:r>
-      <w:r>
-        <w:rPr>
-          <w:rFonts w:ascii="Arial" w:hAnsi="Arial" w:cs="Arial"/>
-          <w:sz w:val="20"/>
+          <w:rStyle w:val="Strong"/>
+          <w:rFonts w:ascii="Arial" w:hAnsi="Arial" w:cs="Arial"/>
+          <w:b w:val="0"/>
+          <w:sz w:val="18"/>
+        </w:rPr>
+      </w:pPr>
+      <w:r>
+        <w:rPr>
+          <w:rStyle w:val="Strong"/>
+          <w:rFonts w:ascii="Arial" w:hAnsi="Arial" w:cs="Arial"/>
+          <w:sz w:val="18"/>
+        </w:rPr>
+        <w:t xml:space="preserve">Frontend — </w:t>
+      </w:r>
+      <w:r>
+        <w:rPr>
+          <w:rStyle w:val="Strong"/>
+          <w:rFonts w:ascii="Arial" w:hAnsi="Arial" w:cs="Arial"/>
+          <w:b w:val="0"/>
+          <w:sz w:val="18"/>
+        </w:rPr>
+        <w:t xml:space="preserve">Angular, </w:t>
+      </w:r>
+      <w:proofErr w:type="spellStart"/>
+      <w:r>
+        <w:rPr>
+          <w:rStyle w:val="Strong"/>
+          <w:rFonts w:ascii="Arial" w:hAnsi="Arial" w:cs="Arial"/>
+          <w:b w:val="0"/>
+          <w:sz w:val="18"/>
+        </w:rPr>
+        <w:t>TypeScript</w:t>
+      </w:r>
+      <w:proofErr w:type="spellEnd"/>
+      <w:r>
+        <w:rPr>
+          <w:rStyle w:val="Strong"/>
+          <w:rFonts w:ascii="Arial" w:hAnsi="Arial" w:cs="Arial"/>
+          <w:b w:val="0"/>
+          <w:sz w:val="18"/>
+        </w:rPr>
+        <w:t xml:space="preserve">, JavaScript (ES6+), </w:t>
+      </w:r>
+      <w:proofErr w:type="spellStart"/>
+      <w:r>
+        <w:rPr>
+          <w:rStyle w:val="Strong"/>
+          <w:rFonts w:ascii="Arial" w:hAnsi="Arial" w:cs="Arial"/>
+          <w:b w:val="0"/>
+          <w:sz w:val="18"/>
+        </w:rPr>
+        <w:t>RxJS</w:t>
+      </w:r>
+      <w:proofErr w:type="spellEnd"/>
+      <w:r>
+        <w:rPr>
+          <w:rStyle w:val="Strong"/>
+          <w:rFonts w:ascii="Arial" w:hAnsi="Arial" w:cs="Arial"/>
+          <w:b w:val="0"/>
+          <w:sz w:val="18"/>
         </w:rPr>
         <w:t xml:space="preserve">, </w:t>
       </w:r>
@@ -589,80 +639,38 @@
         <w:rPr>
           <w:rStyle w:val="Strong"/>
           <w:rFonts w:ascii="Arial" w:hAnsi="Arial" w:cs="Arial"/>
-          <w:sz w:val="20"/>
-        </w:rPr>
-        <w:t>TypeScript</w:t>
-      </w:r>
-      <w:proofErr w:type="spellEnd"/>
-      <w:r>
-        <w:rPr>
-          <w:rFonts w:ascii="Arial" w:hAnsi="Arial" w:cs="Arial"/>
-          <w:sz w:val="20"/>
-        </w:rPr>
-        <w:t xml:space="preserve">, </w:t>
-      </w:r>
-      <w:r>
-        <w:rPr>
-          <w:rStyle w:val="Strong"/>
-          <w:rFonts w:ascii="Arial" w:hAnsi="Arial" w:cs="Arial"/>
-          <w:sz w:val="20"/>
-        </w:rPr>
-        <w:t>JavaScript (ES6+)</w:t>
-      </w:r>
-      <w:r>
-        <w:rPr>
-          <w:rFonts w:ascii="Arial" w:hAnsi="Arial" w:cs="Arial"/>
-          <w:sz w:val="20"/>
-        </w:rPr>
-        <w:t xml:space="preserve">, </w:t>
-      </w:r>
-      <w:proofErr w:type="spellStart"/>
-      <w:r>
-        <w:rPr>
-          <w:rStyle w:val="Strong"/>
-          <w:rFonts w:ascii="Arial" w:hAnsi="Arial" w:cs="Arial"/>
-          <w:sz w:val="20"/>
-        </w:rPr>
-        <w:t>RxJS</w:t>
-      </w:r>
-      <w:proofErr w:type="spellEnd"/>
-      <w:r>
-        <w:rPr>
-          <w:rFonts w:ascii="Arial" w:hAnsi="Arial" w:cs="Arial"/>
-          <w:sz w:val="20"/>
-        </w:rPr>
-        <w:t xml:space="preserve">, </w:t>
-      </w:r>
-      <w:proofErr w:type="spellStart"/>
-      <w:r>
-        <w:rPr>
-          <w:rStyle w:val="Strong"/>
-          <w:rFonts w:ascii="Arial" w:hAnsi="Arial" w:cs="Arial"/>
-          <w:sz w:val="20"/>
+          <w:b w:val="0"/>
+          <w:sz w:val="18"/>
         </w:rPr>
         <w:t>NgRx</w:t>
       </w:r>
       <w:proofErr w:type="spellEnd"/>
       <w:r>
         <w:rPr>
-          <w:rFonts w:ascii="Arial" w:hAnsi="Arial" w:cs="Arial"/>
-          <w:sz w:val="20"/>
+          <w:rStyle w:val="Strong"/>
+          <w:rFonts w:ascii="Arial" w:hAnsi="Arial" w:cs="Arial"/>
+          <w:b w:val="0"/>
+          <w:sz w:val="18"/>
         </w:rPr>
         <w:t>, micro-frontend patterns, Storybook, accessibility (WCAG-minded UI), i18n, performance profiling (Core Web Vitals), SSR/</w:t>
       </w:r>
       <w:proofErr w:type="spellStart"/>
       <w:r>
         <w:rPr>
-          <w:rFonts w:ascii="Arial" w:hAnsi="Arial" w:cs="Arial"/>
-          <w:sz w:val="20"/>
+          <w:rStyle w:val="Strong"/>
+          <w:rFonts w:ascii="Arial" w:hAnsi="Arial" w:cs="Arial"/>
+          <w:b w:val="0"/>
+          <w:sz w:val="18"/>
         </w:rPr>
         <w:t>prerender</w:t>
       </w:r>
       <w:proofErr w:type="spellEnd"/>
       <w:r>
         <w:rPr>
-          <w:rFonts w:ascii="Arial" w:hAnsi="Arial" w:cs="Arial"/>
-          <w:sz w:val="20"/>
+          <w:rStyle w:val="Strong"/>
+          <w:rFonts w:ascii="Arial" w:hAnsi="Arial" w:cs="Arial"/>
+          <w:b w:val="0"/>
+          <w:sz w:val="18"/>
         </w:rPr>
         <w:t xml:space="preserve"> patterns</w:t>
       </w:r>
@@ -676,37 +684,66 @@
         </w:numPr>
         <w:jc w:val="both"/>
         <w:rPr>
-          <w:rFonts w:ascii="Arial" w:hAnsi="Arial" w:cs="Arial"/>
-          <w:sz w:val="20"/>
-        </w:rPr>
-      </w:pPr>
-      <w:r>
-        <w:rPr>
-          <w:rStyle w:val="Strong"/>
-          <w:rFonts w:ascii="Arial" w:hAnsi="Arial" w:cs="Arial"/>
-          <w:sz w:val="20"/>
-        </w:rPr>
-        <w:t>Backend &amp; APIs</w:t>
-      </w:r>
-      <w:r>
-        <w:rPr>
-          <w:rFonts w:ascii="Arial" w:hAnsi="Arial" w:cs="Arial"/>
-          <w:sz w:val="20"/>
-        </w:rPr>
-        <w:t xml:space="preserve"> — </w:t>
-      </w:r>
-      <w:r>
-        <w:rPr>
-          <w:rStyle w:val="Strong"/>
-          <w:rFonts w:ascii="Arial" w:hAnsi="Arial" w:cs="Arial"/>
-          <w:sz w:val="20"/>
-        </w:rPr>
-        <w:t>Node.js</w:t>
-      </w:r>
-      <w:r>
-        <w:rPr>
-          <w:rFonts w:ascii="Arial" w:hAnsi="Arial" w:cs="Arial"/>
-          <w:sz w:val="20"/>
+          <w:rStyle w:val="Strong"/>
+          <w:rFonts w:ascii="Arial" w:hAnsi="Arial" w:cs="Arial"/>
+          <w:b w:val="0"/>
+          <w:sz w:val="18"/>
+        </w:rPr>
+      </w:pPr>
+      <w:r>
+        <w:rPr>
+          <w:rStyle w:val="Strong"/>
+          <w:rFonts w:ascii="Arial" w:hAnsi="Arial" w:cs="Arial"/>
+          <w:sz w:val="18"/>
+        </w:rPr>
+        <w:t xml:space="preserve">Backend &amp; APIs — </w:t>
+      </w:r>
+      <w:r>
+        <w:rPr>
+          <w:rStyle w:val="Strong"/>
+          <w:rFonts w:ascii="Arial" w:hAnsi="Arial" w:cs="Arial"/>
+          <w:b w:val="0"/>
+          <w:sz w:val="18"/>
+        </w:rPr>
+        <w:t xml:space="preserve">Node.js, </w:t>
+      </w:r>
+      <w:proofErr w:type="spellStart"/>
+      <w:r>
+        <w:rPr>
+          <w:rStyle w:val="Strong"/>
+          <w:rFonts w:ascii="Arial" w:hAnsi="Arial" w:cs="Arial"/>
+          <w:b w:val="0"/>
+          <w:sz w:val="18"/>
+        </w:rPr>
+        <w:t>NestJS</w:t>
+      </w:r>
+      <w:proofErr w:type="spellEnd"/>
+      <w:r>
+        <w:rPr>
+          <w:rStyle w:val="Strong"/>
+          <w:rFonts w:ascii="Arial" w:hAnsi="Arial" w:cs="Arial"/>
+          <w:b w:val="0"/>
+          <w:sz w:val="18"/>
+        </w:rPr>
+        <w:t xml:space="preserve">, Express, REST, </w:t>
+      </w:r>
+      <w:proofErr w:type="spellStart"/>
+      <w:r>
+        <w:rPr>
+          <w:rStyle w:val="Strong"/>
+          <w:rFonts w:ascii="Arial" w:hAnsi="Arial" w:cs="Arial"/>
+          <w:b w:val="0"/>
+          <w:sz w:val="18"/>
+        </w:rPr>
+        <w:t>GraphQL</w:t>
+      </w:r>
+      <w:proofErr w:type="spellEnd"/>
+      <w:r>
+        <w:rPr>
+          <w:rStyle w:val="Strong"/>
+          <w:rFonts w:ascii="Arial" w:hAnsi="Arial" w:cs="Arial"/>
+          <w:b w:val="0"/>
+          <w:sz w:val="18"/>
         </w:rPr>
         <w:t xml:space="preserve">, </w:t>
       </w:r>
@@ -715,94 +752,58 @@
         <w:rPr>
           <w:rStyle w:val="Strong"/>
           <w:rFonts w:ascii="Arial" w:hAnsi="Arial" w:cs="Arial"/>
-          <w:sz w:val="20"/>
-        </w:rPr>
-        <w:t>NestJS</w:t>
-      </w:r>
-      <w:proofErr w:type="spellEnd"/>
-      <w:r>
-        <w:rPr>
-          <w:rFonts w:ascii="Arial" w:hAnsi="Arial" w:cs="Arial"/>
-          <w:sz w:val="20"/>
-        </w:rPr>
-        <w:t xml:space="preserve">, </w:t>
-      </w:r>
-      <w:r>
-        <w:rPr>
-          <w:rStyle w:val="Strong"/>
-          <w:rFonts w:ascii="Arial" w:hAnsi="Arial" w:cs="Arial"/>
-          <w:sz w:val="20"/>
-        </w:rPr>
-        <w:t>Express</w:t>
-      </w:r>
-      <w:r>
-        <w:rPr>
-          <w:rFonts w:ascii="Arial" w:hAnsi="Arial" w:cs="Arial"/>
-          <w:sz w:val="20"/>
-        </w:rPr>
-        <w:t xml:space="preserve">, REST, </w:t>
-      </w:r>
-      <w:proofErr w:type="spellStart"/>
-      <w:r>
-        <w:rPr>
-          <w:rFonts w:ascii="Arial" w:hAnsi="Arial" w:cs="Arial"/>
-          <w:sz w:val="20"/>
-        </w:rPr>
-        <w:t>GraphQL</w:t>
-      </w:r>
-      <w:proofErr w:type="spellEnd"/>
-      <w:r>
-        <w:rPr>
-          <w:rFonts w:ascii="Arial" w:hAnsi="Arial" w:cs="Arial"/>
-          <w:sz w:val="20"/>
-        </w:rPr>
-        <w:t xml:space="preserve">, </w:t>
-      </w:r>
-      <w:proofErr w:type="spellStart"/>
-      <w:r>
-        <w:rPr>
-          <w:rFonts w:ascii="Arial" w:hAnsi="Arial" w:cs="Arial"/>
-          <w:sz w:val="20"/>
+          <w:b w:val="0"/>
+          <w:sz w:val="18"/>
         </w:rPr>
         <w:t>WebSockets</w:t>
       </w:r>
       <w:proofErr w:type="spellEnd"/>
       <w:r>
         <w:rPr>
-          <w:rFonts w:ascii="Arial" w:hAnsi="Arial" w:cs="Arial"/>
-          <w:sz w:val="20"/>
+          <w:rStyle w:val="Strong"/>
+          <w:rFonts w:ascii="Arial" w:hAnsi="Arial" w:cs="Arial"/>
+          <w:b w:val="0"/>
+          <w:sz w:val="18"/>
         </w:rPr>
         <w:t xml:space="preserve">, background jobs, caching strategies, </w:t>
       </w:r>
       <w:proofErr w:type="spellStart"/>
       <w:r>
         <w:rPr>
-          <w:rFonts w:ascii="Arial" w:hAnsi="Arial" w:cs="Arial"/>
-          <w:sz w:val="20"/>
+          <w:rStyle w:val="Strong"/>
+          <w:rFonts w:ascii="Arial" w:hAnsi="Arial" w:cs="Arial"/>
+          <w:b w:val="0"/>
+          <w:sz w:val="18"/>
         </w:rPr>
         <w:t>idempotency</w:t>
       </w:r>
       <w:proofErr w:type="spellEnd"/>
       <w:r>
         <w:rPr>
-          <w:rFonts w:ascii="Arial" w:hAnsi="Arial" w:cs="Arial"/>
-          <w:sz w:val="20"/>
+          <w:rStyle w:val="Strong"/>
+          <w:rFonts w:ascii="Arial" w:hAnsi="Arial" w:cs="Arial"/>
+          <w:b w:val="0"/>
+          <w:sz w:val="18"/>
         </w:rPr>
         <w:t xml:space="preserve">, API versioning, </w:t>
       </w:r>
       <w:proofErr w:type="spellStart"/>
       <w:r>
         <w:rPr>
-          <w:rFonts w:ascii="Arial" w:hAnsi="Arial" w:cs="Arial"/>
-          <w:sz w:val="20"/>
+          <w:rStyle w:val="Strong"/>
+          <w:rFonts w:ascii="Arial" w:hAnsi="Arial" w:cs="Arial"/>
+          <w:b w:val="0"/>
+          <w:sz w:val="18"/>
         </w:rPr>
         <w:t>webhooks</w:t>
       </w:r>
       <w:proofErr w:type="spellEnd"/>
       <w:r>
         <w:rPr>
-          <w:rFonts w:ascii="Arial" w:hAnsi="Arial" w:cs="Arial"/>
-          <w:sz w:val="20"/>
+          <w:rStyle w:val="Strong"/>
+          <w:rFonts w:ascii="Arial" w:hAnsi="Arial" w:cs="Arial"/>
+          <w:b w:val="0"/>
+          <w:sz w:val="18"/>
         </w:rPr>
         <w:t>, file/media handling (S3-style workflows)</w:t>
       </w:r>
@@ -816,183 +817,170 @@
         </w:numPr>
         <w:jc w:val="both"/>
         <w:rPr>
-          <w:rFonts w:ascii="Arial" w:hAnsi="Arial" w:cs="Arial"/>
-          <w:sz w:val="20"/>
-        </w:rPr>
-      </w:pPr>
-      <w:r>
-        <w:rPr>
-          <w:rStyle w:val="Strong"/>
-          <w:rFonts w:ascii="Arial" w:hAnsi="Arial" w:cs="Arial"/>
-          <w:sz w:val="20"/>
-        </w:rPr>
-        <w:t>Data, Messaging &amp; Search</w:t>
-      </w:r>
-      <w:r>
-        <w:rPr>
-          <w:rFonts w:ascii="Arial" w:hAnsi="Arial" w:cs="Arial"/>
-          <w:sz w:val="20"/>
-        </w:rPr>
-        <w:t xml:space="preserve"> — Relational: </w:t>
-      </w:r>
-      <w:proofErr w:type="spellStart"/>
-      <w:r>
-        <w:rPr>
-          <w:rStyle w:val="Strong"/>
-          <w:rFonts w:ascii="Arial" w:hAnsi="Arial" w:cs="Arial"/>
-          <w:sz w:val="20"/>
+          <w:rStyle w:val="Strong"/>
+          <w:rFonts w:ascii="Arial" w:hAnsi="Arial" w:cs="Arial"/>
+          <w:b w:val="0"/>
+          <w:sz w:val="18"/>
+        </w:rPr>
+      </w:pPr>
+      <w:r>
+        <w:rPr>
+          <w:rStyle w:val="Strong"/>
+          <w:rFonts w:ascii="Arial" w:hAnsi="Arial" w:cs="Arial"/>
+          <w:sz w:val="18"/>
+        </w:rPr>
+        <w:t xml:space="preserve">Data, Messaging &amp; Search — </w:t>
+      </w:r>
+      <w:r>
+        <w:rPr>
+          <w:rStyle w:val="Strong"/>
+          <w:rFonts w:ascii="Arial" w:hAnsi="Arial" w:cs="Arial"/>
+          <w:sz w:val="18"/>
+        </w:rPr>
+        <w:t>Relational</w:t>
+      </w:r>
+      <w:r>
+        <w:rPr>
+          <w:rStyle w:val="Strong"/>
+          <w:rFonts w:ascii="Arial" w:hAnsi="Arial" w:cs="Arial"/>
+          <w:b w:val="0"/>
+          <w:sz w:val="18"/>
+        </w:rPr>
+        <w:t xml:space="preserve">: </w:t>
+      </w:r>
+      <w:proofErr w:type="spellStart"/>
+      <w:r>
+        <w:rPr>
+          <w:rStyle w:val="Strong"/>
+          <w:rFonts w:ascii="Arial" w:hAnsi="Arial" w:cs="Arial"/>
+          <w:b w:val="0"/>
+          <w:sz w:val="18"/>
         </w:rPr>
         <w:t>PostgreSQL</w:t>
       </w:r>
       <w:proofErr w:type="spellEnd"/>
       <w:r>
         <w:rPr>
-          <w:rFonts w:ascii="Arial" w:hAnsi="Arial" w:cs="Arial"/>
-          <w:sz w:val="20"/>
+          <w:rStyle w:val="Strong"/>
+          <w:rFonts w:ascii="Arial" w:hAnsi="Arial" w:cs="Arial"/>
+          <w:b w:val="0"/>
+          <w:sz w:val="18"/>
+        </w:rPr>
+        <w:t xml:space="preserve">, MySQL, SQL Server • </w:t>
+      </w:r>
+      <w:proofErr w:type="spellStart"/>
+      <w:r>
+        <w:rPr>
+          <w:rStyle w:val="Strong"/>
+          <w:rFonts w:ascii="Arial" w:hAnsi="Arial" w:cs="Arial"/>
+          <w:sz w:val="18"/>
+        </w:rPr>
+        <w:t>NoSQL</w:t>
+      </w:r>
+      <w:proofErr w:type="spellEnd"/>
+      <w:r>
+        <w:rPr>
+          <w:rStyle w:val="Strong"/>
+          <w:rFonts w:ascii="Arial" w:hAnsi="Arial" w:cs="Arial"/>
+          <w:b w:val="0"/>
+          <w:sz w:val="18"/>
+        </w:rPr>
+        <w:t xml:space="preserve">: </w:t>
+      </w:r>
+      <w:proofErr w:type="spellStart"/>
+      <w:r>
+        <w:rPr>
+          <w:rStyle w:val="Strong"/>
+          <w:rFonts w:ascii="Arial" w:hAnsi="Arial" w:cs="Arial"/>
+          <w:b w:val="0"/>
+          <w:sz w:val="18"/>
+        </w:rPr>
+        <w:t>Redis</w:t>
+      </w:r>
+      <w:proofErr w:type="spellEnd"/>
+      <w:r>
+        <w:rPr>
+          <w:rStyle w:val="Strong"/>
+          <w:rFonts w:ascii="Arial" w:hAnsi="Arial" w:cs="Arial"/>
+          <w:b w:val="0"/>
+          <w:sz w:val="18"/>
         </w:rPr>
         <w:t xml:space="preserve">, </w:t>
       </w:r>
-      <w:r>
-        <w:rPr>
-          <w:rStyle w:val="Strong"/>
-          <w:rFonts w:ascii="Arial" w:hAnsi="Arial" w:cs="Arial"/>
-          <w:sz w:val="20"/>
-        </w:rPr>
-        <w:t>MySQL</w:t>
-      </w:r>
-      <w:r>
-        <w:rPr>
-          <w:rFonts w:ascii="Arial" w:hAnsi="Arial" w:cs="Arial"/>
-          <w:sz w:val="20"/>
+      <w:proofErr w:type="spellStart"/>
+      <w:r>
+        <w:rPr>
+          <w:rStyle w:val="Strong"/>
+          <w:rFonts w:ascii="Arial" w:hAnsi="Arial" w:cs="Arial"/>
+          <w:b w:val="0"/>
+          <w:sz w:val="18"/>
+        </w:rPr>
+        <w:t>MongoDB</w:t>
+      </w:r>
+      <w:proofErr w:type="spellEnd"/>
+      <w:r>
+        <w:rPr>
+          <w:rStyle w:val="Strong"/>
+          <w:rFonts w:ascii="Arial" w:hAnsi="Arial" w:cs="Arial"/>
+          <w:b w:val="0"/>
+          <w:sz w:val="18"/>
         </w:rPr>
         <w:t xml:space="preserve">, </w:t>
       </w:r>
-      <w:r>
-        <w:rPr>
-          <w:rStyle w:val="Strong"/>
-          <w:rFonts w:ascii="Arial" w:hAnsi="Arial" w:cs="Arial"/>
-          <w:sz w:val="20"/>
-        </w:rPr>
-        <w:t>SQL Server</w:t>
-      </w:r>
-      <w:r>
-        <w:rPr>
-          <w:rFonts w:ascii="Arial" w:hAnsi="Arial" w:cs="Arial"/>
-          <w:sz w:val="20"/>
+      <w:proofErr w:type="spellStart"/>
+      <w:r>
+        <w:rPr>
+          <w:rStyle w:val="Strong"/>
+          <w:rFonts w:ascii="Arial" w:hAnsi="Arial" w:cs="Arial"/>
+          <w:b w:val="0"/>
+          <w:sz w:val="18"/>
+        </w:rPr>
+        <w:t>DynamoDB</w:t>
+      </w:r>
+      <w:proofErr w:type="spellEnd"/>
+      <w:r>
+        <w:rPr>
+          <w:rStyle w:val="Strong"/>
+          <w:rFonts w:ascii="Arial" w:hAnsi="Arial" w:cs="Arial"/>
+          <w:b w:val="0"/>
+          <w:sz w:val="18"/>
         </w:rPr>
         <w:t xml:space="preserve"> • </w:t>
       </w:r>
-      <w:proofErr w:type="spellStart"/>
-      <w:r>
-        <w:rPr>
-          <w:rFonts w:ascii="Arial" w:hAnsi="Arial" w:cs="Arial"/>
-          <w:sz w:val="20"/>
-        </w:rPr>
-        <w:t>NoSQL</w:t>
-      </w:r>
-      <w:proofErr w:type="spellEnd"/>
-      <w:r>
-        <w:rPr>
-          <w:rFonts w:ascii="Arial" w:hAnsi="Arial" w:cs="Arial"/>
-          <w:sz w:val="20"/>
-        </w:rPr>
-        <w:t xml:space="preserve">: </w:t>
-      </w:r>
-      <w:proofErr w:type="spellStart"/>
-      <w:r>
-        <w:rPr>
-          <w:rStyle w:val="Strong"/>
-          <w:rFonts w:ascii="Arial" w:hAnsi="Arial" w:cs="Arial"/>
-          <w:sz w:val="20"/>
-        </w:rPr>
-        <w:t>Redis</w:t>
-      </w:r>
-      <w:proofErr w:type="spellEnd"/>
-      <w:r>
-        <w:rPr>
-          <w:rFonts w:ascii="Arial" w:hAnsi="Arial" w:cs="Arial"/>
-          <w:sz w:val="20"/>
-        </w:rPr>
-        <w:t xml:space="preserve">, </w:t>
-      </w:r>
-      <w:proofErr w:type="spellStart"/>
-      <w:r>
-        <w:rPr>
-          <w:rStyle w:val="Strong"/>
-          <w:rFonts w:ascii="Arial" w:hAnsi="Arial" w:cs="Arial"/>
-          <w:sz w:val="20"/>
-        </w:rPr>
-        <w:t>MongoDB</w:t>
-      </w:r>
-      <w:proofErr w:type="spellEnd"/>
-      <w:r>
-        <w:rPr>
-          <w:rFonts w:ascii="Arial" w:hAnsi="Arial" w:cs="Arial"/>
-          <w:sz w:val="20"/>
-        </w:rPr>
-        <w:t xml:space="preserve">, </w:t>
-      </w:r>
-      <w:proofErr w:type="spellStart"/>
-      <w:r>
-        <w:rPr>
-          <w:rStyle w:val="Strong"/>
-          <w:rFonts w:ascii="Arial" w:hAnsi="Arial" w:cs="Arial"/>
-          <w:sz w:val="20"/>
-        </w:rPr>
-        <w:t>DynamoDB</w:t>
-      </w:r>
-      <w:proofErr w:type="spellEnd"/>
-      <w:r>
-        <w:rPr>
-          <w:rFonts w:ascii="Arial" w:hAnsi="Arial" w:cs="Arial"/>
-          <w:sz w:val="20"/>
-        </w:rPr>
-        <w:t xml:space="preserve"> • Queues/streams: </w:t>
-      </w:r>
-      <w:r>
-        <w:rPr>
-          <w:rStyle w:val="Strong"/>
-          <w:rFonts w:ascii="Arial" w:hAnsi="Arial" w:cs="Arial"/>
-          <w:sz w:val="20"/>
-        </w:rPr>
-        <w:t>AWS SQS/SNS</w:t>
-      </w:r>
-      <w:r>
-        <w:rPr>
-          <w:rFonts w:ascii="Arial" w:hAnsi="Arial" w:cs="Arial"/>
-          <w:sz w:val="20"/>
-        </w:rPr>
-        <w:t xml:space="preserve">, </w:t>
-      </w:r>
-      <w:r>
-        <w:rPr>
-          <w:rStyle w:val="Strong"/>
-          <w:rFonts w:ascii="Arial" w:hAnsi="Arial" w:cs="Arial"/>
-          <w:sz w:val="20"/>
-        </w:rPr>
-        <w:t>Kafka</w:t>
-      </w:r>
-      <w:r>
-        <w:rPr>
-          <w:rFonts w:ascii="Arial" w:hAnsi="Arial" w:cs="Arial"/>
-          <w:sz w:val="20"/>
-        </w:rPr>
-        <w:t xml:space="preserve">, </w:t>
-      </w:r>
-      <w:proofErr w:type="spellStart"/>
-      <w:r>
-        <w:rPr>
-          <w:rStyle w:val="Strong"/>
-          <w:rFonts w:ascii="Arial" w:hAnsi="Arial" w:cs="Arial"/>
-          <w:sz w:val="20"/>
+      <w:r>
+        <w:rPr>
+          <w:rStyle w:val="Strong"/>
+          <w:rFonts w:ascii="Arial" w:hAnsi="Arial" w:cs="Arial"/>
+          <w:sz w:val="18"/>
+        </w:rPr>
+        <w:t>Queues/streams</w:t>
+      </w:r>
+      <w:r>
+        <w:rPr>
+          <w:rStyle w:val="Strong"/>
+          <w:rFonts w:ascii="Arial" w:hAnsi="Arial" w:cs="Arial"/>
+          <w:b w:val="0"/>
+          <w:sz w:val="18"/>
+        </w:rPr>
+        <w:t xml:space="preserve">: AWS SQS/SNS, Kafka, </w:t>
+      </w:r>
+      <w:proofErr w:type="spellStart"/>
+      <w:r>
+        <w:rPr>
+          <w:rStyle w:val="Strong"/>
+          <w:rFonts w:ascii="Arial" w:hAnsi="Arial" w:cs="Arial"/>
+          <w:b w:val="0"/>
+          <w:sz w:val="18"/>
         </w:rPr>
         <w:t>RabbitMQ</w:t>
       </w:r>
       <w:proofErr w:type="spellEnd"/>
       <w:r>
         <w:rPr>
-          <w:rFonts w:ascii="Arial" w:hAnsi="Arial" w:cs="Arial"/>
-          <w:sz w:val="20"/>
+          <w:rStyle w:val="Strong"/>
+          <w:rFonts w:ascii="Arial" w:hAnsi="Arial" w:cs="Arial"/>
+          <w:b w:val="0"/>
+          <w:sz w:val="18"/>
         </w:rPr>
         <w:t xml:space="preserve"> • Search: </w:t>
       </w:r>
@@ -1001,54 +989,45 @@
         <w:rPr>
           <w:rStyle w:val="Strong"/>
           <w:rFonts w:ascii="Arial" w:hAnsi="Arial" w:cs="Arial"/>
-          <w:sz w:val="20"/>
+          <w:b w:val="0"/>
+          <w:sz w:val="18"/>
         </w:rPr>
         <w:t>Elasticsearch</w:t>
       </w:r>
       <w:proofErr w:type="spellEnd"/>
       <w:r>
         <w:rPr>
-          <w:rFonts w:ascii="Arial" w:hAnsi="Arial" w:cs="Arial"/>
-          <w:sz w:val="20"/>
-        </w:rPr>
-        <w:t xml:space="preserve">, </w:t>
-      </w:r>
-      <w:r>
-        <w:rPr>
-          <w:rStyle w:val="Strong"/>
-          <w:rFonts w:ascii="Arial" w:hAnsi="Arial" w:cs="Arial"/>
-          <w:sz w:val="20"/>
-        </w:rPr>
-        <w:t>OpenSearch</w:t>
-      </w:r>
-      <w:r>
-        <w:rPr>
-          <w:rFonts w:ascii="Arial" w:hAnsi="Arial" w:cs="Arial"/>
-          <w:sz w:val="20"/>
-        </w:rPr>
-        <w:t xml:space="preserve"> • Analytics: </w:t>
-      </w:r>
-      <w:r>
-        <w:rPr>
-          <w:rStyle w:val="Strong"/>
-          <w:rFonts w:ascii="Arial" w:hAnsi="Arial" w:cs="Arial"/>
-          <w:sz w:val="20"/>
-        </w:rPr>
-        <w:t>Redshift</w:t>
-      </w:r>
-      <w:r>
-        <w:rPr>
-          <w:rFonts w:ascii="Arial" w:hAnsi="Arial" w:cs="Arial"/>
-          <w:sz w:val="20"/>
-        </w:rPr>
-        <w:t xml:space="preserve">, </w:t>
-      </w:r>
-      <w:proofErr w:type="spellStart"/>
-      <w:r>
-        <w:rPr>
-          <w:rStyle w:val="Strong"/>
-          <w:rFonts w:ascii="Arial" w:hAnsi="Arial" w:cs="Arial"/>
-          <w:sz w:val="20"/>
+          <w:rStyle w:val="Strong"/>
+          <w:rFonts w:ascii="Arial" w:hAnsi="Arial" w:cs="Arial"/>
+          <w:b w:val="0"/>
+          <w:sz w:val="18"/>
+        </w:rPr>
+        <w:t xml:space="preserve">, OpenSearch • </w:t>
+      </w:r>
+      <w:r>
+        <w:rPr>
+          <w:rStyle w:val="Strong"/>
+          <w:rFonts w:ascii="Arial" w:hAnsi="Arial" w:cs="Arial"/>
+          <w:sz w:val="18"/>
+        </w:rPr>
+        <w:t>Analytics</w:t>
+      </w:r>
+      <w:r>
+        <w:rPr>
+          <w:rStyle w:val="Strong"/>
+          <w:rFonts w:ascii="Arial" w:hAnsi="Arial" w:cs="Arial"/>
+          <w:b w:val="0"/>
+          <w:sz w:val="18"/>
+        </w:rPr>
+        <w:t xml:space="preserve">: Redshift, </w:t>
+      </w:r>
+      <w:proofErr w:type="spellStart"/>
+      <w:r>
+        <w:rPr>
+          <w:rStyle w:val="Strong"/>
+          <w:rFonts w:ascii="Arial" w:hAnsi="Arial" w:cs="Arial"/>
+          <w:b w:val="0"/>
+          <w:sz w:val="18"/>
         </w:rPr>
         <w:t>BigQuery</w:t>
       </w:r>
@@ -1063,15 +1042,17 @@
         </w:numPr>
         <w:jc w:val="both"/>
         <w:rPr>
-          <w:rFonts w:ascii="Arial" w:hAnsi="Arial" w:cs="Arial"/>
-          <w:sz w:val="20"/>
-        </w:rPr>
-      </w:pPr>
-      <w:r>
-        <w:rPr>
-          <w:rStyle w:val="Strong"/>
-          <w:rFonts w:ascii="Arial" w:hAnsi="Arial" w:cs="Arial"/>
-          <w:sz w:val="20"/>
+          <w:rStyle w:val="Strong"/>
+          <w:rFonts w:ascii="Arial" w:hAnsi="Arial" w:cs="Arial"/>
+          <w:b w:val="0"/>
+          <w:sz w:val="18"/>
+        </w:rPr>
+      </w:pPr>
+      <w:r>
+        <w:rPr>
+          <w:rStyle w:val="Strong"/>
+          <w:rFonts w:ascii="Arial" w:hAnsi="Arial" w:cs="Arial"/>
+          <w:sz w:val="18"/>
         </w:rPr>
         <w:t xml:space="preserve">Cloud &amp; </w:t>
       </w:r>
@@ -1080,15 +1061,16 @@
         <w:rPr>
           <w:rStyle w:val="Strong"/>
           <w:rFonts w:ascii="Arial" w:hAnsi="Arial" w:cs="Arial"/>
-          <w:sz w:val="20"/>
+          <w:sz w:val="18"/>
         </w:rPr>
         <w:t>DevOps</w:t>
       </w:r>
       <w:proofErr w:type="spellEnd"/>
       <w:r>
         <w:rPr>
-          <w:rFonts w:ascii="Arial" w:hAnsi="Arial" w:cs="Arial"/>
-          <w:sz w:val="20"/>
+          <w:rStyle w:val="Strong"/>
+          <w:rFonts w:ascii="Arial" w:hAnsi="Arial" w:cs="Arial"/>
+          <w:sz w:val="18"/>
         </w:rPr>
         <w:t xml:space="preserve"> — </w:t>
       </w:r>
@@ -1096,16 +1078,144 @@
         <w:rPr>
           <w:rStyle w:val="Strong"/>
           <w:rFonts w:ascii="Arial" w:hAnsi="Arial" w:cs="Arial"/>
-          <w:sz w:val="20"/>
-        </w:rPr>
-        <w:t xml:space="preserve">AWS (primary): EKS, ECS, EC2, Lambda, API Gateway, S3, </w:t>
-      </w:r>
-      <w:proofErr w:type="spellStart"/>
-      <w:r>
-        <w:rPr>
-          <w:rStyle w:val="Strong"/>
-          <w:rFonts w:ascii="Arial" w:hAnsi="Arial" w:cs="Arial"/>
-          <w:sz w:val="20"/>
+          <w:sz w:val="18"/>
+        </w:rPr>
+        <w:t>AWS</w:t>
+      </w:r>
+      <w:r>
+        <w:rPr>
+          <w:rStyle w:val="Strong"/>
+          <w:rFonts w:ascii="Arial" w:hAnsi="Arial" w:cs="Arial"/>
+          <w:b w:val="0"/>
+          <w:sz w:val="18"/>
+        </w:rPr>
+        <w:t xml:space="preserve">: </w:t>
+      </w:r>
+      <w:proofErr w:type="spellStart"/>
+      <w:r>
+        <w:rPr>
+          <w:rStyle w:val="Strong"/>
+          <w:rFonts w:ascii="Arial" w:hAnsi="Arial" w:cs="Arial"/>
+          <w:b w:val="0"/>
+          <w:sz w:val="18"/>
+        </w:rPr>
+        <w:t>Docker</w:t>
+      </w:r>
+      <w:proofErr w:type="spellEnd"/>
+      <w:r>
+        <w:rPr>
+          <w:rStyle w:val="Strong"/>
+          <w:rFonts w:ascii="Arial" w:hAnsi="Arial" w:cs="Arial"/>
+          <w:b w:val="0"/>
+          <w:sz w:val="18"/>
+        </w:rPr>
+        <w:t xml:space="preserve">, </w:t>
+      </w:r>
+      <w:proofErr w:type="spellStart"/>
+      <w:r>
+        <w:rPr>
+          <w:rStyle w:val="Strong"/>
+          <w:rFonts w:ascii="Arial" w:hAnsi="Arial" w:cs="Arial"/>
+          <w:b w:val="0"/>
+          <w:sz w:val="18"/>
+        </w:rPr>
+        <w:t>Kubernetes</w:t>
+      </w:r>
+      <w:proofErr w:type="spellEnd"/>
+      <w:r>
+        <w:rPr>
+          <w:rStyle w:val="Strong"/>
+          <w:rFonts w:ascii="Arial" w:hAnsi="Arial" w:cs="Arial"/>
+          <w:b w:val="0"/>
+          <w:sz w:val="18"/>
+        </w:rPr>
+        <w:t xml:space="preserve">, Helm, Argo CD, </w:t>
+      </w:r>
+      <w:proofErr w:type="spellStart"/>
+      <w:r>
+        <w:rPr>
+          <w:rStyle w:val="Strong"/>
+          <w:rFonts w:ascii="Arial" w:hAnsi="Arial" w:cs="Arial"/>
+          <w:b w:val="0"/>
+          <w:sz w:val="18"/>
+        </w:rPr>
+        <w:t>GitOps</w:t>
+      </w:r>
+      <w:proofErr w:type="spellEnd"/>
+      <w:r>
+        <w:rPr>
+          <w:rStyle w:val="Strong"/>
+          <w:rFonts w:ascii="Arial" w:hAnsi="Arial" w:cs="Arial"/>
+          <w:b w:val="0"/>
+          <w:sz w:val="18"/>
+        </w:rPr>
+        <w:t xml:space="preserve">, </w:t>
+      </w:r>
+      <w:proofErr w:type="spellStart"/>
+      <w:r>
+        <w:rPr>
+          <w:rStyle w:val="Strong"/>
+          <w:rFonts w:ascii="Arial" w:hAnsi="Arial" w:cs="Arial"/>
+          <w:b w:val="0"/>
+          <w:sz w:val="18"/>
+        </w:rPr>
+        <w:t>Terraform</w:t>
+      </w:r>
+      <w:proofErr w:type="spellEnd"/>
+      <w:r>
+        <w:rPr>
+          <w:rStyle w:val="Strong"/>
+          <w:rFonts w:ascii="Arial" w:hAnsi="Arial" w:cs="Arial"/>
+          <w:b w:val="0"/>
+          <w:sz w:val="18"/>
+        </w:rPr>
+        <w:t xml:space="preserve">, </w:t>
+      </w:r>
+      <w:proofErr w:type="spellStart"/>
+      <w:r>
+        <w:rPr>
+          <w:rStyle w:val="Strong"/>
+          <w:rFonts w:ascii="Arial" w:hAnsi="Arial" w:cs="Arial"/>
+          <w:b w:val="0"/>
+          <w:sz w:val="18"/>
+        </w:rPr>
+        <w:t>CloudFormation</w:t>
+      </w:r>
+      <w:proofErr w:type="spellEnd"/>
+      <w:r>
+        <w:rPr>
+          <w:rStyle w:val="Strong"/>
+          <w:rFonts w:ascii="Arial" w:hAnsi="Arial" w:cs="Arial"/>
+          <w:b w:val="0"/>
+          <w:sz w:val="18"/>
+        </w:rPr>
+        <w:t xml:space="preserve"> </w:t>
+      </w:r>
+      <w:r>
+        <w:rPr>
+          <w:rStyle w:val="Strong"/>
+          <w:rFonts w:ascii="Arial" w:hAnsi="Arial" w:cs="Arial"/>
+          <w:b w:val="0"/>
+          <w:sz w:val="18"/>
+        </w:rPr>
+        <w:t xml:space="preserve">• </w:t>
+      </w:r>
+      <w:r>
+        <w:rPr>
+          <w:rStyle w:val="Strong"/>
+          <w:rFonts w:ascii="Arial" w:hAnsi="Arial" w:cs="Arial"/>
+          <w:b w:val="0"/>
+          <w:sz w:val="18"/>
+        </w:rPr>
+        <w:t xml:space="preserve">EKS, ECS, EC2, Lambda, API Gateway, S3, </w:t>
+      </w:r>
+      <w:proofErr w:type="spellStart"/>
+      <w:r>
+        <w:rPr>
+          <w:rStyle w:val="Strong"/>
+          <w:rFonts w:ascii="Arial" w:hAnsi="Arial" w:cs="Arial"/>
+          <w:b w:val="0"/>
+          <w:sz w:val="18"/>
         </w:rPr>
         <w:t>CloudFront</w:t>
       </w:r>
@@ -1114,7 +1224,8 @@
         <w:rPr>
           <w:rStyle w:val="Strong"/>
           <w:rFonts w:ascii="Arial" w:hAnsi="Arial" w:cs="Arial"/>
-          <w:sz w:val="20"/>
+          <w:b w:val="0"/>
+          <w:sz w:val="18"/>
         </w:rPr>
         <w:t xml:space="preserve">, RDS, </w:t>
       </w:r>
@@ -1123,7 +1234,8 @@
         <w:rPr>
           <w:rStyle w:val="Strong"/>
           <w:rFonts w:ascii="Arial" w:hAnsi="Arial" w:cs="Arial"/>
-          <w:sz w:val="20"/>
+          <w:b w:val="0"/>
+          <w:sz w:val="18"/>
         </w:rPr>
         <w:t>DynamoDB</w:t>
       </w:r>
@@ -1132,7 +1244,8 @@
         <w:rPr>
           <w:rStyle w:val="Strong"/>
           <w:rFonts w:ascii="Arial" w:hAnsi="Arial" w:cs="Arial"/>
-          <w:sz w:val="20"/>
+          <w:b w:val="0"/>
+          <w:sz w:val="18"/>
         </w:rPr>
         <w:t xml:space="preserve">, </w:t>
       </w:r>
@@ -1141,7 +1254,8 @@
         <w:rPr>
           <w:rStyle w:val="Strong"/>
           <w:rFonts w:ascii="Arial" w:hAnsi="Arial" w:cs="Arial"/>
-          <w:sz w:val="20"/>
+          <w:b w:val="0"/>
+          <w:sz w:val="18"/>
         </w:rPr>
         <w:t>ElastiCache</w:t>
       </w:r>
@@ -1150,7 +1264,8 @@
         <w:rPr>
           <w:rStyle w:val="Strong"/>
           <w:rFonts w:ascii="Arial" w:hAnsi="Arial" w:cs="Arial"/>
-          <w:sz w:val="20"/>
+          <w:b w:val="0"/>
+          <w:sz w:val="18"/>
         </w:rPr>
         <w:t xml:space="preserve">, </w:t>
       </w:r>
@@ -1159,7 +1274,8 @@
         <w:rPr>
           <w:rStyle w:val="Strong"/>
           <w:rFonts w:ascii="Arial" w:hAnsi="Arial" w:cs="Arial"/>
-          <w:sz w:val="20"/>
+          <w:b w:val="0"/>
+          <w:sz w:val="18"/>
         </w:rPr>
         <w:t>EventBridge</w:t>
       </w:r>
@@ -1168,71 +1284,157 @@
         <w:rPr>
           <w:rStyle w:val="Strong"/>
           <w:rFonts w:ascii="Arial" w:hAnsi="Arial" w:cs="Arial"/>
-          <w:sz w:val="20"/>
-        </w:rPr>
-        <w:t>, Step Functions, IAM</w:t>
-      </w:r>
-      <w:r>
-        <w:rPr>
-          <w:rFonts w:ascii="Arial" w:hAnsi="Arial" w:cs="Arial"/>
-          <w:sz w:val="20"/>
-        </w:rPr>
-        <w:t xml:space="preserve"> • Azure: </w:t>
-      </w:r>
-      <w:r>
-        <w:rPr>
-          <w:rStyle w:val="Strong"/>
-          <w:rFonts w:ascii="Arial" w:hAnsi="Arial" w:cs="Arial"/>
-          <w:sz w:val="20"/>
-        </w:rPr>
-        <w:t>AKS, App Service, Azure SQL, Service Bus, Key Vault, Application Insights</w:t>
-      </w:r>
-      <w:r>
-        <w:rPr>
-          <w:rFonts w:ascii="Arial" w:hAnsi="Arial" w:cs="Arial"/>
-          <w:sz w:val="20"/>
-        </w:rPr>
-        <w:t xml:space="preserve"> • GCP: </w:t>
-      </w:r>
-      <w:r>
-        <w:rPr>
-          <w:rStyle w:val="Strong"/>
-          <w:rFonts w:ascii="Arial" w:hAnsi="Arial" w:cs="Arial"/>
-          <w:sz w:val="20"/>
-        </w:rPr>
-        <w:t xml:space="preserve">GKE, Cloud Run, Pub/Sub, Cloud Storage, </w:t>
-      </w:r>
-      <w:proofErr w:type="spellStart"/>
-      <w:r>
-        <w:rPr>
-          <w:rStyle w:val="Strong"/>
-          <w:rFonts w:ascii="Arial" w:hAnsi="Arial" w:cs="Arial"/>
-          <w:sz w:val="20"/>
+          <w:b w:val="0"/>
+          <w:sz w:val="18"/>
+        </w:rPr>
+        <w:t xml:space="preserve">, Step Functions, IAM • </w:t>
+      </w:r>
+      <w:r>
+        <w:rPr>
+          <w:rStyle w:val="Strong"/>
+          <w:rFonts w:ascii="Arial" w:hAnsi="Arial" w:cs="Arial"/>
+          <w:sz w:val="18"/>
+        </w:rPr>
+        <w:t>Azure</w:t>
+      </w:r>
+      <w:r>
+        <w:rPr>
+          <w:rStyle w:val="Strong"/>
+          <w:rFonts w:ascii="Arial" w:hAnsi="Arial" w:cs="Arial"/>
+          <w:b w:val="0"/>
+          <w:sz w:val="18"/>
+        </w:rPr>
+        <w:t xml:space="preserve">: AKS, App Service, Azure SQL, Service Bus, Key Vault, Application Insights • </w:t>
+      </w:r>
+      <w:r>
+        <w:rPr>
+          <w:rStyle w:val="Strong"/>
+          <w:rFonts w:ascii="Arial" w:hAnsi="Arial" w:cs="Arial"/>
+          <w:sz w:val="18"/>
+        </w:rPr>
+        <w:t>GCP</w:t>
+      </w:r>
+      <w:r>
+        <w:rPr>
+          <w:rStyle w:val="Strong"/>
+          <w:rFonts w:ascii="Arial" w:hAnsi="Arial" w:cs="Arial"/>
+          <w:b w:val="0"/>
+          <w:sz w:val="18"/>
+        </w:rPr>
+        <w:t>: GKE, Cloud Run, Pu</w:t>
+      </w:r>
+      <w:r>
+        <w:rPr>
+          <w:rStyle w:val="Strong"/>
+          <w:rFonts w:ascii="Arial" w:hAnsi="Arial" w:cs="Arial"/>
+          <w:b w:val="0"/>
+          <w:sz w:val="18"/>
+        </w:rPr>
+        <w:t xml:space="preserve">b/Sub, Cloud Storage, </w:t>
+      </w:r>
+      <w:proofErr w:type="spellStart"/>
+      <w:r>
+        <w:rPr>
+          <w:rStyle w:val="Strong"/>
+          <w:rFonts w:ascii="Arial" w:hAnsi="Arial" w:cs="Arial"/>
+          <w:b w:val="0"/>
+          <w:sz w:val="18"/>
         </w:rPr>
         <w:t>BigQuery</w:t>
       </w:r>
       <w:proofErr w:type="spellEnd"/>
       <w:r>
         <w:rPr>
-          <w:rFonts w:ascii="Arial" w:hAnsi="Arial" w:cs="Arial"/>
-          <w:sz w:val="20"/>
-        </w:rPr>
-        <w:t xml:space="preserve"> • </w:t>
-      </w:r>
-      <w:proofErr w:type="spellStart"/>
-      <w:r>
-        <w:rPr>
-          <w:rStyle w:val="Strong"/>
-          <w:rFonts w:ascii="Arial" w:hAnsi="Arial" w:cs="Arial"/>
-          <w:sz w:val="20"/>
-        </w:rPr>
-        <w:t>Docker</w:t>
-      </w:r>
-      <w:proofErr w:type="spellEnd"/>
-      <w:r>
-        <w:rPr>
-          <w:rFonts w:ascii="Arial" w:hAnsi="Arial" w:cs="Arial"/>
-          <w:sz w:val="20"/>
+          <w:rStyle w:val="Strong"/>
+          <w:rFonts w:ascii="Arial" w:hAnsi="Arial" w:cs="Arial"/>
+          <w:b w:val="0"/>
+          <w:sz w:val="18"/>
+        </w:rPr>
+        <w:t xml:space="preserve"> </w:t>
+      </w:r>
+      <w:r>
+        <w:rPr>
+          <w:rStyle w:val="Strong"/>
+          <w:rFonts w:ascii="Arial" w:hAnsi="Arial" w:cs="Arial"/>
+          <w:b w:val="0"/>
+          <w:sz w:val="18"/>
+        </w:rPr>
+        <w:t xml:space="preserve">• </w:t>
+      </w:r>
+      <w:r>
+        <w:rPr>
+          <w:rStyle w:val="Strong"/>
+          <w:rFonts w:ascii="Arial" w:hAnsi="Arial" w:cs="Arial"/>
+          <w:sz w:val="18"/>
+        </w:rPr>
+        <w:t>CI/CD</w:t>
+      </w:r>
+      <w:r>
+        <w:rPr>
+          <w:rStyle w:val="Strong"/>
+          <w:rFonts w:ascii="Arial" w:hAnsi="Arial" w:cs="Arial"/>
+          <w:b w:val="0"/>
+          <w:sz w:val="18"/>
+        </w:rPr>
+        <w:t xml:space="preserve">: </w:t>
+      </w:r>
+      <w:proofErr w:type="spellStart"/>
+      <w:r>
+        <w:rPr>
+          <w:rStyle w:val="Strong"/>
+          <w:rFonts w:ascii="Arial" w:hAnsi="Arial" w:cs="Arial"/>
+          <w:b w:val="0"/>
+          <w:sz w:val="18"/>
+        </w:rPr>
+        <w:t>GitHub</w:t>
+      </w:r>
+      <w:proofErr w:type="spellEnd"/>
+      <w:r>
+        <w:rPr>
+          <w:rStyle w:val="Strong"/>
+          <w:rFonts w:ascii="Arial" w:hAnsi="Arial" w:cs="Arial"/>
+          <w:b w:val="0"/>
+          <w:sz w:val="18"/>
+        </w:rPr>
+        <w:t xml:space="preserve"> Actions, </w:t>
+      </w:r>
+      <w:proofErr w:type="spellStart"/>
+      <w:r>
+        <w:rPr>
+          <w:rStyle w:val="Strong"/>
+          <w:rFonts w:ascii="Arial" w:hAnsi="Arial" w:cs="Arial"/>
+          <w:b w:val="0"/>
+          <w:sz w:val="18"/>
+        </w:rPr>
+        <w:t>GitLab</w:t>
+      </w:r>
+      <w:proofErr w:type="spellEnd"/>
+      <w:r>
+        <w:rPr>
+          <w:rStyle w:val="Strong"/>
+          <w:rFonts w:ascii="Arial" w:hAnsi="Arial" w:cs="Arial"/>
+          <w:b w:val="0"/>
+          <w:sz w:val="18"/>
+        </w:rPr>
+        <w:t xml:space="preserve"> CI, Jenkins, Azure </w:t>
+      </w:r>
+      <w:proofErr w:type="spellStart"/>
+      <w:r>
+        <w:rPr>
+          <w:rStyle w:val="Strong"/>
+          <w:rFonts w:ascii="Arial" w:hAnsi="Arial" w:cs="Arial"/>
+          <w:b w:val="0"/>
+          <w:sz w:val="18"/>
+        </w:rPr>
+        <w:t>DevOps</w:t>
+      </w:r>
+      <w:proofErr w:type="spellEnd"/>
+      <w:r>
+        <w:rPr>
+          <w:rStyle w:val="Strong"/>
+          <w:rFonts w:ascii="Arial" w:hAnsi="Arial" w:cs="Arial"/>
+          <w:b w:val="0"/>
+          <w:sz w:val="18"/>
         </w:rPr>
         <w:t xml:space="preserve">, </w:t>
       </w:r>
@@ -1241,195 +1443,8 @@
         <w:rPr>
           <w:rStyle w:val="Strong"/>
           <w:rFonts w:ascii="Arial" w:hAnsi="Arial" w:cs="Arial"/>
-          <w:sz w:val="20"/>
-        </w:rPr>
-        <w:t>Kubernetes</w:t>
-      </w:r>
-      <w:proofErr w:type="spellEnd"/>
-      <w:r>
-        <w:rPr>
-          <w:rFonts w:ascii="Arial" w:hAnsi="Arial" w:cs="Arial"/>
-          <w:sz w:val="20"/>
-        </w:rPr>
-        <w:t xml:space="preserve">, </w:t>
-      </w:r>
-      <w:r>
-        <w:rPr>
-          <w:rStyle w:val="Strong"/>
-          <w:rFonts w:ascii="Arial" w:hAnsi="Arial" w:cs="Arial"/>
-          <w:sz w:val="20"/>
-        </w:rPr>
-        <w:t>Helm</w:t>
-      </w:r>
-      <w:r>
-        <w:rPr>
-          <w:rFonts w:ascii="Arial" w:hAnsi="Arial" w:cs="Arial"/>
-          <w:sz w:val="20"/>
-        </w:rPr>
-        <w:t xml:space="preserve">, </w:t>
-      </w:r>
-      <w:r>
-        <w:rPr>
-          <w:rStyle w:val="Strong"/>
-          <w:rFonts w:ascii="Arial" w:hAnsi="Arial" w:cs="Arial"/>
-          <w:sz w:val="20"/>
-        </w:rPr>
-        <w:t>Argo CD</w:t>
-      </w:r>
-      <w:r>
-        <w:rPr>
-          <w:rFonts w:ascii="Arial" w:hAnsi="Arial" w:cs="Arial"/>
-          <w:sz w:val="20"/>
-        </w:rPr>
-        <w:t xml:space="preserve">, </w:t>
-      </w:r>
-      <w:proofErr w:type="spellStart"/>
-      <w:r>
-        <w:rPr>
-          <w:rStyle w:val="Strong"/>
-          <w:rFonts w:ascii="Arial" w:hAnsi="Arial" w:cs="Arial"/>
-          <w:sz w:val="20"/>
-        </w:rPr>
-        <w:t>GitOps</w:t>
-      </w:r>
-      <w:proofErr w:type="spellEnd"/>
-      <w:r>
-        <w:rPr>
-          <w:rFonts w:ascii="Arial" w:hAnsi="Arial" w:cs="Arial"/>
-          <w:sz w:val="20"/>
-        </w:rPr>
-        <w:t xml:space="preserve">, </w:t>
-      </w:r>
-      <w:proofErr w:type="spellStart"/>
-      <w:r>
-        <w:rPr>
-          <w:rStyle w:val="Strong"/>
-          <w:rFonts w:ascii="Arial" w:hAnsi="Arial" w:cs="Arial"/>
-          <w:sz w:val="20"/>
-        </w:rPr>
-        <w:t>Terraform</w:t>
-      </w:r>
-      <w:proofErr w:type="spellEnd"/>
-      <w:r>
-        <w:rPr>
-          <w:rFonts w:ascii="Arial" w:hAnsi="Arial" w:cs="Arial"/>
-          <w:sz w:val="20"/>
-        </w:rPr>
-        <w:t xml:space="preserve">, </w:t>
-      </w:r>
-      <w:proofErr w:type="spellStart"/>
-      <w:r>
-        <w:rPr>
-          <w:rStyle w:val="Strong"/>
-          <w:rFonts w:ascii="Arial" w:hAnsi="Arial" w:cs="Arial"/>
-          <w:sz w:val="20"/>
-        </w:rPr>
-        <w:t>CloudFormation</w:t>
-      </w:r>
-      <w:proofErr w:type="spellEnd"/>
-      <w:r>
-        <w:rPr>
-          <w:rFonts w:ascii="Arial" w:hAnsi="Arial" w:cs="Arial"/>
-          <w:sz w:val="20"/>
-        </w:rPr>
-        <w:t xml:space="preserve"> • CI/CD: </w:t>
-      </w:r>
-      <w:proofErr w:type="spellStart"/>
-      <w:r>
-        <w:rPr>
-          <w:rStyle w:val="Strong"/>
-          <w:rFonts w:ascii="Arial" w:hAnsi="Arial" w:cs="Arial"/>
-          <w:sz w:val="20"/>
-        </w:rPr>
-        <w:t>GitHub</w:t>
-      </w:r>
-      <w:proofErr w:type="spellEnd"/>
-      <w:r>
-        <w:rPr>
-          <w:rStyle w:val="Strong"/>
-          <w:rFonts w:ascii="Arial" w:hAnsi="Arial" w:cs="Arial"/>
-          <w:sz w:val="20"/>
-        </w:rPr>
-        <w:t xml:space="preserve"> Actions</w:t>
-      </w:r>
-      <w:r>
-        <w:rPr>
-          <w:rFonts w:ascii="Arial" w:hAnsi="Arial" w:cs="Arial"/>
-          <w:sz w:val="20"/>
-        </w:rPr>
-        <w:t xml:space="preserve">, </w:t>
-      </w:r>
-      <w:proofErr w:type="spellStart"/>
-      <w:r>
-        <w:rPr>
-          <w:rStyle w:val="Strong"/>
-          <w:rFonts w:ascii="Arial" w:hAnsi="Arial" w:cs="Arial"/>
-          <w:sz w:val="20"/>
-        </w:rPr>
-        <w:t>GitLab</w:t>
-      </w:r>
-      <w:proofErr w:type="spellEnd"/>
-      <w:r>
-        <w:rPr>
-          <w:rStyle w:val="Strong"/>
-          <w:rFonts w:ascii="Arial" w:hAnsi="Arial" w:cs="Arial"/>
-          <w:sz w:val="20"/>
-        </w:rPr>
-        <w:t xml:space="preserve"> CI</w:t>
-      </w:r>
-      <w:r>
-        <w:rPr>
-          <w:rFonts w:ascii="Arial" w:hAnsi="Arial" w:cs="Arial"/>
-          <w:sz w:val="20"/>
-        </w:rPr>
-        <w:t xml:space="preserve">, </w:t>
-      </w:r>
-      <w:r>
-        <w:rPr>
-          <w:rStyle w:val="Strong"/>
-          <w:rFonts w:ascii="Arial" w:hAnsi="Arial" w:cs="Arial"/>
-          <w:sz w:val="20"/>
-        </w:rPr>
-        <w:t>Jenkins</w:t>
-      </w:r>
-      <w:r>
-        <w:rPr>
-          <w:rFonts w:ascii="Arial" w:hAnsi="Arial" w:cs="Arial"/>
-          <w:sz w:val="20"/>
-        </w:rPr>
-        <w:t xml:space="preserve">, </w:t>
-      </w:r>
-      <w:r>
-        <w:rPr>
-          <w:rStyle w:val="Strong"/>
-          <w:rFonts w:ascii="Arial" w:hAnsi="Arial" w:cs="Arial"/>
-          <w:sz w:val="20"/>
-        </w:rPr>
-        <w:t xml:space="preserve">Azure </w:t>
-      </w:r>
-      <w:proofErr w:type="spellStart"/>
-      <w:r>
-        <w:rPr>
-          <w:rStyle w:val="Strong"/>
-          <w:rFonts w:ascii="Arial" w:hAnsi="Arial" w:cs="Arial"/>
-          <w:sz w:val="20"/>
-        </w:rPr>
-        <w:t>DevOps</w:t>
-      </w:r>
-      <w:proofErr w:type="spellEnd"/>
-      <w:r>
-        <w:rPr>
-          <w:rFonts w:ascii="Arial" w:hAnsi="Arial" w:cs="Arial"/>
-          <w:sz w:val="20"/>
-        </w:rPr>
-        <w:t xml:space="preserve">, </w:t>
-      </w:r>
-      <w:proofErr w:type="spellStart"/>
-      <w:r>
-        <w:rPr>
-          <w:rStyle w:val="Strong"/>
-          <w:rFonts w:ascii="Arial" w:hAnsi="Arial" w:cs="Arial"/>
-          <w:sz w:val="20"/>
+          <w:b w:val="0"/>
+          <w:sz w:val="18"/>
         </w:rPr>
         <w:t>CircleCI</w:t>
       </w:r>
@@ -1445,15 +1460,16 @@
         <w:jc w:val="both"/>
         <w:rPr>
           <w:rFonts w:ascii="Arial" w:hAnsi="Arial" w:cs="Arial"/>
-          <w:sz w:val="20"/>
-        </w:rPr>
-      </w:pPr>
-      <w:proofErr w:type="spellStart"/>
-      <w:r>
-        <w:rPr>
-          <w:rStyle w:val="Strong"/>
-          <w:rFonts w:ascii="Arial" w:hAnsi="Arial" w:cs="Arial"/>
-          <w:sz w:val="20"/>
+          <w:b/>
+          <w:sz w:val="18"/>
+        </w:rPr>
+      </w:pPr>
+      <w:proofErr w:type="spellStart"/>
+      <w:r>
+        <w:rPr>
+          <w:rStyle w:val="Strong"/>
+          <w:rFonts w:ascii="Arial" w:hAnsi="Arial" w:cs="Arial"/>
+          <w:sz w:val="18"/>
         </w:rPr>
         <w:t>Observability</w:t>
       </w:r>
@@ -1462,31 +1478,27 @@
         <w:rPr>
           <w:rStyle w:val="Strong"/>
           <w:rFonts w:ascii="Arial" w:hAnsi="Arial" w:cs="Arial"/>
-          <w:sz w:val="20"/>
-        </w:rPr>
-        <w:t>, Quality &amp; Security</w:t>
-      </w:r>
-      <w:r>
-        <w:rPr>
-          <w:rFonts w:ascii="Arial" w:hAnsi="Arial" w:cs="Arial"/>
-          <w:sz w:val="20"/>
-        </w:rPr>
-        <w:t xml:space="preserve"> — </w:t>
-      </w:r>
-      <w:proofErr w:type="spellStart"/>
-      <w:r>
-        <w:rPr>
-          <w:rStyle w:val="Strong"/>
-          <w:rFonts w:ascii="Arial" w:hAnsi="Arial" w:cs="Arial"/>
-          <w:sz w:val="20"/>
+          <w:sz w:val="18"/>
+        </w:rPr>
+        <w:t xml:space="preserve">, Quality &amp; Security — </w:t>
+      </w:r>
+      <w:proofErr w:type="spellStart"/>
+      <w:r>
+        <w:rPr>
+          <w:rStyle w:val="Strong"/>
+          <w:rFonts w:ascii="Arial" w:hAnsi="Arial" w:cs="Arial"/>
+          <w:b w:val="0"/>
+          <w:sz w:val="18"/>
         </w:rPr>
         <w:t>OpenTelemetry</w:t>
       </w:r>
       <w:proofErr w:type="spellEnd"/>
       <w:r>
         <w:rPr>
-          <w:rFonts w:ascii="Arial" w:hAnsi="Arial" w:cs="Arial"/>
-          <w:sz w:val="20"/>
+          <w:rStyle w:val="Strong"/>
+          <w:rFonts w:ascii="Arial" w:hAnsi="Arial" w:cs="Arial"/>
+          <w:b w:val="0"/>
+          <w:sz w:val="18"/>
         </w:rPr>
         <w:t xml:space="preserve">, </w:t>
       </w:r>
@@ -1495,208 +1507,102 @@
         <w:rPr>
           <w:rStyle w:val="Strong"/>
           <w:rFonts w:ascii="Arial" w:hAnsi="Arial" w:cs="Arial"/>
-          <w:sz w:val="20"/>
+          <w:b w:val="0"/>
+          <w:sz w:val="18"/>
         </w:rPr>
         <w:t>Datadog</w:t>
       </w:r>
       <w:proofErr w:type="spellEnd"/>
       <w:r>
         <w:rPr>
-          <w:rFonts w:ascii="Arial" w:hAnsi="Arial" w:cs="Arial"/>
-          <w:sz w:val="20"/>
-        </w:rPr>
-        <w:t xml:space="preserve">, </w:t>
-      </w:r>
-      <w:r>
-        <w:rPr>
-          <w:rStyle w:val="Strong"/>
-          <w:rFonts w:ascii="Arial" w:hAnsi="Arial" w:cs="Arial"/>
-          <w:sz w:val="20"/>
-        </w:rPr>
-        <w:t>Prometheus</w:t>
-      </w:r>
-      <w:r>
-        <w:rPr>
-          <w:rFonts w:ascii="Arial" w:hAnsi="Arial" w:cs="Arial"/>
-          <w:sz w:val="20"/>
-        </w:rPr>
-        <w:t xml:space="preserve">, </w:t>
-      </w:r>
-      <w:proofErr w:type="spellStart"/>
-      <w:r>
-        <w:rPr>
-          <w:rStyle w:val="Strong"/>
-          <w:rFonts w:ascii="Arial" w:hAnsi="Arial" w:cs="Arial"/>
-          <w:sz w:val="20"/>
+          <w:rStyle w:val="Strong"/>
+          <w:rFonts w:ascii="Arial" w:hAnsi="Arial" w:cs="Arial"/>
+          <w:b w:val="0"/>
+          <w:sz w:val="18"/>
+        </w:rPr>
+        <w:t xml:space="preserve">, Prometheus, </w:t>
+      </w:r>
+      <w:proofErr w:type="spellStart"/>
+      <w:r>
+        <w:rPr>
+          <w:rStyle w:val="Strong"/>
+          <w:rFonts w:ascii="Arial" w:hAnsi="Arial" w:cs="Arial"/>
+          <w:b w:val="0"/>
+          <w:sz w:val="18"/>
         </w:rPr>
         <w:t>Grafana</w:t>
       </w:r>
       <w:proofErr w:type="spellEnd"/>
       <w:r>
         <w:rPr>
-          <w:rFonts w:ascii="Arial" w:hAnsi="Arial" w:cs="Arial"/>
-          <w:sz w:val="20"/>
-        </w:rPr>
-        <w:t xml:space="preserve">, </w:t>
-      </w:r>
-      <w:r>
-        <w:rPr>
-          <w:rStyle w:val="Strong"/>
-          <w:rFonts w:ascii="Arial" w:hAnsi="Arial" w:cs="Arial"/>
-          <w:sz w:val="20"/>
-        </w:rPr>
-        <w:t>ELK/EFK</w:t>
-      </w:r>
-      <w:r>
-        <w:rPr>
-          <w:rFonts w:ascii="Arial" w:hAnsi="Arial" w:cs="Arial"/>
-          <w:sz w:val="20"/>
-        </w:rPr>
-        <w:t xml:space="preserve">, </w:t>
-      </w:r>
-      <w:proofErr w:type="spellStart"/>
-      <w:r>
-        <w:rPr>
-          <w:rStyle w:val="Strong"/>
-          <w:rFonts w:ascii="Arial" w:hAnsi="Arial" w:cs="Arial"/>
-          <w:sz w:val="20"/>
+          <w:rStyle w:val="Strong"/>
+          <w:rFonts w:ascii="Arial" w:hAnsi="Arial" w:cs="Arial"/>
+          <w:b w:val="0"/>
+          <w:sz w:val="18"/>
+        </w:rPr>
+        <w:t xml:space="preserve">, ELK/EFK, </w:t>
+      </w:r>
+      <w:proofErr w:type="spellStart"/>
+      <w:r>
+        <w:rPr>
+          <w:rStyle w:val="Strong"/>
+          <w:rFonts w:ascii="Arial" w:hAnsi="Arial" w:cs="Arial"/>
+          <w:b w:val="0"/>
+          <w:sz w:val="18"/>
         </w:rPr>
         <w:t>CloudWatch</w:t>
       </w:r>
       <w:proofErr w:type="spellEnd"/>
       <w:r>
         <w:rPr>
-          <w:rFonts w:ascii="Arial" w:hAnsi="Arial" w:cs="Arial"/>
-          <w:sz w:val="20"/>
-        </w:rPr>
-        <w:t xml:space="preserve">, structured logging • Testing: </w:t>
-      </w:r>
-      <w:r>
-        <w:rPr>
-          <w:rStyle w:val="Strong"/>
-          <w:rFonts w:ascii="Arial" w:hAnsi="Arial" w:cs="Arial"/>
-          <w:sz w:val="20"/>
-        </w:rPr>
-        <w:t>Jest</w:t>
-      </w:r>
-      <w:r>
-        <w:rPr>
-          <w:rFonts w:ascii="Arial" w:hAnsi="Arial" w:cs="Arial"/>
-          <w:sz w:val="20"/>
-        </w:rPr>
-        <w:t xml:space="preserve">, </w:t>
-      </w:r>
-      <w:r>
-        <w:rPr>
-          <w:rStyle w:val="Strong"/>
-          <w:rFonts w:ascii="Arial" w:hAnsi="Arial" w:cs="Arial"/>
-          <w:sz w:val="20"/>
-        </w:rPr>
-        <w:t>Mocha</w:t>
-      </w:r>
-      <w:r>
-        <w:rPr>
-          <w:rFonts w:ascii="Arial" w:hAnsi="Arial" w:cs="Arial"/>
-          <w:sz w:val="20"/>
-        </w:rPr>
-        <w:t xml:space="preserve">, </w:t>
-      </w:r>
-      <w:r>
-        <w:rPr>
-          <w:rStyle w:val="Strong"/>
-          <w:rFonts w:ascii="Arial" w:hAnsi="Arial" w:cs="Arial"/>
-          <w:sz w:val="20"/>
-        </w:rPr>
-        <w:t>Chai</w:t>
-      </w:r>
-      <w:r>
-        <w:rPr>
-          <w:rFonts w:ascii="Arial" w:hAnsi="Arial" w:cs="Arial"/>
-          <w:sz w:val="20"/>
-        </w:rPr>
-        <w:t xml:space="preserve">, </w:t>
-      </w:r>
-      <w:r>
-        <w:rPr>
-          <w:rStyle w:val="Strong"/>
-          <w:rFonts w:ascii="Arial" w:hAnsi="Arial" w:cs="Arial"/>
-          <w:sz w:val="20"/>
-        </w:rPr>
-        <w:t>React Testing Library</w:t>
-      </w:r>
-      <w:r>
-        <w:rPr>
-          <w:rFonts w:ascii="Arial" w:hAnsi="Arial" w:cs="Arial"/>
-          <w:sz w:val="20"/>
-        </w:rPr>
-        <w:t xml:space="preserve">, </w:t>
-      </w:r>
-      <w:r>
-        <w:rPr>
-          <w:rStyle w:val="Strong"/>
-          <w:rFonts w:ascii="Arial" w:hAnsi="Arial" w:cs="Arial"/>
-          <w:sz w:val="20"/>
-        </w:rPr>
-        <w:t>Cypress</w:t>
-      </w:r>
-      <w:r>
-        <w:rPr>
-          <w:rFonts w:ascii="Arial" w:hAnsi="Arial" w:cs="Arial"/>
-          <w:sz w:val="20"/>
-        </w:rPr>
-        <w:t xml:space="preserve">, </w:t>
-      </w:r>
-      <w:r>
-        <w:rPr>
-          <w:rStyle w:val="Strong"/>
-          <w:rFonts w:ascii="Arial" w:hAnsi="Arial" w:cs="Arial"/>
-          <w:sz w:val="20"/>
-        </w:rPr>
-        <w:t>Playwright</w:t>
-      </w:r>
-      <w:r>
-        <w:rPr>
-          <w:rFonts w:ascii="Arial" w:hAnsi="Arial" w:cs="Arial"/>
-          <w:sz w:val="20"/>
-        </w:rPr>
-        <w:t xml:space="preserve">, </w:t>
-      </w:r>
-      <w:r>
-        <w:rPr>
-          <w:rStyle w:val="Strong"/>
-          <w:rFonts w:ascii="Arial" w:hAnsi="Arial" w:cs="Arial"/>
-          <w:sz w:val="20"/>
-        </w:rPr>
-        <w:t>API contract tests (Pact-style)</w:t>
-      </w:r>
-      <w:r>
-        <w:rPr>
-          <w:rFonts w:ascii="Arial" w:hAnsi="Arial" w:cs="Arial"/>
-          <w:sz w:val="20"/>
-        </w:rPr>
-        <w:t xml:space="preserve"> • Security: </w:t>
-      </w:r>
-      <w:r>
-        <w:rPr>
-          <w:rStyle w:val="Strong"/>
-          <w:rFonts w:ascii="Arial" w:hAnsi="Arial" w:cs="Arial"/>
-          <w:sz w:val="20"/>
-        </w:rPr>
-        <w:t>OAuth2</w:t>
-      </w:r>
-      <w:r>
-        <w:rPr>
-          <w:rFonts w:ascii="Arial" w:hAnsi="Arial" w:cs="Arial"/>
-          <w:sz w:val="20"/>
-        </w:rPr>
-        <w:t xml:space="preserve">, </w:t>
-      </w:r>
-      <w:proofErr w:type="spellStart"/>
-      <w:r>
-        <w:rPr>
-          <w:rStyle w:val="Strong"/>
-          <w:rFonts w:ascii="Arial" w:hAnsi="Arial" w:cs="Arial"/>
-          <w:sz w:val="20"/>
+          <w:rStyle w:val="Strong"/>
+          <w:rFonts w:ascii="Arial" w:hAnsi="Arial" w:cs="Arial"/>
+          <w:b w:val="0"/>
+          <w:sz w:val="18"/>
+        </w:rPr>
+        <w:t xml:space="preserve">, structured logging • </w:t>
+      </w:r>
+      <w:r>
+        <w:rPr>
+          <w:rStyle w:val="Strong"/>
+          <w:rFonts w:ascii="Arial" w:hAnsi="Arial" w:cs="Arial"/>
+          <w:sz w:val="18"/>
+        </w:rPr>
+        <w:t>Testing</w:t>
+      </w:r>
+      <w:r>
+        <w:rPr>
+          <w:rStyle w:val="Strong"/>
+          <w:rFonts w:ascii="Arial" w:hAnsi="Arial" w:cs="Arial"/>
+          <w:b w:val="0"/>
+          <w:sz w:val="18"/>
+        </w:rPr>
+        <w:t xml:space="preserve">: Jest, Mocha, Chai, React Testing Library, Cypress, Playwright, API contract tests (Pact-style) • </w:t>
+      </w:r>
+      <w:r>
+        <w:rPr>
+          <w:rStyle w:val="Strong"/>
+          <w:rFonts w:ascii="Arial" w:hAnsi="Arial" w:cs="Arial"/>
+          <w:sz w:val="18"/>
+        </w:rPr>
+        <w:t>Security</w:t>
+      </w:r>
+      <w:r>
+        <w:rPr>
+          <w:rStyle w:val="Strong"/>
+          <w:rFonts w:ascii="Arial" w:hAnsi="Arial" w:cs="Arial"/>
+          <w:b w:val="0"/>
+          <w:sz w:val="18"/>
+        </w:rPr>
+        <w:t xml:space="preserve">: OAuth2, </w:t>
+      </w:r>
+      <w:proofErr w:type="spellStart"/>
+      <w:r>
+        <w:rPr>
+          <w:rStyle w:val="Strong"/>
+          <w:rFonts w:ascii="Arial" w:hAnsi="Arial" w:cs="Arial"/>
+          <w:b w:val="0"/>
+          <w:sz w:val="18"/>
         </w:rPr>
         <w:t>OpenID</w:t>
       </w:r>
@@ -1705,103 +1611,50 @@
         <w:rPr>
           <w:rStyle w:val="Strong"/>
           <w:rFonts w:ascii="Arial" w:hAnsi="Arial" w:cs="Arial"/>
-          <w:sz w:val="20"/>
-        </w:rPr>
-        <w:t xml:space="preserve"> Connect</w:t>
-      </w:r>
-      <w:r>
-        <w:rPr>
-          <w:rFonts w:ascii="Arial" w:hAnsi="Arial" w:cs="Arial"/>
-          <w:sz w:val="20"/>
-        </w:rPr>
-        <w:t xml:space="preserve">, </w:t>
-      </w:r>
-      <w:r>
-        <w:rPr>
-          <w:rStyle w:val="Strong"/>
-          <w:rFonts w:ascii="Arial" w:hAnsi="Arial" w:cs="Arial"/>
-          <w:sz w:val="20"/>
-        </w:rPr>
-        <w:t>JWT</w:t>
-      </w:r>
-      <w:r>
-        <w:rPr>
-          <w:rFonts w:ascii="Arial" w:hAnsi="Arial" w:cs="Arial"/>
-          <w:sz w:val="20"/>
-        </w:rPr>
-        <w:t xml:space="preserve">, </w:t>
-      </w:r>
-      <w:proofErr w:type="spellStart"/>
-      <w:r>
-        <w:rPr>
-          <w:rStyle w:val="Strong"/>
-          <w:rFonts w:ascii="Arial" w:hAnsi="Arial" w:cs="Arial"/>
-          <w:sz w:val="20"/>
+          <w:b w:val="0"/>
+          <w:sz w:val="18"/>
+        </w:rPr>
+        <w:t xml:space="preserve"> Connect, JWT, </w:t>
+      </w:r>
+      <w:proofErr w:type="spellStart"/>
+      <w:r>
+        <w:rPr>
+          <w:rStyle w:val="Strong"/>
+          <w:rFonts w:ascii="Arial" w:hAnsi="Arial" w:cs="Arial"/>
+          <w:b w:val="0"/>
+          <w:sz w:val="18"/>
         </w:rPr>
         <w:t>Okta</w:t>
       </w:r>
       <w:proofErr w:type="spellEnd"/>
       <w:r>
         <w:rPr>
-          <w:rFonts w:ascii="Arial" w:hAnsi="Arial" w:cs="Arial"/>
-          <w:sz w:val="20"/>
-        </w:rPr>
-        <w:t xml:space="preserve">, </w:t>
-      </w:r>
-      <w:r>
-        <w:rPr>
-          <w:rStyle w:val="Strong"/>
-          <w:rFonts w:ascii="Arial" w:hAnsi="Arial" w:cs="Arial"/>
-          <w:sz w:val="20"/>
-        </w:rPr>
-        <w:t>Auth0</w:t>
-      </w:r>
-      <w:r>
-        <w:rPr>
-          <w:rFonts w:ascii="Arial" w:hAnsi="Arial" w:cs="Arial"/>
-          <w:sz w:val="20"/>
-        </w:rPr>
-        <w:t xml:space="preserve">, </w:t>
-      </w:r>
-      <w:r>
-        <w:rPr>
-          <w:rStyle w:val="Strong"/>
-          <w:rFonts w:ascii="Arial" w:hAnsi="Arial" w:cs="Arial"/>
-          <w:sz w:val="20"/>
-        </w:rPr>
-        <w:t xml:space="preserve">AWS </w:t>
-      </w:r>
-      <w:proofErr w:type="spellStart"/>
-      <w:r>
-        <w:rPr>
-          <w:rStyle w:val="Strong"/>
-          <w:rFonts w:ascii="Arial" w:hAnsi="Arial" w:cs="Arial"/>
-          <w:sz w:val="20"/>
+          <w:rStyle w:val="Strong"/>
+          <w:rFonts w:ascii="Arial" w:hAnsi="Arial" w:cs="Arial"/>
+          <w:b w:val="0"/>
+          <w:sz w:val="18"/>
+        </w:rPr>
+        <w:t xml:space="preserve">, Auth0, AWS </w:t>
+      </w:r>
+      <w:proofErr w:type="spellStart"/>
+      <w:r>
+        <w:rPr>
+          <w:rStyle w:val="Strong"/>
+          <w:rFonts w:ascii="Arial" w:hAnsi="Arial" w:cs="Arial"/>
+          <w:b w:val="0"/>
+          <w:sz w:val="18"/>
         </w:rPr>
         <w:t>Cognito</w:t>
       </w:r>
       <w:proofErr w:type="spellEnd"/>
       <w:r>
         <w:rPr>
-          <w:rFonts w:ascii="Arial" w:hAnsi="Arial" w:cs="Arial"/>
-          <w:sz w:val="20"/>
-        </w:rPr>
-        <w:t xml:space="preserve">, rate limiting, </w:t>
-      </w:r>
-      <w:r>
-        <w:rPr>
-          <w:rStyle w:val="Strong"/>
-          <w:rFonts w:ascii="Arial" w:hAnsi="Arial" w:cs="Arial"/>
-          <w:sz w:val="20"/>
-        </w:rPr>
-        <w:t>RBAC/ABAC</w:t>
-      </w:r>
-      <w:r>
-        <w:rPr>
-          <w:rFonts w:ascii="Arial" w:hAnsi="Arial" w:cs="Arial"/>
-          <w:sz w:val="20"/>
-        </w:rPr>
-        <w:t>, audit logging</w:t>
+          <w:rStyle w:val="Strong"/>
+          <w:rFonts w:ascii="Arial" w:hAnsi="Arial" w:cs="Arial"/>
+          <w:b w:val="0"/>
+          <w:sz w:val="18"/>
+        </w:rPr>
+        <w:t>, rate limiting, RBAC/ABAC, audit logging</w:t>
       </w:r>
     </w:p>
     <w:p>
@@ -1878,14 +1731,14 @@
         <w:jc w:val="both"/>
         <w:rPr>
           <w:rFonts w:ascii="Arial" w:hAnsi="Arial" w:cs="Arial"/>
-          <w:sz w:val="20"/>
-          <w:szCs w:val="20"/>
-        </w:rPr>
-      </w:pPr>
-      <w:r>
-        <w:rPr>
-          <w:rFonts w:ascii="Arial" w:hAnsi="Arial" w:cs="Arial"/>
-          <w:sz w:val="20"/>
+          <w:sz w:val="18"/>
+          <w:szCs w:val="20"/>
+        </w:rPr>
+      </w:pPr>
+      <w:r>
+        <w:rPr>
+          <w:rFonts w:ascii="Arial" w:hAnsi="Arial" w:cs="Arial"/>
+          <w:sz w:val="18"/>
           <w:szCs w:val="20"/>
         </w:rPr>
         <w:t xml:space="preserve">Led a large-scale </w:t>
@@ -1894,7 +1747,7 @@
         <w:rPr>
           <w:rStyle w:val="Strong"/>
           <w:rFonts w:ascii="Arial" w:hAnsi="Arial" w:cs="Arial"/>
-          <w:sz w:val="20"/>
+          <w:sz w:val="18"/>
           <w:szCs w:val="20"/>
         </w:rPr>
         <w:t>Angular</w:t>
@@ -1902,7 +1755,7 @@
       <w:r>
         <w:rPr>
           <w:rFonts w:ascii="Arial" w:hAnsi="Arial" w:cs="Arial"/>
-          <w:sz w:val="20"/>
+          <w:sz w:val="18"/>
           <w:szCs w:val="20"/>
         </w:rPr>
         <w:t xml:space="preserve"> modernization, standardizing </w:t>
@@ -1912,7 +1765,7 @@
         <w:rPr>
           <w:rStyle w:val="Strong"/>
           <w:rFonts w:ascii="Arial" w:hAnsi="Arial" w:cs="Arial"/>
-          <w:sz w:val="20"/>
+          <w:sz w:val="18"/>
           <w:szCs w:val="20"/>
         </w:rPr>
         <w:t>TypeScript</w:t>
@@ -1921,7 +1774,7 @@
       <w:r>
         <w:rPr>
           <w:rFonts w:ascii="Arial" w:hAnsi="Arial" w:cs="Arial"/>
-          <w:sz w:val="20"/>
+          <w:sz w:val="18"/>
           <w:szCs w:val="20"/>
         </w:rPr>
         <w:t xml:space="preserve"> patterns, shared UI primitives, and resilient form behavior to reduce regressions across revenue-critical workflows.</w:t>
@@ -1937,14 +1790,14 @@
         <w:jc w:val="both"/>
         <w:rPr>
           <w:rFonts w:ascii="Arial" w:hAnsi="Arial" w:cs="Arial"/>
-          <w:sz w:val="20"/>
-          <w:szCs w:val="20"/>
-        </w:rPr>
-      </w:pPr>
-      <w:r>
-        <w:rPr>
-          <w:rFonts w:ascii="Arial" w:hAnsi="Arial" w:cs="Arial"/>
-          <w:sz w:val="20"/>
+          <w:sz w:val="18"/>
+          <w:szCs w:val="20"/>
+        </w:rPr>
+      </w:pPr>
+      <w:r>
+        <w:rPr>
+          <w:rFonts w:ascii="Arial" w:hAnsi="Arial" w:cs="Arial"/>
+          <w:sz w:val="18"/>
           <w:szCs w:val="20"/>
         </w:rPr>
         <w:t xml:space="preserve">Designed predictable state and </w:t>
@@ -1953,7 +1806,7 @@
       <w:r>
         <w:rPr>
           <w:rFonts w:ascii="Arial" w:hAnsi="Arial" w:cs="Arial"/>
-          <w:sz w:val="20"/>
+          <w:sz w:val="18"/>
           <w:szCs w:val="20"/>
         </w:rPr>
         <w:t>async</w:t>
@@ -1962,7 +1815,7 @@
       <w:r>
         <w:rPr>
           <w:rFonts w:ascii="Arial" w:hAnsi="Arial" w:cs="Arial"/>
-          <w:sz w:val="20"/>
+          <w:sz w:val="18"/>
           <w:szCs w:val="20"/>
         </w:rPr>
         <w:t xml:space="preserve"> orchestration with </w:t>
@@ -1972,7 +1825,7 @@
         <w:rPr>
           <w:rStyle w:val="Strong"/>
           <w:rFonts w:ascii="Arial" w:hAnsi="Arial" w:cs="Arial"/>
-          <w:sz w:val="20"/>
+          <w:sz w:val="18"/>
           <w:szCs w:val="20"/>
         </w:rPr>
         <w:t>RxJS</w:t>
@@ -1981,7 +1834,7 @@
       <w:r>
         <w:rPr>
           <w:rFonts w:ascii="Arial" w:hAnsi="Arial" w:cs="Arial"/>
-          <w:sz w:val="20"/>
+          <w:sz w:val="18"/>
           <w:szCs w:val="20"/>
         </w:rPr>
         <w:t xml:space="preserve"> and </w:t>
@@ -1991,7 +1844,7 @@
         <w:rPr>
           <w:rStyle w:val="Strong"/>
           <w:rFonts w:ascii="Arial" w:hAnsi="Arial" w:cs="Arial"/>
-          <w:sz w:val="20"/>
+          <w:sz w:val="18"/>
           <w:szCs w:val="20"/>
         </w:rPr>
         <w:t>NgRx</w:t>
@@ -2000,7 +1853,7 @@
       <w:r>
         <w:rPr>
           <w:rFonts w:ascii="Arial" w:hAnsi="Arial" w:cs="Arial"/>
-          <w:sz w:val="20"/>
+          <w:sz w:val="18"/>
           <w:szCs w:val="20"/>
         </w:rPr>
         <w:t xml:space="preserve">, improving </w:t>
@@ -2009,7 +1862,7 @@
       <w:r>
         <w:rPr>
           <w:rFonts w:ascii="Arial" w:hAnsi="Arial" w:cs="Arial"/>
-          <w:sz w:val="20"/>
+          <w:sz w:val="18"/>
           <w:szCs w:val="20"/>
         </w:rPr>
         <w:t>debuggability</w:t>
@@ -2018,7 +1871,7 @@
       <w:r>
         <w:rPr>
           <w:rFonts w:ascii="Arial" w:hAnsi="Arial" w:cs="Arial"/>
-          <w:sz w:val="20"/>
+          <w:sz w:val="18"/>
           <w:szCs w:val="20"/>
         </w:rPr>
         <w:t xml:space="preserve"> for complex user journeys under real production traffic.</w:t>
@@ -2034,14 +1887,14 @@
         <w:jc w:val="both"/>
         <w:rPr>
           <w:rFonts w:ascii="Arial" w:hAnsi="Arial" w:cs="Arial"/>
-          <w:sz w:val="20"/>
-          <w:szCs w:val="20"/>
-        </w:rPr>
-      </w:pPr>
-      <w:r>
-        <w:rPr>
-          <w:rFonts w:ascii="Arial" w:hAnsi="Arial" w:cs="Arial"/>
-          <w:sz w:val="20"/>
+          <w:sz w:val="18"/>
+          <w:szCs w:val="20"/>
+        </w:rPr>
+      </w:pPr>
+      <w:r>
+        <w:rPr>
+          <w:rFonts w:ascii="Arial" w:hAnsi="Arial" w:cs="Arial"/>
+          <w:sz w:val="18"/>
           <w:szCs w:val="20"/>
         </w:rPr>
         <w:t xml:space="preserve">Built and owned </w:t>
@@ -2050,7 +1903,7 @@
         <w:rPr>
           <w:rStyle w:val="Strong"/>
           <w:rFonts w:ascii="Arial" w:hAnsi="Arial" w:cs="Arial"/>
-          <w:sz w:val="20"/>
+          <w:sz w:val="18"/>
           <w:szCs w:val="20"/>
         </w:rPr>
         <w:t>Node.js</w:t>
@@ -2058,7 +1911,7 @@
       <w:r>
         <w:rPr>
           <w:rFonts w:ascii="Arial" w:hAnsi="Arial" w:cs="Arial"/>
-          <w:sz w:val="20"/>
+          <w:sz w:val="18"/>
           <w:szCs w:val="20"/>
         </w:rPr>
         <w:t xml:space="preserve"> services (primarily </w:t>
@@ -2068,7 +1921,7 @@
         <w:rPr>
           <w:rStyle w:val="Strong"/>
           <w:rFonts w:ascii="Arial" w:hAnsi="Arial" w:cs="Arial"/>
-          <w:sz w:val="20"/>
+          <w:sz w:val="18"/>
           <w:szCs w:val="20"/>
         </w:rPr>
         <w:t>NestJS</w:t>
@@ -2078,7 +1931,7 @@
         <w:rPr>
           <w:rStyle w:val="Strong"/>
           <w:rFonts w:ascii="Arial" w:hAnsi="Arial" w:cs="Arial"/>
-          <w:sz w:val="20"/>
+          <w:sz w:val="18"/>
           <w:szCs w:val="20"/>
         </w:rPr>
         <w:t>/Express</w:t>
@@ -2086,7 +1939,7 @@
       <w:r>
         <w:rPr>
           <w:rFonts w:ascii="Arial" w:hAnsi="Arial" w:cs="Arial"/>
-          <w:sz w:val="20"/>
+          <w:sz w:val="18"/>
           <w:szCs w:val="20"/>
         </w:rPr>
         <w:t xml:space="preserve">) with versioned </w:t>
@@ -2095,7 +1948,7 @@
         <w:rPr>
           <w:rStyle w:val="Strong"/>
           <w:rFonts w:ascii="Arial" w:hAnsi="Arial" w:cs="Arial"/>
-          <w:sz w:val="20"/>
+          <w:sz w:val="18"/>
           <w:szCs w:val="20"/>
         </w:rPr>
         <w:t>REST</w:t>
@@ -2103,7 +1956,7 @@
       <w:r>
         <w:rPr>
           <w:rFonts w:ascii="Arial" w:hAnsi="Arial" w:cs="Arial"/>
-          <w:sz w:val="20"/>
+          <w:sz w:val="18"/>
           <w:szCs w:val="20"/>
         </w:rPr>
         <w:t xml:space="preserve"> endpoints, consistent error contracts, and </w:t>
@@ -2112,7 +1965,7 @@
         <w:rPr>
           <w:rStyle w:val="Strong"/>
           <w:rFonts w:ascii="Arial" w:hAnsi="Arial" w:cs="Arial"/>
-          <w:sz w:val="20"/>
+          <w:sz w:val="18"/>
           <w:szCs w:val="20"/>
         </w:rPr>
         <w:t>idempotent</w:t>
@@ -2120,7 +1973,7 @@
       <w:r>
         <w:rPr>
           <w:rFonts w:ascii="Arial" w:hAnsi="Arial" w:cs="Arial"/>
-          <w:sz w:val="20"/>
+          <w:sz w:val="18"/>
           <w:szCs w:val="20"/>
         </w:rPr>
         <w:t xml:space="preserve"> writes for retry-safe operations.</w:t>
@@ -2136,14 +1989,14 @@
         <w:jc w:val="both"/>
         <w:rPr>
           <w:rFonts w:ascii="Arial" w:hAnsi="Arial" w:cs="Arial"/>
-          <w:sz w:val="20"/>
-          <w:szCs w:val="20"/>
-        </w:rPr>
-      </w:pPr>
-      <w:r>
-        <w:rPr>
-          <w:rFonts w:ascii="Arial" w:hAnsi="Arial" w:cs="Arial"/>
-          <w:sz w:val="20"/>
+          <w:sz w:val="18"/>
+          <w:szCs w:val="20"/>
+        </w:rPr>
+      </w:pPr>
+      <w:r>
+        <w:rPr>
+          <w:rFonts w:ascii="Arial" w:hAnsi="Arial" w:cs="Arial"/>
+          <w:sz w:val="18"/>
           <w:szCs w:val="20"/>
         </w:rPr>
         <w:t xml:space="preserve">Implemented </w:t>
@@ -2152,7 +2005,7 @@
         <w:rPr>
           <w:rStyle w:val="Strong"/>
           <w:rFonts w:ascii="Arial" w:hAnsi="Arial" w:cs="Arial"/>
-          <w:sz w:val="20"/>
+          <w:sz w:val="18"/>
           <w:szCs w:val="20"/>
         </w:rPr>
         <w:t xml:space="preserve">OAuth2 / </w:t>
@@ -2162,7 +2015,7 @@
         <w:rPr>
           <w:rStyle w:val="Strong"/>
           <w:rFonts w:ascii="Arial" w:hAnsi="Arial" w:cs="Arial"/>
-          <w:sz w:val="20"/>
+          <w:sz w:val="18"/>
           <w:szCs w:val="20"/>
         </w:rPr>
         <w:t>OpenID</w:t>
@@ -2172,7 +2025,7 @@
         <w:rPr>
           <w:rStyle w:val="Strong"/>
           <w:rFonts w:ascii="Arial" w:hAnsi="Arial" w:cs="Arial"/>
-          <w:sz w:val="20"/>
+          <w:sz w:val="18"/>
           <w:szCs w:val="20"/>
         </w:rPr>
         <w:t xml:space="preserve"> Connect</w:t>
@@ -2180,7 +2033,7 @@
       <w:r>
         <w:rPr>
           <w:rFonts w:ascii="Arial" w:hAnsi="Arial" w:cs="Arial"/>
-          <w:sz w:val="20"/>
+          <w:sz w:val="18"/>
           <w:szCs w:val="20"/>
         </w:rPr>
         <w:t xml:space="preserve"> authentication with </w:t>
@@ -2189,7 +2042,7 @@
         <w:rPr>
           <w:rStyle w:val="Strong"/>
           <w:rFonts w:ascii="Arial" w:hAnsi="Arial" w:cs="Arial"/>
-          <w:sz w:val="20"/>
+          <w:sz w:val="18"/>
           <w:szCs w:val="20"/>
         </w:rPr>
         <w:t>JWT</w:t>
@@ -2197,7 +2050,7 @@
       <w:r>
         <w:rPr>
           <w:rFonts w:ascii="Arial" w:hAnsi="Arial" w:cs="Arial"/>
-          <w:sz w:val="20"/>
+          <w:sz w:val="18"/>
           <w:szCs w:val="20"/>
         </w:rPr>
         <w:t xml:space="preserve"> and centralized authorization using </w:t>
@@ -2206,7 +2059,7 @@
         <w:rPr>
           <w:rStyle w:val="Strong"/>
           <w:rFonts w:ascii="Arial" w:hAnsi="Arial" w:cs="Arial"/>
-          <w:sz w:val="20"/>
+          <w:sz w:val="18"/>
           <w:szCs w:val="20"/>
         </w:rPr>
         <w:t>RBAC/ABAC</w:t>
@@ -2214,7 +2067,7 @@
       <w:r>
         <w:rPr>
           <w:rFonts w:ascii="Arial" w:hAnsi="Arial" w:cs="Arial"/>
-          <w:sz w:val="20"/>
+          <w:sz w:val="18"/>
           <w:szCs w:val="20"/>
         </w:rPr>
         <w:t>, aligning route guards with backend policy enforcement.</w:t>
@@ -2230,14 +2083,14 @@
         <w:jc w:val="both"/>
         <w:rPr>
           <w:rFonts w:ascii="Arial" w:hAnsi="Arial" w:cs="Arial"/>
-          <w:sz w:val="20"/>
-          <w:szCs w:val="20"/>
-        </w:rPr>
-      </w:pPr>
-      <w:r>
-        <w:rPr>
-          <w:rFonts w:ascii="Arial" w:hAnsi="Arial" w:cs="Arial"/>
-          <w:sz w:val="20"/>
+          <w:sz w:val="18"/>
+          <w:szCs w:val="20"/>
+        </w:rPr>
+      </w:pPr>
+      <w:r>
+        <w:rPr>
+          <w:rFonts w:ascii="Arial" w:hAnsi="Arial" w:cs="Arial"/>
+          <w:sz w:val="18"/>
           <w:szCs w:val="20"/>
         </w:rPr>
         <w:t xml:space="preserve">Orchestrated event-driven workflows using </w:t>
@@ -2246,7 +2099,7 @@
         <w:rPr>
           <w:rStyle w:val="Strong"/>
           <w:rFonts w:ascii="Arial" w:hAnsi="Arial" w:cs="Arial"/>
-          <w:sz w:val="20"/>
+          <w:sz w:val="18"/>
           <w:szCs w:val="20"/>
         </w:rPr>
         <w:t>AWS SQS/SNS</w:t>
@@ -2254,7 +2107,7 @@
       <w:r>
         <w:rPr>
           <w:rFonts w:ascii="Arial" w:hAnsi="Arial" w:cs="Arial"/>
-          <w:sz w:val="20"/>
+          <w:sz w:val="18"/>
           <w:szCs w:val="20"/>
         </w:rPr>
         <w:t xml:space="preserve">, </w:t>
@@ -2263,7 +2116,7 @@
         <w:rPr>
           <w:rStyle w:val="Strong"/>
           <w:rFonts w:ascii="Arial" w:hAnsi="Arial" w:cs="Arial"/>
-          <w:sz w:val="20"/>
+          <w:sz w:val="18"/>
           <w:szCs w:val="20"/>
         </w:rPr>
         <w:t>Kafka</w:t>
@@ -2271,7 +2124,7 @@
       <w:r>
         <w:rPr>
           <w:rFonts w:ascii="Arial" w:hAnsi="Arial" w:cs="Arial"/>
-          <w:sz w:val="20"/>
+          <w:sz w:val="18"/>
           <w:szCs w:val="20"/>
         </w:rPr>
         <w:t xml:space="preserve">, and </w:t>
@@ -2281,7 +2134,7 @@
         <w:rPr>
           <w:rStyle w:val="Strong"/>
           <w:rFonts w:ascii="Arial" w:hAnsi="Arial" w:cs="Arial"/>
-          <w:sz w:val="20"/>
+          <w:sz w:val="18"/>
           <w:szCs w:val="20"/>
         </w:rPr>
         <w:t>RabbitMQ</w:t>
@@ -2290,7 +2143,7 @@
       <w:r>
         <w:rPr>
           <w:rFonts w:ascii="Arial" w:hAnsi="Arial" w:cs="Arial"/>
-          <w:sz w:val="20"/>
+          <w:sz w:val="18"/>
           <w:szCs w:val="20"/>
         </w:rPr>
         <w:t>, adding retries, DLQs, and correlation IDs to ensure reliable background processing.</w:t>
@@ -2306,14 +2159,14 @@
         <w:jc w:val="both"/>
         <w:rPr>
           <w:rFonts w:ascii="Arial" w:hAnsi="Arial" w:cs="Arial"/>
-          <w:sz w:val="20"/>
-          <w:szCs w:val="20"/>
-        </w:rPr>
-      </w:pPr>
-      <w:r>
-        <w:rPr>
-          <w:rFonts w:ascii="Arial" w:hAnsi="Arial" w:cs="Arial"/>
-          <w:sz w:val="20"/>
+          <w:sz w:val="18"/>
+          <w:szCs w:val="20"/>
+        </w:rPr>
+      </w:pPr>
+      <w:r>
+        <w:rPr>
+          <w:rFonts w:ascii="Arial" w:hAnsi="Arial" w:cs="Arial"/>
+          <w:sz w:val="18"/>
           <w:szCs w:val="20"/>
         </w:rPr>
         <w:t xml:space="preserve">Improved search and retrieval experiences by indexing domain entities in </w:t>
@@ -2323,7 +2176,7 @@
         <w:rPr>
           <w:rStyle w:val="Strong"/>
           <w:rFonts w:ascii="Arial" w:hAnsi="Arial" w:cs="Arial"/>
-          <w:sz w:val="20"/>
+          <w:sz w:val="18"/>
           <w:szCs w:val="20"/>
         </w:rPr>
         <w:t>Elasticsearch</w:t>
@@ -2333,7 +2186,7 @@
         <w:rPr>
           <w:rStyle w:val="Strong"/>
           <w:rFonts w:ascii="Arial" w:hAnsi="Arial" w:cs="Arial"/>
-          <w:sz w:val="20"/>
+          <w:sz w:val="18"/>
           <w:szCs w:val="20"/>
         </w:rPr>
         <w:t>/OpenSearch</w:t>
@@ -2341,7 +2194,7 @@
       <w:r>
         <w:rPr>
           <w:rFonts w:ascii="Arial" w:hAnsi="Arial" w:cs="Arial"/>
-          <w:sz w:val="20"/>
+          <w:sz w:val="18"/>
           <w:szCs w:val="20"/>
         </w:rPr>
         <w:t xml:space="preserve"> and introducing stable query patterns for fast filtering and relevance tuning.</w:t>
@@ -2357,14 +2210,14 @@
         <w:jc w:val="both"/>
         <w:rPr>
           <w:rFonts w:ascii="Arial" w:hAnsi="Arial" w:cs="Arial"/>
-          <w:sz w:val="20"/>
-          <w:szCs w:val="20"/>
-        </w:rPr>
-      </w:pPr>
-      <w:r>
-        <w:rPr>
-          <w:rFonts w:ascii="Arial" w:hAnsi="Arial" w:cs="Arial"/>
-          <w:sz w:val="20"/>
+          <w:sz w:val="18"/>
+          <w:szCs w:val="20"/>
+        </w:rPr>
+      </w:pPr>
+      <w:r>
+        <w:rPr>
+          <w:rFonts w:ascii="Arial" w:hAnsi="Arial" w:cs="Arial"/>
+          <w:sz w:val="18"/>
           <w:szCs w:val="20"/>
         </w:rPr>
         <w:t xml:space="preserve">Optimized data access across </w:t>
@@ -2374,7 +2227,7 @@
         <w:rPr>
           <w:rStyle w:val="Strong"/>
           <w:rFonts w:ascii="Arial" w:hAnsi="Arial" w:cs="Arial"/>
-          <w:sz w:val="20"/>
+          <w:sz w:val="18"/>
           <w:szCs w:val="20"/>
         </w:rPr>
         <w:t>PostgreSQL</w:t>
@@ -2383,7 +2236,7 @@
       <w:r>
         <w:rPr>
           <w:rFonts w:ascii="Arial" w:hAnsi="Arial" w:cs="Arial"/>
-          <w:sz w:val="20"/>
+          <w:sz w:val="18"/>
           <w:szCs w:val="20"/>
         </w:rPr>
         <w:t xml:space="preserve">, </w:t>
@@ -2392,7 +2245,7 @@
         <w:rPr>
           <w:rStyle w:val="Strong"/>
           <w:rFonts w:ascii="Arial" w:hAnsi="Arial" w:cs="Arial"/>
-          <w:sz w:val="20"/>
+          <w:sz w:val="18"/>
           <w:szCs w:val="20"/>
         </w:rPr>
         <w:t>MySQL</w:t>
@@ -2400,7 +2253,7 @@
       <w:r>
         <w:rPr>
           <w:rFonts w:ascii="Arial" w:hAnsi="Arial" w:cs="Arial"/>
-          <w:sz w:val="20"/>
+          <w:sz w:val="18"/>
           <w:szCs w:val="20"/>
         </w:rPr>
         <w:t xml:space="preserve">, and </w:t>
@@ -2409,7 +2262,7 @@
         <w:rPr>
           <w:rStyle w:val="Strong"/>
           <w:rFonts w:ascii="Arial" w:hAnsi="Arial" w:cs="Arial"/>
-          <w:sz w:val="20"/>
+          <w:sz w:val="18"/>
           <w:szCs w:val="20"/>
         </w:rPr>
         <w:t>SQL Server</w:t>
@@ -2417,7 +2270,7 @@
       <w:r>
         <w:rPr>
           <w:rFonts w:ascii="Arial" w:hAnsi="Arial" w:cs="Arial"/>
-          <w:sz w:val="20"/>
+          <w:sz w:val="18"/>
           <w:szCs w:val="20"/>
         </w:rPr>
         <w:t xml:space="preserve"> by reviewing query plans, adding targeted indexes, and tightening pagination for high-volume endpoints.</w:t>
@@ -2433,14 +2286,14 @@
         <w:jc w:val="both"/>
         <w:rPr>
           <w:rFonts w:ascii="Arial" w:hAnsi="Arial" w:cs="Arial"/>
-          <w:sz w:val="20"/>
-          <w:szCs w:val="20"/>
-        </w:rPr>
-      </w:pPr>
-      <w:r>
-        <w:rPr>
-          <w:rFonts w:ascii="Arial" w:hAnsi="Arial" w:cs="Arial"/>
-          <w:sz w:val="20"/>
+          <w:sz w:val="18"/>
+          <w:szCs w:val="20"/>
+        </w:rPr>
+      </w:pPr>
+      <w:r>
+        <w:rPr>
+          <w:rFonts w:ascii="Arial" w:hAnsi="Arial" w:cs="Arial"/>
+          <w:sz w:val="18"/>
           <w:szCs w:val="20"/>
         </w:rPr>
         <w:t xml:space="preserve">Introduced caching strategies using </w:t>
@@ -2450,7 +2303,7 @@
         <w:rPr>
           <w:rStyle w:val="Strong"/>
           <w:rFonts w:ascii="Arial" w:hAnsi="Arial" w:cs="Arial"/>
-          <w:sz w:val="20"/>
+          <w:sz w:val="18"/>
           <w:szCs w:val="20"/>
         </w:rPr>
         <w:t>Redis</w:t>
@@ -2459,7 +2312,7 @@
       <w:r>
         <w:rPr>
           <w:rFonts w:ascii="Arial" w:hAnsi="Arial" w:cs="Arial"/>
-          <w:sz w:val="20"/>
+          <w:sz w:val="18"/>
           <w:szCs w:val="20"/>
         </w:rPr>
         <w:t xml:space="preserve">, </w:t>
@@ -2469,7 +2322,7 @@
         <w:rPr>
           <w:rStyle w:val="Strong"/>
           <w:rFonts w:ascii="Arial" w:hAnsi="Arial" w:cs="Arial"/>
-          <w:sz w:val="20"/>
+          <w:sz w:val="18"/>
           <w:szCs w:val="20"/>
         </w:rPr>
         <w:t>ElastiCache</w:t>
@@ -2478,7 +2331,7 @@
       <w:r>
         <w:rPr>
           <w:rFonts w:ascii="Arial" w:hAnsi="Arial" w:cs="Arial"/>
-          <w:sz w:val="20"/>
+          <w:sz w:val="18"/>
           <w:szCs w:val="20"/>
         </w:rPr>
         <w:t xml:space="preserve">, and selective </w:t>
@@ -2488,7 +2341,7 @@
         <w:rPr>
           <w:rStyle w:val="Strong"/>
           <w:rFonts w:ascii="Arial" w:hAnsi="Arial" w:cs="Arial"/>
-          <w:sz w:val="20"/>
+          <w:sz w:val="18"/>
           <w:szCs w:val="20"/>
         </w:rPr>
         <w:t>DynamoDB</w:t>
@@ -2497,7 +2350,7 @@
       <w:r>
         <w:rPr>
           <w:rFonts w:ascii="Arial" w:hAnsi="Arial" w:cs="Arial"/>
-          <w:sz w:val="20"/>
+          <w:sz w:val="18"/>
           <w:szCs w:val="20"/>
         </w:rPr>
         <w:t xml:space="preserve"> access patterns to stabilize p95 latency during peak usage windows.</w:t>
@@ -2513,14 +2366,14 @@
         <w:jc w:val="both"/>
         <w:rPr>
           <w:rFonts w:ascii="Arial" w:hAnsi="Arial" w:cs="Arial"/>
-          <w:sz w:val="20"/>
-          <w:szCs w:val="20"/>
-        </w:rPr>
-      </w:pPr>
-      <w:r>
-        <w:rPr>
-          <w:rFonts w:ascii="Arial" w:hAnsi="Arial" w:cs="Arial"/>
-          <w:sz w:val="20"/>
+          <w:sz w:val="18"/>
+          <w:szCs w:val="20"/>
+        </w:rPr>
+      </w:pPr>
+      <w:r>
+        <w:rPr>
+          <w:rFonts w:ascii="Arial" w:hAnsi="Arial" w:cs="Arial"/>
+          <w:sz w:val="18"/>
           <w:szCs w:val="20"/>
         </w:rPr>
         <w:t xml:space="preserve">Delivered a secure file/media workflow using </w:t>
@@ -2529,7 +2382,7 @@
         <w:rPr>
           <w:rStyle w:val="Strong"/>
           <w:rFonts w:ascii="Arial" w:hAnsi="Arial" w:cs="Arial"/>
-          <w:sz w:val="20"/>
+          <w:sz w:val="18"/>
           <w:szCs w:val="20"/>
         </w:rPr>
         <w:t>S3</w:t>
@@ -2537,7 +2390,7 @@
       <w:r>
         <w:rPr>
           <w:rFonts w:ascii="Arial" w:hAnsi="Arial" w:cs="Arial"/>
-          <w:sz w:val="20"/>
+          <w:sz w:val="18"/>
           <w:szCs w:val="20"/>
         </w:rPr>
         <w:t xml:space="preserve">, signed URLs, and retention-friendly lifecycle rules, with distribution via </w:t>
@@ -2547,7 +2400,7 @@
         <w:rPr>
           <w:rStyle w:val="Strong"/>
           <w:rFonts w:ascii="Arial" w:hAnsi="Arial" w:cs="Arial"/>
-          <w:sz w:val="20"/>
+          <w:sz w:val="18"/>
           <w:szCs w:val="20"/>
         </w:rPr>
         <w:t>CloudFront</w:t>
@@ -2556,7 +2409,7 @@
       <w:r>
         <w:rPr>
           <w:rFonts w:ascii="Arial" w:hAnsi="Arial" w:cs="Arial"/>
-          <w:sz w:val="20"/>
+          <w:sz w:val="18"/>
           <w:szCs w:val="20"/>
         </w:rPr>
         <w:t xml:space="preserve"> for low-latency downloads.</w:t>
@@ -2572,14 +2425,14 @@
         <w:jc w:val="both"/>
         <w:rPr>
           <w:rFonts w:ascii="Arial" w:hAnsi="Arial" w:cs="Arial"/>
-          <w:sz w:val="20"/>
-          <w:szCs w:val="20"/>
-        </w:rPr>
-      </w:pPr>
-      <w:r>
-        <w:rPr>
-          <w:rFonts w:ascii="Arial" w:hAnsi="Arial" w:cs="Arial"/>
-          <w:sz w:val="20"/>
+          <w:sz w:val="18"/>
+          <w:szCs w:val="20"/>
+        </w:rPr>
+      </w:pPr>
+      <w:r>
+        <w:rPr>
+          <w:rFonts w:ascii="Arial" w:hAnsi="Arial" w:cs="Arial"/>
+          <w:sz w:val="18"/>
           <w:szCs w:val="20"/>
         </w:rPr>
         <w:t xml:space="preserve">Strengthened </w:t>
@@ -2588,7 +2441,7 @@
       <w:r>
         <w:rPr>
           <w:rFonts w:ascii="Arial" w:hAnsi="Arial" w:cs="Arial"/>
-          <w:sz w:val="20"/>
+          <w:sz w:val="18"/>
           <w:szCs w:val="20"/>
         </w:rPr>
         <w:t>observability</w:t>
@@ -2597,7 +2450,7 @@
       <w:r>
         <w:rPr>
           <w:rFonts w:ascii="Arial" w:hAnsi="Arial" w:cs="Arial"/>
-          <w:sz w:val="20"/>
+          <w:sz w:val="18"/>
           <w:szCs w:val="20"/>
         </w:rPr>
         <w:t xml:space="preserve"> using </w:t>
@@ -2607,7 +2460,7 @@
         <w:rPr>
           <w:rStyle w:val="Strong"/>
           <w:rFonts w:ascii="Arial" w:hAnsi="Arial" w:cs="Arial"/>
-          <w:sz w:val="20"/>
+          <w:sz w:val="18"/>
           <w:szCs w:val="20"/>
         </w:rPr>
         <w:t>OpenTelemetry</w:t>
@@ -2616,7 +2469,7 @@
       <w:r>
         <w:rPr>
           <w:rFonts w:ascii="Arial" w:hAnsi="Arial" w:cs="Arial"/>
-          <w:sz w:val="20"/>
+          <w:sz w:val="18"/>
           <w:szCs w:val="20"/>
         </w:rPr>
         <w:t xml:space="preserve"> tracing and structured logs shipped through </w:t>
@@ -2626,7 +2479,7 @@
         <w:rPr>
           <w:rStyle w:val="Strong"/>
           <w:rFonts w:ascii="Arial" w:hAnsi="Arial" w:cs="Arial"/>
-          <w:sz w:val="20"/>
+          <w:sz w:val="18"/>
           <w:szCs w:val="20"/>
         </w:rPr>
         <w:t>CloudWatch</w:t>
@@ -2635,7 +2488,7 @@
       <w:r>
         <w:rPr>
           <w:rFonts w:ascii="Arial" w:hAnsi="Arial" w:cs="Arial"/>
-          <w:sz w:val="20"/>
+          <w:sz w:val="18"/>
           <w:szCs w:val="20"/>
         </w:rPr>
         <w:t xml:space="preserve"> and </w:t>
@@ -2644,7 +2497,7 @@
         <w:rPr>
           <w:rStyle w:val="Strong"/>
           <w:rFonts w:ascii="Arial" w:hAnsi="Arial" w:cs="Arial"/>
-          <w:sz w:val="20"/>
+          <w:sz w:val="18"/>
           <w:szCs w:val="20"/>
         </w:rPr>
         <w:t>ELK/EFK</w:t>
@@ -2652,7 +2505,7 @@
       <w:r>
         <w:rPr>
           <w:rFonts w:ascii="Arial" w:hAnsi="Arial" w:cs="Arial"/>
-          <w:sz w:val="20"/>
+          <w:sz w:val="18"/>
           <w:szCs w:val="20"/>
         </w:rPr>
         <w:t xml:space="preserve">, with dashboards and alerting in </w:t>
@@ -2662,7 +2515,7 @@
         <w:rPr>
           <w:rStyle w:val="Strong"/>
           <w:rFonts w:ascii="Arial" w:hAnsi="Arial" w:cs="Arial"/>
-          <w:sz w:val="20"/>
+          <w:sz w:val="18"/>
           <w:szCs w:val="20"/>
         </w:rPr>
         <w:t>Datadog</w:t>
@@ -2671,7 +2524,7 @@
       <w:r>
         <w:rPr>
           <w:rFonts w:ascii="Arial" w:hAnsi="Arial" w:cs="Arial"/>
-          <w:sz w:val="20"/>
+          <w:sz w:val="18"/>
           <w:szCs w:val="20"/>
         </w:rPr>
         <w:t xml:space="preserve">, </w:t>
@@ -2680,7 +2533,7 @@
         <w:rPr>
           <w:rStyle w:val="Strong"/>
           <w:rFonts w:ascii="Arial" w:hAnsi="Arial" w:cs="Arial"/>
-          <w:sz w:val="20"/>
+          <w:sz w:val="18"/>
           <w:szCs w:val="20"/>
         </w:rPr>
         <w:t>Prometheus</w:t>
@@ -2688,7 +2541,7 @@
       <w:r>
         <w:rPr>
           <w:rFonts w:ascii="Arial" w:hAnsi="Arial" w:cs="Arial"/>
-          <w:sz w:val="20"/>
+          <w:sz w:val="18"/>
           <w:szCs w:val="20"/>
         </w:rPr>
         <w:t xml:space="preserve">, and </w:t>
@@ -2698,7 +2551,7 @@
         <w:rPr>
           <w:rStyle w:val="Strong"/>
           <w:rFonts w:ascii="Arial" w:hAnsi="Arial" w:cs="Arial"/>
-          <w:sz w:val="20"/>
+          <w:sz w:val="18"/>
           <w:szCs w:val="20"/>
         </w:rPr>
         <w:t>Grafana</w:t>
@@ -2707,7 +2560,7 @@
       <w:r>
         <w:rPr>
           <w:rFonts w:ascii="Arial" w:hAnsi="Arial" w:cs="Arial"/>
-          <w:sz w:val="20"/>
+          <w:sz w:val="18"/>
           <w:szCs w:val="20"/>
         </w:rPr>
         <w:t>.</w:t>
@@ -2723,24 +2576,23 @@
         <w:jc w:val="both"/>
         <w:rPr>
           <w:rFonts w:ascii="Arial" w:hAnsi="Arial" w:cs="Arial"/>
-          <w:sz w:val="20"/>
-          <w:szCs w:val="20"/>
-        </w:rPr>
-      </w:pPr>
-      <w:r>
-        <w:rPr>
-          <w:rFonts w:ascii="Arial" w:hAnsi="Arial" w:cs="Arial"/>
-          <w:sz w:val="20"/>
-          <w:szCs w:val="20"/>
-        </w:rPr>
-        <w:lastRenderedPageBreak/>
+          <w:sz w:val="18"/>
+          <w:szCs w:val="20"/>
+        </w:rPr>
+      </w:pPr>
+      <w:r>
+        <w:rPr>
+          <w:rFonts w:ascii="Arial" w:hAnsi="Arial" w:cs="Arial"/>
+          <w:sz w:val="18"/>
+          <w:szCs w:val="20"/>
+        </w:rPr>
         <w:t xml:space="preserve">Deployed services on </w:t>
       </w:r>
       <w:r>
         <w:rPr>
           <w:rStyle w:val="Strong"/>
           <w:rFonts w:ascii="Arial" w:hAnsi="Arial" w:cs="Arial"/>
-          <w:sz w:val="20"/>
+          <w:sz w:val="18"/>
           <w:szCs w:val="20"/>
         </w:rPr>
         <w:t>EKS/ECS</w:t>
@@ -2748,7 +2600,7 @@
       <w:r>
         <w:rPr>
           <w:rFonts w:ascii="Arial" w:hAnsi="Arial" w:cs="Arial"/>
-          <w:sz w:val="20"/>
+          <w:sz w:val="18"/>
           <w:szCs w:val="20"/>
         </w:rPr>
         <w:t xml:space="preserve"> and </w:t>
@@ -2757,7 +2609,7 @@
       <w:r>
         <w:rPr>
           <w:rFonts w:ascii="Arial" w:hAnsi="Arial" w:cs="Arial"/>
-          <w:sz w:val="20"/>
+          <w:sz w:val="18"/>
           <w:szCs w:val="20"/>
         </w:rPr>
         <w:t>serverless</w:t>
@@ -2766,7 +2618,7 @@
       <w:r>
         <w:rPr>
           <w:rFonts w:ascii="Arial" w:hAnsi="Arial" w:cs="Arial"/>
-          <w:sz w:val="20"/>
+          <w:sz w:val="18"/>
           <w:szCs w:val="20"/>
         </w:rPr>
         <w:t xml:space="preserve"> paths on </w:t>
@@ -2775,7 +2627,7 @@
         <w:rPr>
           <w:rStyle w:val="Strong"/>
           <w:rFonts w:ascii="Arial" w:hAnsi="Arial" w:cs="Arial"/>
-          <w:sz w:val="20"/>
+          <w:sz w:val="18"/>
           <w:szCs w:val="20"/>
         </w:rPr>
         <w:t>Lambda</w:t>
@@ -2783,7 +2635,7 @@
       <w:r>
         <w:rPr>
           <w:rFonts w:ascii="Arial" w:hAnsi="Arial" w:cs="Arial"/>
-          <w:sz w:val="20"/>
+          <w:sz w:val="18"/>
           <w:szCs w:val="20"/>
         </w:rPr>
         <w:t xml:space="preserve"> behind </w:t>
@@ -2792,7 +2644,7 @@
         <w:rPr>
           <w:rStyle w:val="Strong"/>
           <w:rFonts w:ascii="Arial" w:hAnsi="Arial" w:cs="Arial"/>
-          <w:sz w:val="20"/>
+          <w:sz w:val="18"/>
           <w:szCs w:val="20"/>
         </w:rPr>
         <w:t>API Gateway</w:t>
@@ -2800,7 +2652,7 @@
       <w:r>
         <w:rPr>
           <w:rFonts w:ascii="Arial" w:hAnsi="Arial" w:cs="Arial"/>
-          <w:sz w:val="20"/>
+          <w:sz w:val="18"/>
           <w:szCs w:val="20"/>
         </w:rPr>
         <w:t xml:space="preserve">, using </w:t>
@@ -2810,7 +2662,7 @@
         <w:rPr>
           <w:rStyle w:val="Strong"/>
           <w:rFonts w:ascii="Arial" w:hAnsi="Arial" w:cs="Arial"/>
-          <w:sz w:val="20"/>
+          <w:sz w:val="18"/>
           <w:szCs w:val="20"/>
         </w:rPr>
         <w:t>EventBridge</w:t>
@@ -2819,7 +2671,7 @@
       <w:r>
         <w:rPr>
           <w:rFonts w:ascii="Arial" w:hAnsi="Arial" w:cs="Arial"/>
-          <w:sz w:val="20"/>
+          <w:sz w:val="18"/>
           <w:szCs w:val="20"/>
         </w:rPr>
         <w:t xml:space="preserve"> and </w:t>
@@ -2828,7 +2680,7 @@
         <w:rPr>
           <w:rStyle w:val="Strong"/>
           <w:rFonts w:ascii="Arial" w:hAnsi="Arial" w:cs="Arial"/>
-          <w:sz w:val="20"/>
+          <w:sz w:val="18"/>
           <w:szCs w:val="20"/>
         </w:rPr>
         <w:t>Step Functions</w:t>
@@ -2836,7 +2688,7 @@
       <w:r>
         <w:rPr>
           <w:rFonts w:ascii="Arial" w:hAnsi="Arial" w:cs="Arial"/>
-          <w:sz w:val="20"/>
+          <w:sz w:val="18"/>
           <w:szCs w:val="20"/>
         </w:rPr>
         <w:t xml:space="preserve"> for coordinated workflows.</w:t>
@@ -2852,14 +2704,14 @@
         <w:jc w:val="both"/>
         <w:rPr>
           <w:rFonts w:ascii="Arial" w:hAnsi="Arial" w:cs="Arial"/>
-          <w:sz w:val="20"/>
-          <w:szCs w:val="20"/>
-        </w:rPr>
-      </w:pPr>
-      <w:r>
-        <w:rPr>
-          <w:rFonts w:ascii="Arial" w:hAnsi="Arial" w:cs="Arial"/>
-          <w:sz w:val="20"/>
+          <w:sz w:val="18"/>
+          <w:szCs w:val="20"/>
+        </w:rPr>
+      </w:pPr>
+      <w:r>
+        <w:rPr>
+          <w:rFonts w:ascii="Arial" w:hAnsi="Arial" w:cs="Arial"/>
+          <w:sz w:val="18"/>
           <w:szCs w:val="20"/>
         </w:rPr>
         <w:t xml:space="preserve">Automated delivery using </w:t>
@@ -2869,7 +2721,7 @@
         <w:rPr>
           <w:rStyle w:val="Strong"/>
           <w:rFonts w:ascii="Arial" w:hAnsi="Arial" w:cs="Arial"/>
-          <w:sz w:val="20"/>
+          <w:sz w:val="18"/>
           <w:szCs w:val="20"/>
         </w:rPr>
         <w:t>GitHub</w:t>
@@ -2879,7 +2731,7 @@
         <w:rPr>
           <w:rStyle w:val="Strong"/>
           <w:rFonts w:ascii="Arial" w:hAnsi="Arial" w:cs="Arial"/>
-          <w:sz w:val="20"/>
+          <w:sz w:val="18"/>
           <w:szCs w:val="20"/>
         </w:rPr>
         <w:t xml:space="preserve"> Actions</w:t>
@@ -2887,7 +2739,7 @@
       <w:r>
         <w:rPr>
           <w:rFonts w:ascii="Arial" w:hAnsi="Arial" w:cs="Arial"/>
-          <w:sz w:val="20"/>
+          <w:sz w:val="18"/>
           <w:szCs w:val="20"/>
         </w:rPr>
         <w:t xml:space="preserve">, </w:t>
@@ -2897,7 +2749,7 @@
         <w:rPr>
           <w:rStyle w:val="Strong"/>
           <w:rFonts w:ascii="Arial" w:hAnsi="Arial" w:cs="Arial"/>
-          <w:sz w:val="20"/>
+          <w:sz w:val="18"/>
           <w:szCs w:val="20"/>
         </w:rPr>
         <w:t>GitLab</w:t>
@@ -2907,7 +2759,7 @@
         <w:rPr>
           <w:rStyle w:val="Strong"/>
           <w:rFonts w:ascii="Arial" w:hAnsi="Arial" w:cs="Arial"/>
-          <w:sz w:val="20"/>
+          <w:sz w:val="18"/>
           <w:szCs w:val="20"/>
         </w:rPr>
         <w:t xml:space="preserve"> CI</w:t>
@@ -2915,7 +2767,7 @@
       <w:r>
         <w:rPr>
           <w:rFonts w:ascii="Arial" w:hAnsi="Arial" w:cs="Arial"/>
-          <w:sz w:val="20"/>
+          <w:sz w:val="18"/>
           <w:szCs w:val="20"/>
         </w:rPr>
         <w:t xml:space="preserve">, and </w:t>
@@ -2924,7 +2776,7 @@
         <w:rPr>
           <w:rStyle w:val="Strong"/>
           <w:rFonts w:ascii="Arial" w:hAnsi="Arial" w:cs="Arial"/>
-          <w:sz w:val="20"/>
+          <w:sz w:val="18"/>
           <w:szCs w:val="20"/>
         </w:rPr>
         <w:t>Jenkins</w:t>
@@ -2932,7 +2784,7 @@
       <w:r>
         <w:rPr>
           <w:rFonts w:ascii="Arial" w:hAnsi="Arial" w:cs="Arial"/>
-          <w:sz w:val="20"/>
+          <w:sz w:val="18"/>
           <w:szCs w:val="20"/>
         </w:rPr>
         <w:t>, enforcing unit/integration gates, build promotion, and environment parity through repeatable pipelines.</w:t>
@@ -2948,14 +2800,14 @@
         <w:jc w:val="both"/>
         <w:rPr>
           <w:rFonts w:ascii="Arial" w:hAnsi="Arial" w:cs="Arial"/>
-          <w:sz w:val="20"/>
-          <w:szCs w:val="20"/>
-        </w:rPr>
-      </w:pPr>
-      <w:r>
-        <w:rPr>
-          <w:rFonts w:ascii="Arial" w:hAnsi="Arial" w:cs="Arial"/>
-          <w:sz w:val="20"/>
+          <w:sz w:val="18"/>
+          <w:szCs w:val="20"/>
+        </w:rPr>
+      </w:pPr>
+      <w:r>
+        <w:rPr>
+          <w:rFonts w:ascii="Arial" w:hAnsi="Arial" w:cs="Arial"/>
+          <w:sz w:val="18"/>
           <w:szCs w:val="20"/>
         </w:rPr>
         <w:t xml:space="preserve">Managed infrastructure changes via </w:t>
@@ -2965,7 +2817,7 @@
         <w:rPr>
           <w:rStyle w:val="Strong"/>
           <w:rFonts w:ascii="Arial" w:hAnsi="Arial" w:cs="Arial"/>
-          <w:sz w:val="20"/>
+          <w:sz w:val="18"/>
           <w:szCs w:val="20"/>
         </w:rPr>
         <w:t>Terraform</w:t>
@@ -2974,7 +2826,7 @@
       <w:r>
         <w:rPr>
           <w:rFonts w:ascii="Arial" w:hAnsi="Arial" w:cs="Arial"/>
-          <w:sz w:val="20"/>
+          <w:sz w:val="18"/>
           <w:szCs w:val="20"/>
         </w:rPr>
         <w:t xml:space="preserve"> and </w:t>
@@ -2984,7 +2836,7 @@
         <w:rPr>
           <w:rStyle w:val="Strong"/>
           <w:rFonts w:ascii="Arial" w:hAnsi="Arial" w:cs="Arial"/>
-          <w:sz w:val="20"/>
+          <w:sz w:val="18"/>
           <w:szCs w:val="20"/>
         </w:rPr>
         <w:t>CloudFormation</w:t>
@@ -2993,7 +2845,7 @@
       <w:r>
         <w:rPr>
           <w:rFonts w:ascii="Arial" w:hAnsi="Arial" w:cs="Arial"/>
-          <w:sz w:val="20"/>
+          <w:sz w:val="18"/>
           <w:szCs w:val="20"/>
         </w:rPr>
         <w:t xml:space="preserve">, applying least-privilege </w:t>
@@ -3002,7 +2854,7 @@
         <w:rPr>
           <w:rStyle w:val="Strong"/>
           <w:rFonts w:ascii="Arial" w:hAnsi="Arial" w:cs="Arial"/>
-          <w:sz w:val="20"/>
+          <w:sz w:val="18"/>
           <w:szCs w:val="20"/>
         </w:rPr>
         <w:t>IAM</w:t>
@@ -3010,7 +2862,7 @@
       <w:r>
         <w:rPr>
           <w:rFonts w:ascii="Arial" w:hAnsi="Arial" w:cs="Arial"/>
-          <w:sz w:val="20"/>
+          <w:sz w:val="18"/>
           <w:szCs w:val="20"/>
         </w:rPr>
         <w:t xml:space="preserve"> policies and auditable change processes for production safety.</w:t>
@@ -3026,23 +2878,24 @@
         <w:jc w:val="both"/>
         <w:rPr>
           <w:rFonts w:ascii="Arial" w:hAnsi="Arial" w:cs="Arial"/>
-          <w:sz w:val="20"/>
-          <w:szCs w:val="20"/>
-        </w:rPr>
-      </w:pPr>
-      <w:r>
-        <w:rPr>
-          <w:rFonts w:ascii="Arial" w:hAnsi="Arial" w:cs="Arial"/>
-          <w:sz w:val="20"/>
-          <w:szCs w:val="20"/>
-        </w:rPr>
+          <w:sz w:val="18"/>
+          <w:szCs w:val="20"/>
+        </w:rPr>
+      </w:pPr>
+      <w:r>
+        <w:rPr>
+          <w:rFonts w:ascii="Arial" w:hAnsi="Arial" w:cs="Arial"/>
+          <w:sz w:val="18"/>
+          <w:szCs w:val="20"/>
+        </w:rPr>
+        <w:lastRenderedPageBreak/>
         <w:t xml:space="preserve">Added contract validation with </w:t>
       </w:r>
       <w:r>
         <w:rPr>
           <w:rStyle w:val="Strong"/>
           <w:rFonts w:ascii="Arial" w:hAnsi="Arial" w:cs="Arial"/>
-          <w:sz w:val="20"/>
+          <w:sz w:val="18"/>
           <w:szCs w:val="20"/>
         </w:rPr>
         <w:t>Pact-style</w:t>
@@ -3050,7 +2903,7 @@
       <w:r>
         <w:rPr>
           <w:rFonts w:ascii="Arial" w:hAnsi="Arial" w:cs="Arial"/>
-          <w:sz w:val="20"/>
+          <w:sz w:val="18"/>
           <w:szCs w:val="20"/>
         </w:rPr>
         <w:t xml:space="preserve"> API contract tests, plus UI and E2E coverage using </w:t>
@@ -3059,7 +2912,7 @@
         <w:rPr>
           <w:rStyle w:val="Strong"/>
           <w:rFonts w:ascii="Arial" w:hAnsi="Arial" w:cs="Arial"/>
-          <w:sz w:val="20"/>
+          <w:sz w:val="18"/>
           <w:szCs w:val="20"/>
         </w:rPr>
         <w:t>Jest</w:t>
@@ -3067,7 +2920,7 @@
       <w:r>
         <w:rPr>
           <w:rFonts w:ascii="Arial" w:hAnsi="Arial" w:cs="Arial"/>
-          <w:sz w:val="20"/>
+          <w:sz w:val="18"/>
           <w:szCs w:val="20"/>
         </w:rPr>
         <w:t xml:space="preserve">, </w:t>
@@ -3076,7 +2929,7 @@
         <w:rPr>
           <w:rStyle w:val="Strong"/>
           <w:rFonts w:ascii="Arial" w:hAnsi="Arial" w:cs="Arial"/>
-          <w:sz w:val="20"/>
+          <w:sz w:val="18"/>
           <w:szCs w:val="20"/>
         </w:rPr>
         <w:t>Cypress</w:t>
@@ -3084,7 +2937,7 @@
       <w:r>
         <w:rPr>
           <w:rFonts w:ascii="Arial" w:hAnsi="Arial" w:cs="Arial"/>
-          <w:sz w:val="20"/>
+          <w:sz w:val="18"/>
           <w:szCs w:val="20"/>
         </w:rPr>
         <w:t xml:space="preserve">, and </w:t>
@@ -3093,7 +2946,7 @@
         <w:rPr>
           <w:rStyle w:val="Strong"/>
           <w:rFonts w:ascii="Arial" w:hAnsi="Arial" w:cs="Arial"/>
-          <w:sz w:val="20"/>
+          <w:sz w:val="18"/>
           <w:szCs w:val="20"/>
         </w:rPr>
         <w:t>Playwright</w:t>
@@ -3101,7 +2954,7 @@
       <w:r>
         <w:rPr>
           <w:rFonts w:ascii="Arial" w:hAnsi="Arial" w:cs="Arial"/>
-          <w:sz w:val="20"/>
+          <w:sz w:val="18"/>
           <w:szCs w:val="20"/>
         </w:rPr>
         <w:t xml:space="preserve"> to prevent breaking changes.</w:t>
@@ -3115,11 +2968,16 @@
           <w:numId w:val="4"/>
         </w:numPr>
         <w:jc w:val="both"/>
-      </w:pPr>
-      <w:r>
-        <w:rPr>
-          <w:rFonts w:ascii="Arial" w:hAnsi="Arial" w:cs="Arial"/>
-          <w:sz w:val="20"/>
+        <w:rPr>
+          <w:rFonts w:ascii="Arial" w:hAnsi="Arial" w:cs="Arial"/>
+          <w:sz w:val="18"/>
+          <w:szCs w:val="20"/>
+        </w:rPr>
+      </w:pPr>
+      <w:r>
+        <w:rPr>
+          <w:rFonts w:ascii="Arial" w:hAnsi="Arial" w:cs="Arial"/>
+          <w:sz w:val="18"/>
           <w:szCs w:val="20"/>
         </w:rPr>
         <w:t xml:space="preserve">Mentored engineers through code reviews and architecture sessions, building shared </w:t>
@@ -3128,7 +2986,7 @@
       <w:r>
         <w:rPr>
           <w:rFonts w:ascii="Arial" w:hAnsi="Arial" w:cs="Arial"/>
-          <w:sz w:val="20"/>
+          <w:sz w:val="18"/>
           <w:szCs w:val="20"/>
         </w:rPr>
         <w:t>runbooks</w:t>
@@ -3137,7 +2995,7 @@
       <w:r>
         <w:rPr>
           <w:rFonts w:ascii="Arial" w:hAnsi="Arial" w:cs="Arial"/>
-          <w:sz w:val="20"/>
+          <w:sz w:val="18"/>
           <w:szCs w:val="20"/>
         </w:rPr>
         <w:t xml:space="preserve"> and incident habits that improved ownership and reduced on-call noise.</w:t>
@@ -3197,13 +3055,13 @@
         <w:jc w:val="both"/>
         <w:rPr>
           <w:rFonts w:ascii="Arial" w:hAnsi="Arial" w:cs="Arial"/>
-          <w:sz w:val="20"/>
-        </w:rPr>
-      </w:pPr>
-      <w:r>
-        <w:rPr>
-          <w:rFonts w:ascii="Arial" w:hAnsi="Arial" w:cs="Arial"/>
-          <w:sz w:val="20"/>
+          <w:sz w:val="18"/>
+        </w:rPr>
+      </w:pPr>
+      <w:r>
+        <w:rPr>
+          <w:rFonts w:ascii="Arial" w:hAnsi="Arial" w:cs="Arial"/>
+          <w:sz w:val="18"/>
         </w:rPr>
         <w:t xml:space="preserve">Owned a complex </w:t>
       </w:r>
@@ -3211,14 +3069,14 @@
         <w:rPr>
           <w:rStyle w:val="Strong"/>
           <w:rFonts w:ascii="Arial" w:hAnsi="Arial" w:cs="Arial"/>
-          <w:sz w:val="20"/>
+          <w:sz w:val="18"/>
         </w:rPr>
         <w:t>Angular</w:t>
       </w:r>
       <w:r>
         <w:rPr>
           <w:rFonts w:ascii="Arial" w:hAnsi="Arial" w:cs="Arial"/>
-          <w:sz w:val="20"/>
+          <w:sz w:val="18"/>
         </w:rPr>
         <w:t xml:space="preserve"> application and restructured feature boundaries to reduce coupling while improving delivery speed across multiple teams.</w:t>
       </w:r>
@@ -3233,13 +3091,13 @@
         <w:jc w:val="both"/>
         <w:rPr>
           <w:rFonts w:ascii="Arial" w:hAnsi="Arial" w:cs="Arial"/>
-          <w:sz w:val="20"/>
-        </w:rPr>
-      </w:pPr>
-      <w:r>
-        <w:rPr>
-          <w:rFonts w:ascii="Arial" w:hAnsi="Arial" w:cs="Arial"/>
-          <w:sz w:val="20"/>
+          <w:sz w:val="18"/>
+        </w:rPr>
+      </w:pPr>
+      <w:r>
+        <w:rPr>
+          <w:rFonts w:ascii="Arial" w:hAnsi="Arial" w:cs="Arial"/>
+          <w:sz w:val="18"/>
         </w:rPr>
         <w:t xml:space="preserve">Implemented </w:t>
       </w:r>
@@ -3248,7 +3106,7 @@
         <w:rPr>
           <w:rStyle w:val="Strong"/>
           <w:rFonts w:ascii="Arial" w:hAnsi="Arial" w:cs="Arial"/>
-          <w:sz w:val="20"/>
+          <w:sz w:val="18"/>
         </w:rPr>
         <w:t>RxJS</w:t>
       </w:r>
@@ -3256,7 +3114,7 @@
       <w:r>
         <w:rPr>
           <w:rFonts w:ascii="Arial" w:hAnsi="Arial" w:cs="Arial"/>
-          <w:sz w:val="20"/>
+          <w:sz w:val="18"/>
         </w:rPr>
         <w:t>-driven data orchestration for concurrent requests and streaming updates, eliminating race conditions and intermittent UI states.</w:t>
       </w:r>
@@ -3271,13 +3129,13 @@
         <w:jc w:val="both"/>
         <w:rPr>
           <w:rFonts w:ascii="Arial" w:hAnsi="Arial" w:cs="Arial"/>
-          <w:sz w:val="20"/>
-        </w:rPr>
-      </w:pPr>
-      <w:r>
-        <w:rPr>
-          <w:rFonts w:ascii="Arial" w:hAnsi="Arial" w:cs="Arial"/>
-          <w:sz w:val="20"/>
+          <w:sz w:val="18"/>
+        </w:rPr>
+      </w:pPr>
+      <w:r>
+        <w:rPr>
+          <w:rFonts w:ascii="Arial" w:hAnsi="Arial" w:cs="Arial"/>
+          <w:sz w:val="18"/>
         </w:rPr>
         <w:t xml:space="preserve">Built </w:t>
       </w:r>
@@ -3285,14 +3143,14 @@
         <w:rPr>
           <w:rStyle w:val="Strong"/>
           <w:rFonts w:ascii="Arial" w:hAnsi="Arial" w:cs="Arial"/>
-          <w:sz w:val="20"/>
+          <w:sz w:val="18"/>
         </w:rPr>
         <w:t>Node.js / Express</w:t>
       </w:r>
       <w:r>
         <w:rPr>
           <w:rFonts w:ascii="Arial" w:hAnsi="Arial" w:cs="Arial"/>
-          <w:sz w:val="20"/>
+          <w:sz w:val="18"/>
         </w:rPr>
         <w:t xml:space="preserve"> APIs with standardized pagination, filtering, validation, and consistent error envelopes to stabilize consumer integrations.</w:t>
       </w:r>
@@ -3307,13 +3165,13 @@
         <w:jc w:val="both"/>
         <w:rPr>
           <w:rFonts w:ascii="Arial" w:hAnsi="Arial" w:cs="Arial"/>
-          <w:sz w:val="20"/>
-        </w:rPr>
-      </w:pPr>
-      <w:r>
-        <w:rPr>
-          <w:rFonts w:ascii="Arial" w:hAnsi="Arial" w:cs="Arial"/>
-          <w:sz w:val="20"/>
+          <w:sz w:val="18"/>
+        </w:rPr>
+      </w:pPr>
+      <w:r>
+        <w:rPr>
+          <w:rFonts w:ascii="Arial" w:hAnsi="Arial" w:cs="Arial"/>
+          <w:sz w:val="18"/>
         </w:rPr>
         <w:t xml:space="preserve">Introduced role-sensitive workflows using </w:t>
       </w:r>
@@ -3321,14 +3179,14 @@
         <w:rPr>
           <w:rStyle w:val="Strong"/>
           <w:rFonts w:ascii="Arial" w:hAnsi="Arial" w:cs="Arial"/>
-          <w:sz w:val="20"/>
+          <w:sz w:val="18"/>
         </w:rPr>
         <w:t>JWT</w:t>
       </w:r>
       <w:r>
         <w:rPr>
           <w:rFonts w:ascii="Arial" w:hAnsi="Arial" w:cs="Arial"/>
-          <w:sz w:val="20"/>
+          <w:sz w:val="18"/>
         </w:rPr>
         <w:t>-backed authorization patterns and maintainable route guards aligned with backend enforcement.</w:t>
       </w:r>
@@ -3343,13 +3201,13 @@
         <w:jc w:val="both"/>
         <w:rPr>
           <w:rFonts w:ascii="Arial" w:hAnsi="Arial" w:cs="Arial"/>
-          <w:sz w:val="20"/>
-        </w:rPr>
-      </w:pPr>
-      <w:r>
-        <w:rPr>
-          <w:rFonts w:ascii="Arial" w:hAnsi="Arial" w:cs="Arial"/>
-          <w:sz w:val="20"/>
+          <w:sz w:val="18"/>
+        </w:rPr>
+      </w:pPr>
+      <w:r>
+        <w:rPr>
+          <w:rFonts w:ascii="Arial" w:hAnsi="Arial" w:cs="Arial"/>
+          <w:sz w:val="18"/>
         </w:rPr>
         <w:t xml:space="preserve">Improved performance by removing redundant HTTP calls, introducing safe caching with </w:t>
       </w:r>
@@ -3358,7 +3216,7 @@
         <w:rPr>
           <w:rStyle w:val="Strong"/>
           <w:rFonts w:ascii="Arial" w:hAnsi="Arial" w:cs="Arial"/>
-          <w:sz w:val="20"/>
+          <w:sz w:val="18"/>
         </w:rPr>
         <w:t>Redis</w:t>
       </w:r>
@@ -3366,7 +3224,7 @@
       <w:r>
         <w:rPr>
           <w:rFonts w:ascii="Arial" w:hAnsi="Arial" w:cs="Arial"/>
-          <w:sz w:val="20"/>
+          <w:sz w:val="18"/>
         </w:rPr>
         <w:t>, and optimizing heavy table rendering for daily power users.</w:t>
       </w:r>
@@ -3381,13 +3239,13 @@
         <w:jc w:val="both"/>
         <w:rPr>
           <w:rFonts w:ascii="Arial" w:hAnsi="Arial" w:cs="Arial"/>
-          <w:sz w:val="20"/>
-        </w:rPr>
-      </w:pPr>
-      <w:r>
-        <w:rPr>
-          <w:rFonts w:ascii="Arial" w:hAnsi="Arial" w:cs="Arial"/>
-          <w:sz w:val="20"/>
+          <w:sz w:val="18"/>
+        </w:rPr>
+      </w:pPr>
+      <w:r>
+        <w:rPr>
+          <w:rFonts w:ascii="Arial" w:hAnsi="Arial" w:cs="Arial"/>
+          <w:sz w:val="18"/>
         </w:rPr>
         <w:t xml:space="preserve">Delivered robust </w:t>
       </w:r>
@@ -3395,7 +3253,7 @@
       <w:r>
         <w:rPr>
           <w:rFonts w:ascii="Arial" w:hAnsi="Arial" w:cs="Arial"/>
-          <w:sz w:val="20"/>
+          <w:sz w:val="18"/>
         </w:rPr>
         <w:t>async</w:t>
       </w:r>
@@ -3403,7 +3261,7 @@
       <w:r>
         <w:rPr>
           <w:rFonts w:ascii="Arial" w:hAnsi="Arial" w:cs="Arial"/>
-          <w:sz w:val="20"/>
+          <w:sz w:val="18"/>
         </w:rPr>
         <w:t xml:space="preserve"> processing using </w:t>
       </w:r>
@@ -3411,14 +3269,14 @@
         <w:rPr>
           <w:rStyle w:val="Strong"/>
           <w:rFonts w:ascii="Arial" w:hAnsi="Arial" w:cs="Arial"/>
-          <w:sz w:val="20"/>
+          <w:sz w:val="18"/>
         </w:rPr>
         <w:t>AWS SQS/SNS</w:t>
       </w:r>
       <w:r>
         <w:rPr>
           <w:rFonts w:ascii="Arial" w:hAnsi="Arial" w:cs="Arial"/>
-          <w:sz w:val="20"/>
+          <w:sz w:val="18"/>
         </w:rPr>
         <w:t xml:space="preserve"> with retry/DLQ patterns, and expanded throughput options with </w:t>
       </w:r>
@@ -3426,14 +3284,14 @@
         <w:rPr>
           <w:rStyle w:val="Strong"/>
           <w:rFonts w:ascii="Arial" w:hAnsi="Arial" w:cs="Arial"/>
-          <w:sz w:val="20"/>
+          <w:sz w:val="18"/>
         </w:rPr>
         <w:t>Kafka</w:t>
       </w:r>
       <w:r>
         <w:rPr>
           <w:rFonts w:ascii="Arial" w:hAnsi="Arial" w:cs="Arial"/>
-          <w:sz w:val="20"/>
+          <w:sz w:val="18"/>
         </w:rPr>
         <w:t xml:space="preserve"> and </w:t>
       </w:r>
@@ -3442,7 +3300,7 @@
         <w:rPr>
           <w:rStyle w:val="Strong"/>
           <w:rFonts w:ascii="Arial" w:hAnsi="Arial" w:cs="Arial"/>
-          <w:sz w:val="20"/>
+          <w:sz w:val="18"/>
         </w:rPr>
         <w:t>RabbitMQ</w:t>
       </w:r>
@@ -3450,7 +3308,7 @@
       <w:r>
         <w:rPr>
           <w:rFonts w:ascii="Arial" w:hAnsi="Arial" w:cs="Arial"/>
-          <w:sz w:val="20"/>
+          <w:sz w:val="18"/>
         </w:rPr>
         <w:t xml:space="preserve"> where needed.</w:t>
       </w:r>
@@ -3465,13 +3323,13 @@
         <w:jc w:val="both"/>
         <w:rPr>
           <w:rFonts w:ascii="Arial" w:hAnsi="Arial" w:cs="Arial"/>
-          <w:sz w:val="20"/>
-        </w:rPr>
-      </w:pPr>
-      <w:r>
-        <w:rPr>
-          <w:rFonts w:ascii="Arial" w:hAnsi="Arial" w:cs="Arial"/>
-          <w:sz w:val="20"/>
+          <w:sz w:val="18"/>
+        </w:rPr>
+      </w:pPr>
+      <w:r>
+        <w:rPr>
+          <w:rFonts w:ascii="Arial" w:hAnsi="Arial" w:cs="Arial"/>
+          <w:sz w:val="18"/>
         </w:rPr>
         <w:t xml:space="preserve">Added search capabilities via </w:t>
       </w:r>
@@ -3480,7 +3338,7 @@
         <w:rPr>
           <w:rStyle w:val="Strong"/>
           <w:rFonts w:ascii="Arial" w:hAnsi="Arial" w:cs="Arial"/>
-          <w:sz w:val="20"/>
+          <w:sz w:val="18"/>
         </w:rPr>
         <w:t>Elasticsearch</w:t>
       </w:r>
@@ -3489,14 +3347,14 @@
         <w:rPr>
           <w:rStyle w:val="Strong"/>
           <w:rFonts w:ascii="Arial" w:hAnsi="Arial" w:cs="Arial"/>
-          <w:sz w:val="20"/>
+          <w:sz w:val="18"/>
         </w:rPr>
         <w:t>/OpenSearch</w:t>
       </w:r>
       <w:r>
         <w:rPr>
           <w:rFonts w:ascii="Arial" w:hAnsi="Arial" w:cs="Arial"/>
-          <w:sz w:val="20"/>
+          <w:sz w:val="18"/>
         </w:rPr>
         <w:t>, enabling operational filtering and reducing time-to-find for support and customer teams.</w:t>
       </w:r>
@@ -3511,13 +3369,13 @@
         <w:jc w:val="both"/>
         <w:rPr>
           <w:rFonts w:ascii="Arial" w:hAnsi="Arial" w:cs="Arial"/>
-          <w:sz w:val="20"/>
-        </w:rPr>
-      </w:pPr>
-      <w:r>
-        <w:rPr>
-          <w:rFonts w:ascii="Arial" w:hAnsi="Arial" w:cs="Arial"/>
-          <w:sz w:val="20"/>
+          <w:sz w:val="18"/>
+        </w:rPr>
+      </w:pPr>
+      <w:r>
+        <w:rPr>
+          <w:rFonts w:ascii="Arial" w:hAnsi="Arial" w:cs="Arial"/>
+          <w:sz w:val="18"/>
         </w:rPr>
         <w:t xml:space="preserve">Strengthened database reliability across </w:t>
       </w:r>
@@ -3526,7 +3384,7 @@
         <w:rPr>
           <w:rStyle w:val="Strong"/>
           <w:rFonts w:ascii="Arial" w:hAnsi="Arial" w:cs="Arial"/>
-          <w:sz w:val="20"/>
+          <w:sz w:val="18"/>
         </w:rPr>
         <w:t>PostgreSQL</w:t>
       </w:r>
@@ -3535,14 +3393,14 @@
         <w:rPr>
           <w:rStyle w:val="Strong"/>
           <w:rFonts w:ascii="Arial" w:hAnsi="Arial" w:cs="Arial"/>
-          <w:sz w:val="20"/>
+          <w:sz w:val="18"/>
         </w:rPr>
         <w:t>/MySQL</w:t>
       </w:r>
       <w:r>
         <w:rPr>
           <w:rFonts w:ascii="Arial" w:hAnsi="Arial" w:cs="Arial"/>
-          <w:sz w:val="20"/>
+          <w:sz w:val="18"/>
         </w:rPr>
         <w:t xml:space="preserve"> with indexing, query tuning, and migration practices designed for low-downtime releases.</w:t>
       </w:r>
@@ -3557,13 +3415,13 @@
         <w:jc w:val="both"/>
         <w:rPr>
           <w:rFonts w:ascii="Arial" w:hAnsi="Arial" w:cs="Arial"/>
-          <w:sz w:val="20"/>
-        </w:rPr>
-      </w:pPr>
-      <w:r>
-        <w:rPr>
-          <w:rFonts w:ascii="Arial" w:hAnsi="Arial" w:cs="Arial"/>
-          <w:sz w:val="20"/>
+          <w:sz w:val="18"/>
+        </w:rPr>
+      </w:pPr>
+      <w:r>
+        <w:rPr>
+          <w:rFonts w:ascii="Arial" w:hAnsi="Arial" w:cs="Arial"/>
+          <w:sz w:val="18"/>
         </w:rPr>
         <w:t xml:space="preserve">Standardized CI quality gates across </w:t>
       </w:r>
@@ -3571,14 +3429,14 @@
         <w:rPr>
           <w:rStyle w:val="Strong"/>
           <w:rFonts w:ascii="Arial" w:hAnsi="Arial" w:cs="Arial"/>
-          <w:sz w:val="20"/>
+          <w:sz w:val="18"/>
         </w:rPr>
         <w:t>Jenkins</w:t>
       </w:r>
       <w:r>
         <w:rPr>
           <w:rFonts w:ascii="Arial" w:hAnsi="Arial" w:cs="Arial"/>
-          <w:sz w:val="20"/>
+          <w:sz w:val="18"/>
         </w:rPr>
         <w:t xml:space="preserve">, </w:t>
       </w:r>
@@ -3587,7 +3445,7 @@
         <w:rPr>
           <w:rStyle w:val="Strong"/>
           <w:rFonts w:ascii="Arial" w:hAnsi="Arial" w:cs="Arial"/>
-          <w:sz w:val="20"/>
+          <w:sz w:val="18"/>
         </w:rPr>
         <w:t>CircleCI</w:t>
       </w:r>
@@ -3595,7 +3453,7 @@
       <w:r>
         <w:rPr>
           <w:rFonts w:ascii="Arial" w:hAnsi="Arial" w:cs="Arial"/>
-          <w:sz w:val="20"/>
+          <w:sz w:val="18"/>
         </w:rPr>
         <w:t xml:space="preserve">, and </w:t>
       </w:r>
@@ -3603,7 +3461,7 @@
         <w:rPr>
           <w:rStyle w:val="Strong"/>
           <w:rFonts w:ascii="Arial" w:hAnsi="Arial" w:cs="Arial"/>
-          <w:sz w:val="20"/>
+          <w:sz w:val="18"/>
         </w:rPr>
         <w:t xml:space="preserve">Azure </w:t>
       </w:r>
@@ -3612,7 +3470,7 @@
         <w:rPr>
           <w:rStyle w:val="Strong"/>
           <w:rFonts w:ascii="Arial" w:hAnsi="Arial" w:cs="Arial"/>
-          <w:sz w:val="20"/>
+          <w:sz w:val="18"/>
         </w:rPr>
         <w:t>DevOps</w:t>
       </w:r>
@@ -3620,7 +3478,7 @@
       <w:r>
         <w:rPr>
           <w:rFonts w:ascii="Arial" w:hAnsi="Arial" w:cs="Arial"/>
-          <w:sz w:val="20"/>
+          <w:sz w:val="18"/>
         </w:rPr>
         <w:t>, improving merge confidence through automated checks and repeatable releases.</w:t>
       </w:r>
@@ -3635,13 +3493,13 @@
         <w:jc w:val="both"/>
         <w:rPr>
           <w:rFonts w:ascii="Arial" w:hAnsi="Arial" w:cs="Arial"/>
-          <w:sz w:val="20"/>
-        </w:rPr>
-      </w:pPr>
-      <w:r>
-        <w:rPr>
-          <w:rFonts w:ascii="Arial" w:hAnsi="Arial" w:cs="Arial"/>
-          <w:sz w:val="20"/>
+          <w:sz w:val="18"/>
+        </w:rPr>
+      </w:pPr>
+      <w:r>
+        <w:rPr>
+          <w:rFonts w:ascii="Arial" w:hAnsi="Arial" w:cs="Arial"/>
+          <w:sz w:val="18"/>
         </w:rPr>
         <w:t xml:space="preserve">Built </w:t>
       </w:r>
@@ -3649,7 +3507,7 @@
       <w:r>
         <w:rPr>
           <w:rFonts w:ascii="Arial" w:hAnsi="Arial" w:cs="Arial"/>
-          <w:sz w:val="20"/>
+          <w:sz w:val="18"/>
         </w:rPr>
         <w:t>observability</w:t>
       </w:r>
@@ -3657,7 +3515,7 @@
       <w:r>
         <w:rPr>
           <w:rFonts w:ascii="Arial" w:hAnsi="Arial" w:cs="Arial"/>
-          <w:sz w:val="20"/>
+          <w:sz w:val="18"/>
         </w:rPr>
         <w:t xml:space="preserve"> foundations using structured logging and </w:t>
       </w:r>
@@ -3666,7 +3524,7 @@
         <w:rPr>
           <w:rStyle w:val="Strong"/>
           <w:rFonts w:ascii="Arial" w:hAnsi="Arial" w:cs="Arial"/>
-          <w:sz w:val="20"/>
+          <w:sz w:val="18"/>
         </w:rPr>
         <w:t>CloudWatch</w:t>
       </w:r>
@@ -3675,7 +3533,7 @@
         <w:rPr>
           <w:rStyle w:val="Strong"/>
           <w:rFonts w:ascii="Arial" w:hAnsi="Arial" w:cs="Arial"/>
-          <w:sz w:val="20"/>
+          <w:sz w:val="18"/>
         </w:rPr>
         <w:t>/</w:t>
       </w:r>
@@ -3684,7 +3542,7 @@
         <w:rPr>
           <w:rStyle w:val="Strong"/>
           <w:rFonts w:ascii="Arial" w:hAnsi="Arial" w:cs="Arial"/>
-          <w:sz w:val="20"/>
+          <w:sz w:val="18"/>
         </w:rPr>
         <w:t>Datadog</w:t>
       </w:r>
@@ -3692,7 +3550,7 @@
       <w:r>
         <w:rPr>
           <w:rFonts w:ascii="Arial" w:hAnsi="Arial" w:cs="Arial"/>
-          <w:sz w:val="20"/>
+          <w:sz w:val="18"/>
         </w:rPr>
         <w:t xml:space="preserve"> metrics, plus actionable dashboards in </w:t>
       </w:r>
@@ -3701,7 +3559,7 @@
         <w:rPr>
           <w:rStyle w:val="Strong"/>
           <w:rFonts w:ascii="Arial" w:hAnsi="Arial" w:cs="Arial"/>
-          <w:sz w:val="20"/>
+          <w:sz w:val="18"/>
         </w:rPr>
         <w:t>Grafana</w:t>
       </w:r>
@@ -3709,7 +3567,7 @@
       <w:r>
         <w:rPr>
           <w:rFonts w:ascii="Arial" w:hAnsi="Arial" w:cs="Arial"/>
-          <w:sz w:val="20"/>
+          <w:sz w:val="18"/>
         </w:rPr>
         <w:t xml:space="preserve"> for rapid RCA.</w:t>
       </w:r>
@@ -3724,13 +3582,13 @@
         <w:jc w:val="both"/>
         <w:rPr>
           <w:rFonts w:ascii="Arial" w:hAnsi="Arial" w:cs="Arial"/>
-          <w:sz w:val="20"/>
-        </w:rPr>
-      </w:pPr>
-      <w:r>
-        <w:rPr>
-          <w:rFonts w:ascii="Arial" w:hAnsi="Arial" w:cs="Arial"/>
-          <w:sz w:val="20"/>
+          <w:sz w:val="18"/>
+        </w:rPr>
+      </w:pPr>
+      <w:r>
+        <w:rPr>
+          <w:rFonts w:ascii="Arial" w:hAnsi="Arial" w:cs="Arial"/>
+          <w:sz w:val="18"/>
         </w:rPr>
         <w:t xml:space="preserve">Implemented test coverage strategy with </w:t>
       </w:r>
@@ -3738,14 +3596,14 @@
         <w:rPr>
           <w:rStyle w:val="Strong"/>
           <w:rFonts w:ascii="Arial" w:hAnsi="Arial" w:cs="Arial"/>
-          <w:sz w:val="20"/>
+          <w:sz w:val="18"/>
         </w:rPr>
         <w:t>Jest</w:t>
       </w:r>
       <w:r>
         <w:rPr>
           <w:rFonts w:ascii="Arial" w:hAnsi="Arial" w:cs="Arial"/>
-          <w:sz w:val="20"/>
+          <w:sz w:val="18"/>
         </w:rPr>
         <w:t xml:space="preserve">, </w:t>
       </w:r>
@@ -3753,14 +3611,14 @@
         <w:rPr>
           <w:rStyle w:val="Strong"/>
           <w:rFonts w:ascii="Arial" w:hAnsi="Arial" w:cs="Arial"/>
-          <w:sz w:val="20"/>
+          <w:sz w:val="18"/>
         </w:rPr>
         <w:t>Mocha/Chai</w:t>
       </w:r>
       <w:r>
         <w:rPr>
           <w:rFonts w:ascii="Arial" w:hAnsi="Arial" w:cs="Arial"/>
-          <w:sz w:val="20"/>
+          <w:sz w:val="18"/>
         </w:rPr>
         <w:t xml:space="preserve">, and end-to-end validation using </w:t>
       </w:r>
@@ -3768,14 +3626,14 @@
         <w:rPr>
           <w:rStyle w:val="Strong"/>
           <w:rFonts w:ascii="Arial" w:hAnsi="Arial" w:cs="Arial"/>
-          <w:sz w:val="20"/>
+          <w:sz w:val="18"/>
         </w:rPr>
         <w:t>Cypress/Playwright</w:t>
       </w:r>
       <w:r>
         <w:rPr>
           <w:rFonts w:ascii="Arial" w:hAnsi="Arial" w:cs="Arial"/>
-          <w:sz w:val="20"/>
+          <w:sz w:val="18"/>
         </w:rPr>
         <w:t>, reducing production regressions.</w:t>
       </w:r>
@@ -3790,13 +3648,13 @@
         <w:jc w:val="both"/>
         <w:rPr>
           <w:rFonts w:ascii="Arial" w:hAnsi="Arial" w:cs="Arial"/>
-          <w:sz w:val="20"/>
-        </w:rPr>
-      </w:pPr>
-      <w:r>
-        <w:rPr>
-          <w:rFonts w:ascii="Arial" w:hAnsi="Arial" w:cs="Arial"/>
-          <w:sz w:val="20"/>
+          <w:sz w:val="18"/>
+        </w:rPr>
+      </w:pPr>
+      <w:r>
+        <w:rPr>
+          <w:rFonts w:ascii="Arial" w:hAnsi="Arial" w:cs="Arial"/>
+          <w:sz w:val="18"/>
         </w:rPr>
         <w:t xml:space="preserve">Containerized services with </w:t>
       </w:r>
@@ -3805,7 +3663,7 @@
         <w:rPr>
           <w:rStyle w:val="Strong"/>
           <w:rFonts w:ascii="Arial" w:hAnsi="Arial" w:cs="Arial"/>
-          <w:sz w:val="20"/>
+          <w:sz w:val="18"/>
         </w:rPr>
         <w:t>Docker</w:t>
       </w:r>
@@ -3813,7 +3671,7 @@
       <w:r>
         <w:rPr>
           <w:rFonts w:ascii="Arial" w:hAnsi="Arial" w:cs="Arial"/>
-          <w:sz w:val="20"/>
+          <w:sz w:val="18"/>
         </w:rPr>
         <w:t xml:space="preserve"> and introduced </w:t>
       </w:r>
@@ -3822,7 +3680,7 @@
         <w:rPr>
           <w:rStyle w:val="Strong"/>
           <w:rFonts w:ascii="Arial" w:hAnsi="Arial" w:cs="Arial"/>
-          <w:sz w:val="20"/>
+          <w:sz w:val="18"/>
         </w:rPr>
         <w:t>Kubernetes</w:t>
       </w:r>
@@ -3830,7 +3688,7 @@
       <w:r>
         <w:rPr>
           <w:rFonts w:ascii="Arial" w:hAnsi="Arial" w:cs="Arial"/>
-          <w:sz w:val="20"/>
+          <w:sz w:val="18"/>
         </w:rPr>
         <w:t xml:space="preserve"> deployment patterns (including </w:t>
       </w:r>
@@ -3838,14 +3696,14 @@
         <w:rPr>
           <w:rStyle w:val="Strong"/>
           <w:rFonts w:ascii="Arial" w:hAnsi="Arial" w:cs="Arial"/>
-          <w:sz w:val="20"/>
+          <w:sz w:val="18"/>
         </w:rPr>
         <w:t>Helm</w:t>
       </w:r>
       <w:r>
         <w:rPr>
           <w:rFonts w:ascii="Arial" w:hAnsi="Arial" w:cs="Arial"/>
-          <w:sz w:val="20"/>
+          <w:sz w:val="18"/>
         </w:rPr>
         <w:t>) to reduce environment drift across staging and production.</w:t>
       </w:r>
@@ -3858,11 +3716,15 @@
           <w:numId w:val="6"/>
         </w:numPr>
         <w:jc w:val="both"/>
-      </w:pPr>
-      <w:r>
-        <w:rPr>
-          <w:rFonts w:ascii="Arial" w:hAnsi="Arial" w:cs="Arial"/>
-          <w:sz w:val="20"/>
+        <w:rPr>
+          <w:rFonts w:ascii="Arial" w:hAnsi="Arial" w:cs="Arial"/>
+          <w:sz w:val="18"/>
+        </w:rPr>
+      </w:pPr>
+      <w:r>
+        <w:rPr>
+          <w:rFonts w:ascii="Arial" w:hAnsi="Arial" w:cs="Arial"/>
+          <w:sz w:val="18"/>
         </w:rPr>
         <w:t>Partnered with product and stakeholders to translate ambiguous requirements into scoped milestones, protecting delivery predictability under shifting priorities.</w:t>
       </w:r>
@@ -3927,35 +3789,28 @@
         <w:pStyle w:val="NormalWeb"/>
         <w:numPr>
           <w:ilvl w:val="0"/>
-          <w:numId w:val="8"/>
+          <w:numId w:val="21"/>
         </w:numPr>
         <w:jc w:val="both"/>
         <w:rPr>
           <w:rFonts w:ascii="Arial" w:hAnsi="Arial" w:cs="Arial"/>
-          <w:sz w:val="20"/>
-        </w:rPr>
-      </w:pPr>
-      <w:r>
-        <w:rPr>
-          <w:rFonts w:ascii="Arial" w:hAnsi="Arial" w:cs="Arial"/>
-          <w:sz w:val="20"/>
-        </w:rPr>
-        <w:t xml:space="preserve">Owned a complex </w:t>
-      </w:r>
-      <w:r>
-        <w:rPr>
-          <w:rStyle w:val="Strong"/>
-          <w:rFonts w:ascii="Arial" w:hAnsi="Arial" w:cs="Arial"/>
-          <w:sz w:val="20"/>
-        </w:rPr>
-        <w:t>Angular</w:t>
-      </w:r>
-      <w:r>
-        <w:rPr>
-          <w:rFonts w:ascii="Arial" w:hAnsi="Arial" w:cs="Arial"/>
-          <w:sz w:val="20"/>
-        </w:rPr>
-        <w:t xml:space="preserve"> application and restructured feature boundaries to reduce coupling while improving delivery speed across multiple teams.</w:t>
+          <w:sz w:val="18"/>
+        </w:rPr>
+      </w:pPr>
+      <w:r>
+        <w:rPr>
+          <w:rStyle w:val="Strong"/>
+          <w:rFonts w:ascii="Arial" w:hAnsi="Arial" w:cs="Arial"/>
+          <w:sz w:val="18"/>
+        </w:rPr>
+        <w:t>Built and maintained modular UI screens</w:t>
+      </w:r>
+      <w:r>
+        <w:rPr>
+          <w:rFonts w:ascii="Arial" w:hAnsi="Arial" w:cs="Arial"/>
+          <w:sz w:val="18"/>
+        </w:rPr>
+        <w:t>, emphasizing maintainable structure and predictable data flow.</w:t>
       </w:r>
     </w:p>
     <w:p>
@@ -3963,37 +3818,20 @@
         <w:pStyle w:val="NormalWeb"/>
         <w:numPr>
           <w:ilvl w:val="0"/>
-          <w:numId w:val="8"/>
+          <w:numId w:val="21"/>
         </w:numPr>
         <w:jc w:val="both"/>
         <w:rPr>
           <w:rFonts w:ascii="Arial" w:hAnsi="Arial" w:cs="Arial"/>
-          <w:sz w:val="20"/>
-        </w:rPr>
-      </w:pPr>
-      <w:r>
-        <w:rPr>
-          <w:rFonts w:ascii="Arial" w:hAnsi="Arial" w:cs="Arial"/>
-          <w:sz w:val="20"/>
-        </w:rPr>
-        <w:t xml:space="preserve">Implemented </w:t>
-      </w:r>
-      <w:proofErr w:type="spellStart"/>
-      <w:r>
-        <w:rPr>
-          <w:rStyle w:val="Strong"/>
-          <w:rFonts w:ascii="Arial" w:hAnsi="Arial" w:cs="Arial"/>
-          <w:sz w:val="20"/>
-        </w:rPr>
-        <w:t>RxJS</w:t>
-      </w:r>
-      <w:proofErr w:type="spellEnd"/>
-      <w:r>
-        <w:rPr>
-          <w:rFonts w:ascii="Arial" w:hAnsi="Arial" w:cs="Arial"/>
-          <w:sz w:val="20"/>
-        </w:rPr>
-        <w:t>-driven data orchestration for concurrent requests and streaming updates, eliminating race conditions and intermittent UI states.</w:t>
+          <w:sz w:val="18"/>
+        </w:rPr>
+      </w:pPr>
+      <w:r>
+        <w:rPr>
+          <w:rFonts w:ascii="Arial" w:hAnsi="Arial" w:cs="Arial"/>
+          <w:sz w:val="18"/>
+        </w:rPr>
+        <w:t>Implemented reusable components and shared utilities to standardize validation, reduce duplication, and speed up feature delivery across modules.</w:t>
       </w:r>
     </w:p>
     <w:p>
@@ -4001,35 +3839,35 @@
         <w:pStyle w:val="NormalWeb"/>
         <w:numPr>
           <w:ilvl w:val="0"/>
-          <w:numId w:val="8"/>
+          <w:numId w:val="21"/>
         </w:numPr>
         <w:jc w:val="both"/>
         <w:rPr>
           <w:rFonts w:ascii="Arial" w:hAnsi="Arial" w:cs="Arial"/>
-          <w:sz w:val="20"/>
-        </w:rPr>
-      </w:pPr>
-      <w:r>
-        <w:rPr>
-          <w:rFonts w:ascii="Arial" w:hAnsi="Arial" w:cs="Arial"/>
-          <w:sz w:val="20"/>
-        </w:rPr>
-        <w:t xml:space="preserve">Built </w:t>
-      </w:r>
-      <w:r>
-        <w:rPr>
-          <w:rStyle w:val="Strong"/>
-          <w:rFonts w:ascii="Arial" w:hAnsi="Arial" w:cs="Arial"/>
-          <w:sz w:val="20"/>
-        </w:rPr>
-        <w:t>Node.js / Express</w:t>
-      </w:r>
-      <w:r>
-        <w:rPr>
-          <w:rFonts w:ascii="Arial" w:hAnsi="Arial" w:cs="Arial"/>
-          <w:sz w:val="20"/>
-        </w:rPr>
-        <w:t xml:space="preserve"> APIs with standardized pagination, filtering, validation, and consistent error envelopes to stabilize consumer integrations.</w:t>
+          <w:sz w:val="18"/>
+        </w:rPr>
+      </w:pPr>
+      <w:r>
+        <w:rPr>
+          <w:rFonts w:ascii="Arial" w:hAnsi="Arial" w:cs="Arial"/>
+          <w:sz w:val="18"/>
+        </w:rPr>
+        <w:t xml:space="preserve">Developed internal and customer-facing </w:t>
+      </w:r>
+      <w:r>
+        <w:rPr>
+          <w:rStyle w:val="Strong"/>
+          <w:rFonts w:ascii="Arial" w:hAnsi="Arial" w:cs="Arial"/>
+          <w:sz w:val="18"/>
+        </w:rPr>
+        <w:t>Node.js</w:t>
+      </w:r>
+      <w:r>
+        <w:rPr>
+          <w:rFonts w:ascii="Arial" w:hAnsi="Arial" w:cs="Arial"/>
+          <w:sz w:val="18"/>
+        </w:rPr>
+        <w:t xml:space="preserve"> endpoints with strict request validation, consistent error handling, and support-friendly diagnostics.</w:t>
       </w:r>
     </w:p>
     <w:p>
@@ -4037,35 +3875,67 @@
         <w:pStyle w:val="NormalWeb"/>
         <w:numPr>
           <w:ilvl w:val="0"/>
-          <w:numId w:val="8"/>
+          <w:numId w:val="21"/>
         </w:numPr>
         <w:jc w:val="both"/>
         <w:rPr>
           <w:rFonts w:ascii="Arial" w:hAnsi="Arial" w:cs="Arial"/>
-          <w:sz w:val="20"/>
-        </w:rPr>
-      </w:pPr>
-      <w:r>
-        <w:rPr>
-          <w:rFonts w:ascii="Arial" w:hAnsi="Arial" w:cs="Arial"/>
-          <w:sz w:val="20"/>
-        </w:rPr>
-        <w:t xml:space="preserve">Introduced role-sensitive workflows using </w:t>
-      </w:r>
-      <w:r>
-        <w:rPr>
-          <w:rStyle w:val="Strong"/>
-          <w:rFonts w:ascii="Arial" w:hAnsi="Arial" w:cs="Arial"/>
-          <w:sz w:val="20"/>
-        </w:rPr>
-        <w:t>JWT</w:t>
-      </w:r>
-      <w:r>
-        <w:rPr>
-          <w:rFonts w:ascii="Arial" w:hAnsi="Arial" w:cs="Arial"/>
-          <w:sz w:val="20"/>
-        </w:rPr>
-        <w:t>-backed authorization patterns and maintainable route guards aligned with backend enforcement.</w:t>
+          <w:sz w:val="18"/>
+        </w:rPr>
+      </w:pPr>
+      <w:r>
+        <w:rPr>
+          <w:rFonts w:ascii="Arial" w:hAnsi="Arial" w:cs="Arial"/>
+          <w:sz w:val="18"/>
+        </w:rPr>
+        <w:t xml:space="preserve">Modeled data and migrations across </w:t>
+      </w:r>
+      <w:proofErr w:type="spellStart"/>
+      <w:r>
+        <w:rPr>
+          <w:rStyle w:val="Strong"/>
+          <w:rFonts w:ascii="Arial" w:hAnsi="Arial" w:cs="Arial"/>
+          <w:sz w:val="18"/>
+        </w:rPr>
+        <w:t>PostgreSQL</w:t>
+      </w:r>
+      <w:proofErr w:type="spellEnd"/>
+      <w:r>
+        <w:rPr>
+          <w:rFonts w:ascii="Arial" w:hAnsi="Arial" w:cs="Arial"/>
+          <w:sz w:val="18"/>
+        </w:rPr>
+        <w:t xml:space="preserve">, </w:t>
+      </w:r>
+      <w:r>
+        <w:rPr>
+          <w:rStyle w:val="Strong"/>
+          <w:rFonts w:ascii="Arial" w:hAnsi="Arial" w:cs="Arial"/>
+          <w:sz w:val="18"/>
+        </w:rPr>
+        <w:t>MySQL</w:t>
+      </w:r>
+      <w:r>
+        <w:rPr>
+          <w:rFonts w:ascii="Arial" w:hAnsi="Arial" w:cs="Arial"/>
+          <w:sz w:val="18"/>
+        </w:rPr>
+        <w:t xml:space="preserve">, and </w:t>
+      </w:r>
+      <w:r>
+        <w:rPr>
+          <w:rStyle w:val="Strong"/>
+          <w:rFonts w:ascii="Arial" w:hAnsi="Arial" w:cs="Arial"/>
+          <w:sz w:val="18"/>
+        </w:rPr>
+        <w:t>SQL Server</w:t>
+      </w:r>
+      <w:r>
+        <w:rPr>
+          <w:rFonts w:ascii="Arial" w:hAnsi="Arial" w:cs="Arial"/>
+          <w:sz w:val="18"/>
+        </w:rPr>
+        <w:t>, collaborating on indexing and query tuning for high-traffic endpoints.</w:t>
       </w:r>
     </w:p>
     <w:p>
@@ -4073,37 +3943,39 @@
         <w:pStyle w:val="NormalWeb"/>
         <w:numPr>
           <w:ilvl w:val="0"/>
-          <w:numId w:val="8"/>
+          <w:numId w:val="21"/>
         </w:numPr>
         <w:jc w:val="both"/>
         <w:rPr>
           <w:rFonts w:ascii="Arial" w:hAnsi="Arial" w:cs="Arial"/>
-          <w:sz w:val="20"/>
-        </w:rPr>
-      </w:pPr>
-      <w:r>
-        <w:rPr>
-          <w:rFonts w:ascii="Arial" w:hAnsi="Arial" w:cs="Arial"/>
-          <w:sz w:val="20"/>
-        </w:rPr>
-        <w:t xml:space="preserve">Improved performance by removing redundant HTTP calls, introducing safe caching with </w:t>
-      </w:r>
-      <w:proofErr w:type="spellStart"/>
-      <w:r>
-        <w:rPr>
-          <w:rStyle w:val="Strong"/>
-          <w:rFonts w:ascii="Arial" w:hAnsi="Arial" w:cs="Arial"/>
-          <w:sz w:val="20"/>
+          <w:sz w:val="18"/>
+        </w:rPr>
+      </w:pPr>
+      <w:r>
+        <w:rPr>
+          <w:rFonts w:ascii="Arial" w:hAnsi="Arial" w:cs="Arial"/>
+          <w:sz w:val="18"/>
+        </w:rPr>
+        <w:t xml:space="preserve">Added caching and session patterns using </w:t>
+      </w:r>
+      <w:proofErr w:type="spellStart"/>
+      <w:proofErr w:type="gramStart"/>
+      <w:r>
+        <w:rPr>
+          <w:rStyle w:val="Strong"/>
+          <w:rFonts w:ascii="Arial" w:hAnsi="Arial" w:cs="Arial"/>
+          <w:sz w:val="18"/>
         </w:rPr>
         <w:t>Redis</w:t>
       </w:r>
       <w:proofErr w:type="spellEnd"/>
-      <w:r>
-        <w:rPr>
-          <w:rFonts w:ascii="Arial" w:hAnsi="Arial" w:cs="Arial"/>
-          <w:sz w:val="20"/>
-        </w:rPr>
-        <w:t>, and optimizing heavy table rendering for daily power users.</w:t>
+      <w:proofErr w:type="gramEnd"/>
+      <w:r>
+        <w:rPr>
+          <w:rFonts w:ascii="Arial" w:hAnsi="Arial" w:cs="Arial"/>
+          <w:sz w:val="18"/>
+        </w:rPr>
+        <w:t xml:space="preserve"> to reduce database load and improve responsiveness during multi-step workflows.</w:t>
       </w:r>
     </w:p>
     <w:p>
@@ -4111,73 +3983,27 @@
         <w:pStyle w:val="NormalWeb"/>
         <w:numPr>
           <w:ilvl w:val="0"/>
-          <w:numId w:val="8"/>
+          <w:numId w:val="21"/>
         </w:numPr>
         <w:jc w:val="both"/>
         <w:rPr>
           <w:rFonts w:ascii="Arial" w:hAnsi="Arial" w:cs="Arial"/>
-          <w:sz w:val="20"/>
-        </w:rPr>
-      </w:pPr>
-      <w:r>
-        <w:rPr>
-          <w:rFonts w:ascii="Arial" w:hAnsi="Arial" w:cs="Arial"/>
-          <w:sz w:val="20"/>
-        </w:rPr>
-        <w:t xml:space="preserve">Delivered robust </w:t>
-      </w:r>
-      <w:proofErr w:type="spellStart"/>
-      <w:r>
-        <w:rPr>
-          <w:rFonts w:ascii="Arial" w:hAnsi="Arial" w:cs="Arial"/>
-          <w:sz w:val="20"/>
-        </w:rPr>
-        <w:t>async</w:t>
-      </w:r>
-      <w:proofErr w:type="spellEnd"/>
-      <w:r>
-        <w:rPr>
-          <w:rFonts w:ascii="Arial" w:hAnsi="Arial" w:cs="Arial"/>
-          <w:sz w:val="20"/>
-        </w:rPr>
-        <w:t xml:space="preserve"> processing using </w:t>
-      </w:r>
-      <w:r>
-        <w:rPr>
-          <w:rStyle w:val="Strong"/>
-          <w:rFonts w:ascii="Arial" w:hAnsi="Arial" w:cs="Arial"/>
-          <w:sz w:val="20"/>
-        </w:rPr>
-        <w:t>AWS SQS/SNS</w:t>
-      </w:r>
-      <w:r>
-        <w:rPr>
-          <w:rFonts w:ascii="Arial" w:hAnsi="Arial" w:cs="Arial"/>
-          <w:sz w:val="20"/>
-        </w:rPr>
-        <w:t xml:space="preserve"> with retry/DLQ patterns, and expanded throughput options with </w:t>
-      </w:r>
-      <w:r>
-        <w:rPr>
-          <w:rStyle w:val="Strong"/>
-          <w:rFonts w:ascii="Arial" w:hAnsi="Arial" w:cs="Arial"/>
-          <w:sz w:val="20"/>
-        </w:rPr>
-        <w:t>Kafka</w:t>
-      </w:r>
-      <w:r>
-        <w:rPr>
-          <w:rFonts w:ascii="Arial" w:hAnsi="Arial" w:cs="Arial"/>
-          <w:sz w:val="20"/>
-        </w:rPr>
-        <w:t xml:space="preserve"> and </w:t>
-      </w:r>
-      <w:proofErr w:type="spellStart"/>
-      <w:r>
-        <w:rPr>
-          <w:rStyle w:val="Strong"/>
-          <w:rFonts w:ascii="Arial" w:hAnsi="Arial" w:cs="Arial"/>
-          <w:sz w:val="20"/>
+          <w:sz w:val="18"/>
+        </w:rPr>
+      </w:pPr>
+      <w:r>
+        <w:rPr>
+          <w:rFonts w:ascii="Arial" w:hAnsi="Arial" w:cs="Arial"/>
+          <w:sz w:val="18"/>
+        </w:rPr>
+        <w:t xml:space="preserve">Introduced asynchronous processing using </w:t>
+      </w:r>
+      <w:proofErr w:type="spellStart"/>
+      <w:r>
+        <w:rPr>
+          <w:rStyle w:val="Strong"/>
+          <w:rFonts w:ascii="Arial" w:hAnsi="Arial" w:cs="Arial"/>
+          <w:sz w:val="18"/>
         </w:rPr>
         <w:t>RabbitMQ</w:t>
       </w:r>
@@ -4185,9 +4011,9 @@
       <w:r>
         <w:rPr>
           <w:rFonts w:ascii="Arial" w:hAnsi="Arial" w:cs="Arial"/>
-          <w:sz w:val="20"/>
-        </w:rPr>
-        <w:t xml:space="preserve"> where needed.</w:t>
+          <w:sz w:val="18"/>
+        </w:rPr>
+        <w:t xml:space="preserve"> and early queue patterns, improving reliability for long-running tasks and operational workloads.</w:t>
       </w:r>
     </w:p>
     <w:p>
@@ -4195,45 +4021,37 @@
         <w:pStyle w:val="NormalWeb"/>
         <w:numPr>
           <w:ilvl w:val="0"/>
-          <w:numId w:val="8"/>
+          <w:numId w:val="21"/>
         </w:numPr>
         <w:jc w:val="both"/>
         <w:rPr>
           <w:rFonts w:ascii="Arial" w:hAnsi="Arial" w:cs="Arial"/>
-          <w:sz w:val="20"/>
-        </w:rPr>
-      </w:pPr>
-      <w:r>
-        <w:rPr>
-          <w:rFonts w:ascii="Arial" w:hAnsi="Arial" w:cs="Arial"/>
-          <w:sz w:val="20"/>
-        </w:rPr>
-        <w:t xml:space="preserve">Added search capabilities via </w:t>
-      </w:r>
-      <w:proofErr w:type="spellStart"/>
-      <w:r>
-        <w:rPr>
-          <w:rStyle w:val="Strong"/>
-          <w:rFonts w:ascii="Arial" w:hAnsi="Arial" w:cs="Arial"/>
-          <w:sz w:val="20"/>
+          <w:sz w:val="18"/>
+        </w:rPr>
+      </w:pPr>
+      <w:r>
+        <w:rPr>
+          <w:rFonts w:ascii="Arial" w:hAnsi="Arial" w:cs="Arial"/>
+          <w:sz w:val="18"/>
+        </w:rPr>
+        <w:t xml:space="preserve">Implemented search indexing with </w:t>
+      </w:r>
+      <w:proofErr w:type="spellStart"/>
+      <w:r>
+        <w:rPr>
+          <w:rStyle w:val="Strong"/>
+          <w:rFonts w:ascii="Arial" w:hAnsi="Arial" w:cs="Arial"/>
+          <w:sz w:val="18"/>
         </w:rPr>
         <w:t>Elasticsearch</w:t>
       </w:r>
       <w:proofErr w:type="spellEnd"/>
       <w:r>
         <w:rPr>
-          <w:rStyle w:val="Strong"/>
-          <w:rFonts w:ascii="Arial" w:hAnsi="Arial" w:cs="Arial"/>
-          <w:sz w:val="20"/>
-        </w:rPr>
-        <w:t>/OpenSearch</w:t>
-      </w:r>
-      <w:r>
-        <w:rPr>
-          <w:rFonts w:ascii="Arial" w:hAnsi="Arial" w:cs="Arial"/>
-          <w:sz w:val="20"/>
-        </w:rPr>
-        <w:t>, enabling operational filtering and reducing time-to-find for support and customer teams.</w:t>
+          <w:rFonts w:ascii="Arial" w:hAnsi="Arial" w:cs="Arial"/>
+          <w:sz w:val="18"/>
+        </w:rPr>
+        <w:t xml:space="preserve"> to improve discoverability of records and reduce manual support effort during investigations.</w:t>
       </w:r>
     </w:p>
     <w:p>
@@ -4241,46 +4059,52 @@
         <w:pStyle w:val="NormalWeb"/>
         <w:numPr>
           <w:ilvl w:val="0"/>
-          <w:numId w:val="8"/>
+          <w:numId w:val="21"/>
         </w:numPr>
         <w:jc w:val="both"/>
         <w:rPr>
           <w:rFonts w:ascii="Arial" w:hAnsi="Arial" w:cs="Arial"/>
-          <w:sz w:val="20"/>
-        </w:rPr>
-      </w:pPr>
-      <w:r>
-        <w:rPr>
-          <w:rFonts w:ascii="Arial" w:hAnsi="Arial" w:cs="Arial"/>
-          <w:sz w:val="20"/>
-        </w:rPr>
-        <w:lastRenderedPageBreak/>
-        <w:t xml:space="preserve">Strengthened database reliability across </w:t>
-      </w:r>
-      <w:proofErr w:type="spellStart"/>
-      <w:r>
-        <w:rPr>
-          <w:rStyle w:val="Strong"/>
-          <w:rFonts w:ascii="Arial" w:hAnsi="Arial" w:cs="Arial"/>
-          <w:sz w:val="20"/>
-        </w:rPr>
-        <w:t>PostgreSQL</w:t>
-      </w:r>
-      <w:proofErr w:type="spellEnd"/>
-      <w:r>
-        <w:rPr>
-          <w:rStyle w:val="Strong"/>
-          <w:rFonts w:ascii="Arial" w:hAnsi="Arial" w:cs="Arial"/>
-          <w:sz w:val="20"/>
-        </w:rPr>
-        <w:t>/MySQL</w:t>
-      </w:r>
-      <w:r>
-        <w:rPr>
-          <w:rFonts w:ascii="Arial" w:hAnsi="Arial" w:cs="Arial"/>
-          <w:sz w:val="20"/>
-        </w:rPr>
-        <w:t xml:space="preserve"> with indexing, query tuning, and migration practices designed for low-downtime releases.</w:t>
+          <w:sz w:val="18"/>
+        </w:rPr>
+      </w:pPr>
+      <w:r>
+        <w:rPr>
+          <w:rFonts w:ascii="Arial" w:hAnsi="Arial" w:cs="Arial"/>
+          <w:sz w:val="18"/>
+        </w:rPr>
+        <w:t xml:space="preserve">Improved release reliability by wiring monitoring hooks and structured logs into </w:t>
+      </w:r>
+      <w:r>
+        <w:rPr>
+          <w:rStyle w:val="Strong"/>
+          <w:rFonts w:ascii="Arial" w:hAnsi="Arial" w:cs="Arial"/>
+          <w:sz w:val="18"/>
+        </w:rPr>
+        <w:t>ELK/EFK</w:t>
+      </w:r>
+      <w:r>
+        <w:rPr>
+          <w:rFonts w:ascii="Arial" w:hAnsi="Arial" w:cs="Arial"/>
+          <w:sz w:val="18"/>
+        </w:rPr>
+        <w:t xml:space="preserve"> and </w:t>
+      </w:r>
+      <w:proofErr w:type="spellStart"/>
+      <w:r>
+        <w:rPr>
+          <w:rStyle w:val="Strong"/>
+          <w:rFonts w:ascii="Arial" w:hAnsi="Arial" w:cs="Arial"/>
+          <w:sz w:val="18"/>
+        </w:rPr>
+        <w:t>CloudWatch</w:t>
+      </w:r>
+      <w:proofErr w:type="spellEnd"/>
+      <w:r>
+        <w:rPr>
+          <w:rFonts w:ascii="Arial" w:hAnsi="Arial" w:cs="Arial"/>
+          <w:sz w:val="18"/>
+        </w:rPr>
+        <w:t>, enabling faster detection and triage.</w:t>
       </w:r>
     </w:p>
     <w:p>
@@ -4288,77 +4112,37 @@
         <w:pStyle w:val="NormalWeb"/>
         <w:numPr>
           <w:ilvl w:val="0"/>
-          <w:numId w:val="8"/>
+          <w:numId w:val="21"/>
         </w:numPr>
         <w:jc w:val="both"/>
         <w:rPr>
           <w:rFonts w:ascii="Arial" w:hAnsi="Arial" w:cs="Arial"/>
-          <w:sz w:val="20"/>
-        </w:rPr>
-      </w:pPr>
-      <w:r>
-        <w:rPr>
-          <w:rFonts w:ascii="Arial" w:hAnsi="Arial" w:cs="Arial"/>
-          <w:sz w:val="20"/>
-        </w:rPr>
-        <w:t xml:space="preserve">Standardized CI quality gates across </w:t>
-      </w:r>
-      <w:r>
-        <w:rPr>
-          <w:rStyle w:val="Strong"/>
-          <w:rFonts w:ascii="Arial" w:hAnsi="Arial" w:cs="Arial"/>
-          <w:sz w:val="20"/>
-        </w:rPr>
-        <w:t>Jenkins</w:t>
-      </w:r>
-      <w:r>
-        <w:rPr>
-          <w:rFonts w:ascii="Arial" w:hAnsi="Arial" w:cs="Arial"/>
-          <w:sz w:val="20"/>
-        </w:rPr>
-        <w:t xml:space="preserve">, </w:t>
-      </w:r>
-      <w:proofErr w:type="spellStart"/>
-      <w:r>
-        <w:rPr>
-          <w:rStyle w:val="Strong"/>
-          <w:rFonts w:ascii="Arial" w:hAnsi="Arial" w:cs="Arial"/>
-          <w:sz w:val="20"/>
-        </w:rPr>
-        <w:t>CircleCI</w:t>
-      </w:r>
-      <w:proofErr w:type="spellEnd"/>
-      <w:r>
-        <w:rPr>
-          <w:rFonts w:ascii="Arial" w:hAnsi="Arial" w:cs="Arial"/>
-          <w:sz w:val="20"/>
-        </w:rPr>
-        <w:t xml:space="preserve">, and </w:t>
-      </w:r>
-      <w:r>
-        <w:rPr>
-          <w:rStyle w:val="Strong"/>
-          <w:rFonts w:ascii="Arial" w:hAnsi="Arial" w:cs="Arial"/>
-          <w:sz w:val="20"/>
-        </w:rPr>
-        <w:t xml:space="preserve">Azure </w:t>
-      </w:r>
-      <w:proofErr w:type="spellStart"/>
-      <w:r>
-        <w:rPr>
-          <w:rStyle w:val="Strong"/>
-          <w:rFonts w:ascii="Arial" w:hAnsi="Arial" w:cs="Arial"/>
-          <w:sz w:val="20"/>
-        </w:rPr>
-        <w:t>DevOps</w:t>
-      </w:r>
-      <w:proofErr w:type="spellEnd"/>
-      <w:r>
-        <w:rPr>
-          <w:rFonts w:ascii="Arial" w:hAnsi="Arial" w:cs="Arial"/>
-          <w:sz w:val="20"/>
-        </w:rPr>
-        <w:t>, improving merge confidence through automated checks and repeatable releases.</w:t>
+          <w:sz w:val="18"/>
+        </w:rPr>
+      </w:pPr>
+      <w:r>
+        <w:rPr>
+          <w:rFonts w:ascii="Arial" w:hAnsi="Arial" w:cs="Arial"/>
+          <w:sz w:val="18"/>
+        </w:rPr>
+        <w:t xml:space="preserve">Containerized key services with </w:t>
+      </w:r>
+      <w:proofErr w:type="spellStart"/>
+      <w:r>
+        <w:rPr>
+          <w:rStyle w:val="Strong"/>
+          <w:rFonts w:ascii="Arial" w:hAnsi="Arial" w:cs="Arial"/>
+          <w:sz w:val="18"/>
+        </w:rPr>
+        <w:t>Docker</w:t>
+      </w:r>
+      <w:proofErr w:type="spellEnd"/>
+      <w:r>
+        <w:rPr>
+          <w:rFonts w:ascii="Arial" w:hAnsi="Arial" w:cs="Arial"/>
+          <w:sz w:val="18"/>
+        </w:rPr>
+        <w:t xml:space="preserve"> and supported early automation for repeatable builds and consistent environments.</w:t>
       </w:r>
     </w:p>
     <w:p>
@@ -4366,52 +4150,36 @@
         <w:pStyle w:val="NormalWeb"/>
         <w:numPr>
           <w:ilvl w:val="0"/>
-          <w:numId w:val="8"/>
+          <w:numId w:val="21"/>
         </w:numPr>
         <w:jc w:val="both"/>
         <w:rPr>
           <w:rFonts w:ascii="Arial" w:hAnsi="Arial" w:cs="Arial"/>
-          <w:sz w:val="20"/>
-        </w:rPr>
-      </w:pPr>
-      <w:r>
-        <w:rPr>
-          <w:rFonts w:ascii="Arial" w:hAnsi="Arial" w:cs="Arial"/>
-          <w:sz w:val="20"/>
-        </w:rPr>
-        <w:t xml:space="preserve">Built </w:t>
-      </w:r>
-      <w:proofErr w:type="spellStart"/>
-      <w:r>
-        <w:rPr>
-          <w:rFonts w:ascii="Arial" w:hAnsi="Arial" w:cs="Arial"/>
-          <w:sz w:val="20"/>
-        </w:rPr>
-        <w:t>observability</w:t>
-      </w:r>
-      <w:proofErr w:type="spellEnd"/>
-      <w:r>
-        <w:rPr>
-          <w:rFonts w:ascii="Arial" w:hAnsi="Arial" w:cs="Arial"/>
-          <w:sz w:val="20"/>
-        </w:rPr>
-        <w:t xml:space="preserve"> foundations using structured logging and </w:t>
-      </w:r>
-      <w:proofErr w:type="spellStart"/>
-      <w:r>
-        <w:rPr>
-          <w:rStyle w:val="Strong"/>
-          <w:rFonts w:ascii="Arial" w:hAnsi="Arial" w:cs="Arial"/>
-          <w:sz w:val="20"/>
-        </w:rPr>
-        <w:t>CloudWatch</w:t>
-      </w:r>
-      <w:proofErr w:type="spellEnd"/>
-      <w:r>
-        <w:rPr>
-          <w:rStyle w:val="Strong"/>
-          <w:rFonts w:ascii="Arial" w:hAnsi="Arial" w:cs="Arial"/>
-          <w:sz w:val="20"/>
+          <w:sz w:val="18"/>
+        </w:rPr>
+      </w:pPr>
+      <w:r>
+        <w:rPr>
+          <w:rFonts w:ascii="Arial" w:hAnsi="Arial" w:cs="Arial"/>
+          <w:sz w:val="18"/>
+        </w:rPr>
+        <w:t xml:space="preserve">Adopted infrastructure automation foundations using </w:t>
+      </w:r>
+      <w:proofErr w:type="spellStart"/>
+      <w:r>
+        <w:rPr>
+          <w:rStyle w:val="Strong"/>
+          <w:rFonts w:ascii="Arial" w:hAnsi="Arial" w:cs="Arial"/>
+          <w:sz w:val="18"/>
+        </w:rPr>
+        <w:t>Terraform</w:t>
+      </w:r>
+      <w:proofErr w:type="spellEnd"/>
+      <w:r>
+        <w:rPr>
+          <w:rStyle w:val="Strong"/>
+          <w:rFonts w:ascii="Arial" w:hAnsi="Arial" w:cs="Arial"/>
+          <w:sz w:val="18"/>
         </w:rPr>
         <w:t>/</w:t>
       </w:r>
@@ -4420,34 +4188,32 @@
         <w:rPr>
           <w:rStyle w:val="Strong"/>
           <w:rFonts w:ascii="Arial" w:hAnsi="Arial" w:cs="Arial"/>
-          <w:sz w:val="20"/>
-        </w:rPr>
-        <w:t>Datadog</w:t>
-      </w:r>
-      <w:proofErr w:type="spellEnd"/>
-      <w:r>
-        <w:rPr>
-          <w:rFonts w:ascii="Arial" w:hAnsi="Arial" w:cs="Arial"/>
-          <w:sz w:val="20"/>
-        </w:rPr>
-        <w:t xml:space="preserve"> metrics, plus actionable dashboards in </w:t>
-      </w:r>
-      <w:proofErr w:type="spellStart"/>
-      <w:r>
-        <w:rPr>
-          <w:rStyle w:val="Strong"/>
-          <w:rFonts w:ascii="Arial" w:hAnsi="Arial" w:cs="Arial"/>
-          <w:sz w:val="20"/>
-        </w:rPr>
-        <w:t>Grafana</w:t>
-      </w:r>
-      <w:proofErr w:type="spellEnd"/>
-      <w:r>
-        <w:rPr>
-          <w:rFonts w:ascii="Arial" w:hAnsi="Arial" w:cs="Arial"/>
-          <w:sz w:val="20"/>
-        </w:rPr>
-        <w:t xml:space="preserve"> for rapid RCA.</w:t>
+          <w:sz w:val="18"/>
+        </w:rPr>
+        <w:t>CloudFormation</w:t>
+      </w:r>
+      <w:proofErr w:type="spellEnd"/>
+      <w:r>
+        <w:rPr>
+          <w:rFonts w:ascii="Arial" w:hAnsi="Arial" w:cs="Arial"/>
+          <w:sz w:val="18"/>
+        </w:rPr>
+        <w:t xml:space="preserve"> patterns and </w:t>
+      </w:r>
+      <w:r>
+        <w:rPr>
+          <w:rStyle w:val="Strong"/>
+          <w:rFonts w:ascii="Arial" w:hAnsi="Arial" w:cs="Arial"/>
+          <w:sz w:val="18"/>
+        </w:rPr>
+        <w:t>least-privilege IAM</w:t>
+      </w:r>
+      <w:r>
+        <w:rPr>
+          <w:rFonts w:ascii="Arial" w:hAnsi="Arial" w:cs="Arial"/>
+          <w:sz w:val="18"/>
+        </w:rPr>
+        <w:t xml:space="preserve"> concepts for safer deployments.</w:t>
       </w:r>
     </w:p>
     <w:p>
@@ -4455,157 +4221,56 @@
         <w:pStyle w:val="NormalWeb"/>
         <w:numPr>
           <w:ilvl w:val="0"/>
-          <w:numId w:val="8"/>
+          <w:numId w:val="21"/>
         </w:numPr>
         <w:jc w:val="both"/>
         <w:rPr>
           <w:rFonts w:ascii="Arial" w:hAnsi="Arial" w:cs="Arial"/>
-          <w:sz w:val="20"/>
-        </w:rPr>
-      </w:pPr>
-      <w:r>
-        <w:rPr>
-          <w:rFonts w:ascii="Arial" w:hAnsi="Arial" w:cs="Arial"/>
-          <w:sz w:val="20"/>
-        </w:rPr>
-        <w:t xml:space="preserve">Implemented test coverage strategy with </w:t>
-      </w:r>
-      <w:r>
-        <w:rPr>
-          <w:rStyle w:val="Strong"/>
-          <w:rFonts w:ascii="Arial" w:hAnsi="Arial" w:cs="Arial"/>
-          <w:sz w:val="20"/>
+          <w:sz w:val="18"/>
+        </w:rPr>
+      </w:pPr>
+      <w:r>
+        <w:rPr>
+          <w:rFonts w:ascii="Arial" w:hAnsi="Arial" w:cs="Arial"/>
+          <w:sz w:val="18"/>
+        </w:rPr>
+        <w:t xml:space="preserve">Added pragmatic automated testing with </w:t>
+      </w:r>
+      <w:r>
+        <w:rPr>
+          <w:rStyle w:val="Strong"/>
+          <w:rFonts w:ascii="Arial" w:hAnsi="Arial" w:cs="Arial"/>
+          <w:sz w:val="18"/>
         </w:rPr>
         <w:t>Jest</w:t>
       </w:r>
       <w:r>
         <w:rPr>
           <w:rFonts w:ascii="Arial" w:hAnsi="Arial" w:cs="Arial"/>
-          <w:sz w:val="20"/>
-        </w:rPr>
-        <w:t xml:space="preserve">, </w:t>
-      </w:r>
-      <w:r>
-        <w:rPr>
-          <w:rStyle w:val="Strong"/>
-          <w:rFonts w:ascii="Arial" w:hAnsi="Arial" w:cs="Arial"/>
-          <w:sz w:val="20"/>
-        </w:rPr>
-        <w:t>Mocha/Chai</w:t>
-      </w:r>
-      <w:r>
-        <w:rPr>
-          <w:rFonts w:ascii="Arial" w:hAnsi="Arial" w:cs="Arial"/>
-          <w:sz w:val="20"/>
-        </w:rPr>
-        <w:t xml:space="preserve">, and end-to-end validation using </w:t>
-      </w:r>
-      <w:r>
-        <w:rPr>
-          <w:rStyle w:val="Strong"/>
-          <w:rFonts w:ascii="Arial" w:hAnsi="Arial" w:cs="Arial"/>
-          <w:sz w:val="20"/>
-        </w:rPr>
-        <w:t>Cypress/Playwright</w:t>
-      </w:r>
-      <w:r>
-        <w:rPr>
-          <w:rFonts w:ascii="Arial" w:hAnsi="Arial" w:cs="Arial"/>
-          <w:sz w:val="20"/>
-        </w:rPr>
-        <w:t>, reducing production regressions.</w:t>
+          <w:sz w:val="18"/>
+        </w:rPr>
+        <w:t xml:space="preserve"> and integration checks to reduce regressions while deadlines remained tight.</w:t>
       </w:r>
     </w:p>
     <w:p>
       <w:pPr>
         <w:pStyle w:val="NormalWeb"/>
-        <w:numPr>
-          <w:ilvl w:val="0"/>
-          <w:numId w:val="8"/>
-        </w:numPr>
         <w:jc w:val="both"/>
         <w:rPr>
           <w:rFonts w:ascii="Arial" w:hAnsi="Arial" w:cs="Arial"/>
-          <w:sz w:val="20"/>
-        </w:rPr>
-      </w:pPr>
-      <w:r>
-        <w:rPr>
-          <w:rFonts w:ascii="Arial" w:hAnsi="Arial" w:cs="Arial"/>
-          <w:sz w:val="20"/>
-        </w:rPr>
-        <w:t xml:space="preserve">Containerized services with </w:t>
-      </w:r>
-      <w:proofErr w:type="spellStart"/>
-      <w:r>
-        <w:rPr>
-          <w:rStyle w:val="Strong"/>
-          <w:rFonts w:ascii="Arial" w:hAnsi="Arial" w:cs="Arial"/>
-          <w:sz w:val="20"/>
-        </w:rPr>
-        <w:t>Docker</w:t>
-      </w:r>
-      <w:proofErr w:type="spellEnd"/>
-      <w:r>
-        <w:rPr>
-          <w:rFonts w:ascii="Arial" w:hAnsi="Arial" w:cs="Arial"/>
-          <w:sz w:val="20"/>
-        </w:rPr>
-        <w:t xml:space="preserve"> and introduced </w:t>
-      </w:r>
-      <w:proofErr w:type="spellStart"/>
-      <w:r>
-        <w:rPr>
-          <w:rStyle w:val="Strong"/>
-          <w:rFonts w:ascii="Arial" w:hAnsi="Arial" w:cs="Arial"/>
-          <w:sz w:val="20"/>
-        </w:rPr>
-        <w:t>Kubernetes</w:t>
-      </w:r>
-      <w:proofErr w:type="spellEnd"/>
-      <w:r>
-        <w:rPr>
-          <w:rFonts w:ascii="Arial" w:hAnsi="Arial" w:cs="Arial"/>
-          <w:sz w:val="20"/>
-        </w:rPr>
-        <w:t xml:space="preserve"> deployment patterns (including </w:t>
-      </w:r>
-      <w:r>
-        <w:rPr>
-          <w:rStyle w:val="Strong"/>
-          <w:rFonts w:ascii="Arial" w:hAnsi="Arial" w:cs="Arial"/>
-          <w:sz w:val="20"/>
-        </w:rPr>
-        <w:t>Helm</w:t>
-      </w:r>
-      <w:r>
-        <w:rPr>
-          <w:rFonts w:ascii="Arial" w:hAnsi="Arial" w:cs="Arial"/>
-          <w:sz w:val="20"/>
-        </w:rPr>
-        <w:t>) to reduce environment drift across staging and production.</w:t>
-      </w:r>
+          <w:sz w:val="18"/>
+        </w:rPr>
+      </w:pPr>
     </w:p>
     <w:p>
       <w:pPr>
         <w:pStyle w:val="NormalWeb"/>
-        <w:numPr>
-          <w:ilvl w:val="0"/>
-          <w:numId w:val="8"/>
-        </w:numPr>
         <w:jc w:val="both"/>
         <w:rPr>
           <w:rFonts w:ascii="Arial" w:hAnsi="Arial" w:cs="Arial"/>
-          <w:sz w:val="20"/>
-        </w:rPr>
-      </w:pPr>
-      <w:r>
-        <w:rPr>
-          <w:rFonts w:ascii="Arial" w:hAnsi="Arial" w:cs="Arial"/>
-          <w:sz w:val="20"/>
-        </w:rPr>
-        <w:t>Partnered with product and stakeholders to translate ambiguous requirements into scoped milestones, protecting delivery predictability under shifting priorities.</w:t>
-      </w:r>
+          <w:sz w:val="18"/>
+        </w:rPr>
+      </w:pPr>
     </w:p>
     <w:p>
       <w:r>
@@ -4617,6 +4282,7 @@
           <w:sz w:val="25"/>
           <w:szCs w:val="25"/>
         </w:rPr>
+        <w:lastRenderedPageBreak/>
         <w:t>Software Engineer Intern</w:t>
       </w:r>
     </w:p>
@@ -4652,13 +4318,13 @@
         <w:jc w:val="both"/>
         <w:rPr>
           <w:rFonts w:ascii="Arial" w:hAnsi="Arial" w:cs="Arial"/>
-          <w:sz w:val="20"/>
-        </w:rPr>
-      </w:pPr>
-      <w:r>
-        <w:rPr>
-          <w:rFonts w:ascii="Arial" w:hAnsi="Arial" w:cs="Arial"/>
-          <w:sz w:val="20"/>
+          <w:sz w:val="18"/>
+        </w:rPr>
+      </w:pPr>
+      <w:r>
+        <w:rPr>
+          <w:rFonts w:ascii="Arial" w:hAnsi="Arial" w:cs="Arial"/>
+          <w:sz w:val="18"/>
         </w:rPr>
         <w:t>Delivered UI enhancements and reliability fixes with disciplined code reviews and test gates in a high-quality engineering environment.</w:t>
       </w:r>
@@ -4673,13 +4339,13 @@
         <w:jc w:val="both"/>
         <w:rPr>
           <w:rFonts w:ascii="Arial" w:hAnsi="Arial" w:cs="Arial"/>
-          <w:sz w:val="20"/>
-        </w:rPr>
-      </w:pPr>
-      <w:r>
-        <w:rPr>
-          <w:rFonts w:ascii="Arial" w:hAnsi="Arial" w:cs="Arial"/>
-          <w:sz w:val="20"/>
+          <w:sz w:val="18"/>
+        </w:rPr>
+      </w:pPr>
+      <w:r>
+        <w:rPr>
+          <w:rFonts w:ascii="Arial" w:hAnsi="Arial" w:cs="Arial"/>
+          <w:sz w:val="18"/>
         </w:rPr>
         <w:t xml:space="preserve">Built small </w:t>
       </w:r>
@@ -4687,14 +4353,14 @@
         <w:rPr>
           <w:rStyle w:val="Strong"/>
           <w:rFonts w:ascii="Arial" w:hAnsi="Arial" w:cs="Arial"/>
-          <w:sz w:val="20"/>
+          <w:sz w:val="18"/>
         </w:rPr>
         <w:t>Node.js</w:t>
       </w:r>
       <w:r>
         <w:rPr>
           <w:rFonts w:ascii="Arial" w:hAnsi="Arial" w:cs="Arial"/>
-          <w:sz w:val="20"/>
+          <w:sz w:val="18"/>
         </w:rPr>
         <w:t xml:space="preserve"> utilities and service endpoints to support internal workflows, focusing on predictable contracts and safe reuse.</w:t>
       </w:r>
@@ -4709,13 +4375,13 @@
         <w:jc w:val="both"/>
         <w:rPr>
           <w:rFonts w:ascii="Arial" w:hAnsi="Arial" w:cs="Arial"/>
-          <w:sz w:val="20"/>
-        </w:rPr>
-      </w:pPr>
-      <w:r>
-        <w:rPr>
-          <w:rFonts w:ascii="Arial" w:hAnsi="Arial" w:cs="Arial"/>
-          <w:sz w:val="20"/>
+          <w:sz w:val="18"/>
+        </w:rPr>
+      </w:pPr>
+      <w:r>
+        <w:rPr>
+          <w:rFonts w:ascii="Arial" w:hAnsi="Arial" w:cs="Arial"/>
+          <w:sz w:val="18"/>
         </w:rPr>
         <w:t>Investigated bugs and performance issues, documenting fixes and contributing to regression prevention through repeatable repro steps.</w:t>
       </w:r>
@@ -4730,13 +4396,13 @@
         <w:jc w:val="both"/>
         <w:rPr>
           <w:rFonts w:ascii="Arial" w:hAnsi="Arial" w:cs="Arial"/>
-          <w:sz w:val="20"/>
-        </w:rPr>
-      </w:pPr>
-      <w:r>
-        <w:rPr>
-          <w:rFonts w:ascii="Arial" w:hAnsi="Arial" w:cs="Arial"/>
-          <w:sz w:val="20"/>
+          <w:sz w:val="18"/>
+        </w:rPr>
+      </w:pPr>
+      <w:r>
+        <w:rPr>
+          <w:rFonts w:ascii="Arial" w:hAnsi="Arial" w:cs="Arial"/>
+          <w:sz w:val="18"/>
         </w:rPr>
         <w:t>Improved developer experience by refining scripts and lightweight tooling, reducing setup friction across machines and environments.</w:t>
       </w:r>
@@ -4751,13 +4417,13 @@
         <w:jc w:val="both"/>
         <w:rPr>
           <w:rFonts w:ascii="Arial" w:hAnsi="Arial" w:cs="Arial"/>
-          <w:sz w:val="20"/>
-        </w:rPr>
-      </w:pPr>
-      <w:r>
-        <w:rPr>
-          <w:rFonts w:ascii="Arial" w:hAnsi="Arial" w:cs="Arial"/>
-          <w:sz w:val="20"/>
+          <w:sz w:val="18"/>
+        </w:rPr>
+      </w:pPr>
+      <w:r>
+        <w:rPr>
+          <w:rFonts w:ascii="Arial" w:hAnsi="Arial" w:cs="Arial"/>
+          <w:sz w:val="18"/>
         </w:rPr>
         <w:t>Participated in design discussions and code reviews, incorporating feedback quickly and demonstrating end-to-end ownership of changes.</w:t>
       </w:r>
@@ -4772,13 +4438,13 @@
         <w:jc w:val="both"/>
         <w:rPr>
           <w:rFonts w:ascii="Arial" w:hAnsi="Arial" w:cs="Arial"/>
-          <w:sz w:val="20"/>
-        </w:rPr>
-      </w:pPr>
-      <w:r>
-        <w:rPr>
-          <w:rFonts w:ascii="Arial" w:hAnsi="Arial" w:cs="Arial"/>
-          <w:sz w:val="20"/>
+          <w:sz w:val="18"/>
+        </w:rPr>
+      </w:pPr>
+      <w:r>
+        <w:rPr>
+          <w:rFonts w:ascii="Arial" w:hAnsi="Arial" w:cs="Arial"/>
+          <w:sz w:val="18"/>
         </w:rPr>
         <w:t>Maintained documentation for feature behavior and operational notes, improving team troubleshooting efficiency.</w:t>
       </w:r>
@@ -4791,11 +4457,15 @@
           <w:numId w:val="12"/>
         </w:numPr>
         <w:jc w:val="both"/>
-      </w:pPr>
-      <w:r>
-        <w:rPr>
-          <w:rFonts w:ascii="Arial" w:hAnsi="Arial" w:cs="Arial"/>
-          <w:sz w:val="20"/>
+        <w:rPr>
+          <w:rFonts w:ascii="Arial" w:hAnsi="Arial" w:cs="Arial"/>
+          <w:sz w:val="18"/>
+        </w:rPr>
+      </w:pPr>
+      <w:r>
+        <w:rPr>
+          <w:rFonts w:ascii="Arial" w:hAnsi="Arial" w:cs="Arial"/>
+          <w:sz w:val="18"/>
         </w:rPr>
         <w:t>Shipped incremental improvements in short iteration windows, balancing delivery speed with correctness and clear communication.</w:t>
       </w:r>
@@ -4899,11 +4569,13 @@
         <w:spacing w:after="60"/>
         <w:rPr>
           <w:rFonts w:ascii="Arial" w:hAnsi="Arial" w:cs="Arial"/>
-        </w:rPr>
-      </w:pPr>
-      <w:r>
-        <w:rPr>
-          <w:rFonts w:ascii="Arial" w:hAnsi="Arial" w:cs="Arial"/>
+          <w:sz w:val="18"/>
+        </w:rPr>
+      </w:pPr>
+      <w:r>
+        <w:rPr>
+          <w:rFonts w:ascii="Arial" w:hAnsi="Arial" w:cs="Arial"/>
+          <w:sz w:val="18"/>
         </w:rPr>
         <w:t>Focused on strong CS foundations and applied software engineering practices, with sustained emphasis on building reliable systems and maintainable codebases.</w:t>
       </w:r>
@@ -4915,6 +4587,8 @@
           <w:rFonts w:ascii="Arial" w:hAnsi="Arial" w:cs="Arial"/>
         </w:rPr>
       </w:pPr>
+      <w:bookmarkStart w:id="0" w:name="_GoBack"/>
+      <w:bookmarkEnd w:id="0"/>
     </w:p>
     <w:p>
       <w:pPr>
@@ -4940,14 +4614,14 @@
         <w:spacing w:before="0" w:beforeAutospacing="0" w:after="0" w:afterAutospacing="0"/>
         <w:rPr>
           <w:rFonts w:ascii="Arial" w:hAnsi="Arial" w:cs="Arial"/>
-          <w:sz w:val="20"/>
-        </w:rPr>
-      </w:pPr>
-      <w:r>
-        <w:rPr>
-          <w:rStyle w:val="Strong"/>
-          <w:rFonts w:ascii="Arial" w:hAnsi="Arial" w:cs="Arial"/>
-          <w:sz w:val="20"/>
+          <w:sz w:val="18"/>
+        </w:rPr>
+      </w:pPr>
+      <w:r>
+        <w:rPr>
+          <w:rStyle w:val="Strong"/>
+          <w:rFonts w:ascii="Arial" w:hAnsi="Arial" w:cs="Arial"/>
+          <w:sz w:val="18"/>
         </w:rPr>
         <w:t>Event-Driven Workflow Orchestrator (AWS + Messaging)</w:t>
       </w:r>
@@ -4965,13 +4639,13 @@
         <w:spacing w:before="0" w:beforeAutospacing="0" w:after="0" w:afterAutospacing="0"/>
         <w:rPr>
           <w:rFonts w:ascii="Arial" w:hAnsi="Arial" w:cs="Arial"/>
-          <w:sz w:val="20"/>
-        </w:rPr>
-      </w:pPr>
-      <w:r>
-        <w:rPr>
-          <w:rFonts w:ascii="Arial" w:hAnsi="Arial" w:cs="Arial"/>
-          <w:sz w:val="20"/>
+          <w:sz w:val="18"/>
+        </w:rPr>
+      </w:pPr>
+      <w:r>
+        <w:rPr>
+          <w:rFonts w:ascii="Arial" w:hAnsi="Arial" w:cs="Arial"/>
+          <w:sz w:val="18"/>
         </w:rPr>
         <w:t xml:space="preserve">Built a resilient job orchestration layer using </w:t>
       </w:r>
@@ -4979,7 +4653,7 @@
         <w:rPr>
           <w:rStyle w:val="Strong"/>
           <w:rFonts w:ascii="Arial" w:hAnsi="Arial" w:cs="Arial"/>
-          <w:sz w:val="20"/>
+          <w:sz w:val="18"/>
         </w:rPr>
         <w:t xml:space="preserve">AWS </w:t>
       </w:r>
@@ -4988,7 +4662,7 @@
         <w:rPr>
           <w:rStyle w:val="Strong"/>
           <w:rFonts w:ascii="Arial" w:hAnsi="Arial" w:cs="Arial"/>
-          <w:sz w:val="20"/>
+          <w:sz w:val="18"/>
         </w:rPr>
         <w:t>EventBridge</w:t>
       </w:r>
@@ -4996,7 +4670,7 @@
       <w:r>
         <w:rPr>
           <w:rFonts w:ascii="Arial" w:hAnsi="Arial" w:cs="Arial"/>
-          <w:sz w:val="20"/>
+          <w:sz w:val="18"/>
         </w:rPr>
         <w:t xml:space="preserve">, </w:t>
       </w:r>
@@ -5004,14 +4678,14 @@
         <w:rPr>
           <w:rStyle w:val="Strong"/>
           <w:rFonts w:ascii="Arial" w:hAnsi="Arial" w:cs="Arial"/>
-          <w:sz w:val="20"/>
+          <w:sz w:val="18"/>
         </w:rPr>
         <w:t>Step Functions</w:t>
       </w:r>
       <w:r>
         <w:rPr>
           <w:rFonts w:ascii="Arial" w:hAnsi="Arial" w:cs="Arial"/>
-          <w:sz w:val="20"/>
+          <w:sz w:val="18"/>
         </w:rPr>
         <w:t xml:space="preserve">, and </w:t>
       </w:r>
@@ -5019,14 +4693,14 @@
         <w:rPr>
           <w:rStyle w:val="Strong"/>
           <w:rFonts w:ascii="Arial" w:hAnsi="Arial" w:cs="Arial"/>
-          <w:sz w:val="20"/>
+          <w:sz w:val="18"/>
         </w:rPr>
         <w:t>SQS/SNS</w:t>
       </w:r>
       <w:r>
         <w:rPr>
           <w:rFonts w:ascii="Arial" w:hAnsi="Arial" w:cs="Arial"/>
-          <w:sz w:val="20"/>
+          <w:sz w:val="18"/>
         </w:rPr>
         <w:t xml:space="preserve">, with optional streaming via </w:t>
       </w:r>
@@ -5034,7 +4708,7 @@
         <w:rPr>
           <w:rStyle w:val="Strong"/>
           <w:rFonts w:ascii="Arial" w:hAnsi="Arial" w:cs="Arial"/>
-          <w:sz w:val="20"/>
+          <w:sz w:val="18"/>
         </w:rPr>
         <w:t>Kafka/</w:t>
       </w:r>
@@ -5043,7 +4717,7 @@
         <w:rPr>
           <w:rStyle w:val="Strong"/>
           <w:rFonts w:ascii="Arial" w:hAnsi="Arial" w:cs="Arial"/>
-          <w:sz w:val="20"/>
+          <w:sz w:val="18"/>
         </w:rPr>
         <w:t>RabbitMQ</w:t>
       </w:r>
@@ -5051,7 +4725,7 @@
       <w:r>
         <w:rPr>
           <w:rFonts w:ascii="Arial" w:hAnsi="Arial" w:cs="Arial"/>
-          <w:sz w:val="20"/>
+          <w:sz w:val="18"/>
         </w:rPr>
         <w:t xml:space="preserve"> for high-throughput domains.</w:t>
       </w:r>
@@ -5066,13 +4740,13 @@
         <w:spacing w:before="0" w:beforeAutospacing="0" w:after="0" w:afterAutospacing="0"/>
         <w:rPr>
           <w:rFonts w:ascii="Arial" w:hAnsi="Arial" w:cs="Arial"/>
-          <w:sz w:val="20"/>
-        </w:rPr>
-      </w:pPr>
-      <w:r>
-        <w:rPr>
-          <w:rFonts w:ascii="Arial" w:hAnsi="Arial" w:cs="Arial"/>
-          <w:sz w:val="20"/>
+          <w:sz w:val="18"/>
+        </w:rPr>
+      </w:pPr>
+      <w:r>
+        <w:rPr>
+          <w:rFonts w:ascii="Arial" w:hAnsi="Arial" w:cs="Arial"/>
+          <w:sz w:val="18"/>
         </w:rPr>
         <w:t xml:space="preserve">Implemented </w:t>
       </w:r>
@@ -5081,7 +4755,7 @@
         <w:rPr>
           <w:rStyle w:val="Strong"/>
           <w:rFonts w:ascii="Arial" w:hAnsi="Arial" w:cs="Arial"/>
-          <w:sz w:val="20"/>
+          <w:sz w:val="18"/>
         </w:rPr>
         <w:t>idempotency</w:t>
       </w:r>
@@ -5089,7 +4763,7 @@
       <w:r>
         <w:rPr>
           <w:rFonts w:ascii="Arial" w:hAnsi="Arial" w:cs="Arial"/>
-          <w:sz w:val="20"/>
+          <w:sz w:val="18"/>
         </w:rPr>
         <w:t xml:space="preserve">, retries, DLQs, and structured </w:t>
       </w:r>
@@ -5097,14 +4771,14 @@
         <w:rPr>
           <w:rStyle w:val="Strong"/>
           <w:rFonts w:ascii="Arial" w:hAnsi="Arial" w:cs="Arial"/>
-          <w:sz w:val="20"/>
+          <w:sz w:val="18"/>
         </w:rPr>
         <w:t>audit logging</w:t>
       </w:r>
       <w:r>
         <w:rPr>
           <w:rFonts w:ascii="Arial" w:hAnsi="Arial" w:cs="Arial"/>
-          <w:sz w:val="20"/>
+          <w:sz w:val="18"/>
         </w:rPr>
         <w:t xml:space="preserve">, with end-to-end tracing via </w:t>
       </w:r>
@@ -5113,7 +4787,7 @@
         <w:rPr>
           <w:rStyle w:val="Strong"/>
           <w:rFonts w:ascii="Arial" w:hAnsi="Arial" w:cs="Arial"/>
-          <w:sz w:val="20"/>
+          <w:sz w:val="18"/>
         </w:rPr>
         <w:t>OpenTelemetry</w:t>
       </w:r>
@@ -5121,7 +4795,7 @@
       <w:r>
         <w:rPr>
           <w:rFonts w:ascii="Arial" w:hAnsi="Arial" w:cs="Arial"/>
-          <w:sz w:val="20"/>
+          <w:sz w:val="18"/>
         </w:rPr>
         <w:t xml:space="preserve"> and alerting in </w:t>
       </w:r>
@@ -5130,7 +4804,7 @@
         <w:rPr>
           <w:rStyle w:val="Strong"/>
           <w:rFonts w:ascii="Arial" w:hAnsi="Arial" w:cs="Arial"/>
-          <w:sz w:val="20"/>
+          <w:sz w:val="18"/>
         </w:rPr>
         <w:t>Datadog</w:t>
       </w:r>
@@ -5139,7 +4813,7 @@
         <w:rPr>
           <w:rStyle w:val="Strong"/>
           <w:rFonts w:ascii="Arial" w:hAnsi="Arial" w:cs="Arial"/>
-          <w:sz w:val="20"/>
+          <w:sz w:val="18"/>
         </w:rPr>
         <w:t>/</w:t>
       </w:r>
@@ -5148,7 +4822,7 @@
         <w:rPr>
           <w:rStyle w:val="Strong"/>
           <w:rFonts w:ascii="Arial" w:hAnsi="Arial" w:cs="Arial"/>
-          <w:sz w:val="20"/>
+          <w:sz w:val="18"/>
         </w:rPr>
         <w:t>Grafana</w:t>
       </w:r>
@@ -5156,7 +4830,7 @@
       <w:r>
         <w:rPr>
           <w:rFonts w:ascii="Arial" w:hAnsi="Arial" w:cs="Arial"/>
-          <w:sz w:val="20"/>
+          <w:sz w:val="18"/>
         </w:rPr>
         <w:t>.</w:t>
       </w:r>
@@ -5167,14 +4841,14 @@
         <w:spacing w:before="0" w:beforeAutospacing="0" w:after="0" w:afterAutospacing="0"/>
         <w:rPr>
           <w:rFonts w:ascii="Arial" w:hAnsi="Arial" w:cs="Arial"/>
-          <w:sz w:val="20"/>
-        </w:rPr>
-      </w:pPr>
-      <w:r>
-        <w:rPr>
-          <w:rStyle w:val="Strong"/>
-          <w:rFonts w:ascii="Arial" w:hAnsi="Arial" w:cs="Arial"/>
-          <w:sz w:val="20"/>
+          <w:sz w:val="18"/>
+        </w:rPr>
+      </w:pPr>
+      <w:r>
+        <w:rPr>
+          <w:rStyle w:val="Strong"/>
+          <w:rFonts w:ascii="Arial" w:hAnsi="Arial" w:cs="Arial"/>
+          <w:sz w:val="18"/>
         </w:rPr>
         <w:t>Search &amp; Analytics Pipeline (Search + Warehousing)</w:t>
       </w:r>
@@ -5189,13 +4863,13 @@
         <w:spacing w:before="0" w:beforeAutospacing="0" w:after="0" w:afterAutospacing="0"/>
         <w:rPr>
           <w:rFonts w:ascii="Arial" w:hAnsi="Arial" w:cs="Arial"/>
-          <w:sz w:val="20"/>
-        </w:rPr>
-      </w:pPr>
-      <w:r>
-        <w:rPr>
-          <w:rFonts w:ascii="Arial" w:hAnsi="Arial" w:cs="Arial"/>
-          <w:sz w:val="20"/>
+          <w:sz w:val="18"/>
+        </w:rPr>
+      </w:pPr>
+      <w:r>
+        <w:rPr>
+          <w:rFonts w:ascii="Arial" w:hAnsi="Arial" w:cs="Arial"/>
+          <w:sz w:val="18"/>
         </w:rPr>
         <w:t xml:space="preserve">Designed a pipeline that indexed operational entities into </w:t>
       </w:r>
@@ -5204,7 +4878,7 @@
         <w:rPr>
           <w:rStyle w:val="Strong"/>
           <w:rFonts w:ascii="Arial" w:hAnsi="Arial" w:cs="Arial"/>
-          <w:sz w:val="20"/>
+          <w:sz w:val="18"/>
         </w:rPr>
         <w:t>Elasticsearch</w:t>
       </w:r>
@@ -5213,14 +4887,14 @@
         <w:rPr>
           <w:rStyle w:val="Strong"/>
           <w:rFonts w:ascii="Arial" w:hAnsi="Arial" w:cs="Arial"/>
-          <w:sz w:val="20"/>
+          <w:sz w:val="18"/>
         </w:rPr>
         <w:t>/OpenSearch</w:t>
       </w:r>
       <w:r>
         <w:rPr>
           <w:rFonts w:ascii="Arial" w:hAnsi="Arial" w:cs="Arial"/>
-          <w:sz w:val="20"/>
+          <w:sz w:val="18"/>
         </w:rPr>
         <w:t xml:space="preserve"> while emitting events for analytics enrichment and downstream consumption.</w:t>
       </w:r>
@@ -5235,13 +4909,13 @@
         <w:spacing w:before="0" w:beforeAutospacing="0" w:after="0" w:afterAutospacing="0"/>
         <w:rPr>
           <w:rFonts w:ascii="Arial" w:hAnsi="Arial" w:cs="Arial"/>
-          <w:sz w:val="20"/>
-        </w:rPr>
-      </w:pPr>
-      <w:r>
-        <w:rPr>
-          <w:rFonts w:ascii="Arial" w:hAnsi="Arial" w:cs="Arial"/>
-          <w:sz w:val="20"/>
+          <w:sz w:val="18"/>
+        </w:rPr>
+      </w:pPr>
+      <w:r>
+        <w:rPr>
+          <w:rFonts w:ascii="Arial" w:hAnsi="Arial" w:cs="Arial"/>
+          <w:sz w:val="18"/>
         </w:rPr>
         <w:t xml:space="preserve">Streamed curated datasets to </w:t>
       </w:r>
@@ -5249,14 +4923,14 @@
         <w:rPr>
           <w:rStyle w:val="Strong"/>
           <w:rFonts w:ascii="Arial" w:hAnsi="Arial" w:cs="Arial"/>
-          <w:sz w:val="20"/>
+          <w:sz w:val="18"/>
         </w:rPr>
         <w:t>Redshift</w:t>
       </w:r>
       <w:r>
         <w:rPr>
           <w:rFonts w:ascii="Arial" w:hAnsi="Arial" w:cs="Arial"/>
-          <w:sz w:val="20"/>
+          <w:sz w:val="18"/>
         </w:rPr>
         <w:t xml:space="preserve"> and </w:t>
       </w:r>
@@ -5265,7 +4939,7 @@
         <w:rPr>
           <w:rStyle w:val="Strong"/>
           <w:rFonts w:ascii="Arial" w:hAnsi="Arial" w:cs="Arial"/>
-          <w:sz w:val="20"/>
+          <w:sz w:val="18"/>
         </w:rPr>
         <w:t>BigQuery</w:t>
       </w:r>
@@ -5273,7 +4947,7 @@
       <w:r>
         <w:rPr>
           <w:rFonts w:ascii="Arial" w:hAnsi="Arial" w:cs="Arial"/>
-          <w:sz w:val="20"/>
+          <w:sz w:val="18"/>
         </w:rPr>
         <w:t xml:space="preserve">, enabling product analytics dashboards and reliability reporting without impacting OLTP performance on </w:t>
       </w:r>
@@ -5282,7 +4956,7 @@
         <w:rPr>
           <w:rStyle w:val="Strong"/>
           <w:rFonts w:ascii="Arial" w:hAnsi="Arial" w:cs="Arial"/>
-          <w:sz w:val="20"/>
+          <w:sz w:val="18"/>
         </w:rPr>
         <w:t>PostgreSQL</w:t>
       </w:r>
@@ -5290,7 +4964,7 @@
       <w:r>
         <w:rPr>
           <w:rFonts w:ascii="Arial" w:hAnsi="Arial" w:cs="Arial"/>
-          <w:sz w:val="20"/>
+          <w:sz w:val="18"/>
         </w:rPr>
         <w:t>.</w:t>
       </w:r>
@@ -5301,14 +4975,14 @@
         <w:spacing w:before="0" w:beforeAutospacing="0" w:after="0" w:afterAutospacing="0"/>
         <w:rPr>
           <w:rFonts w:ascii="Arial" w:hAnsi="Arial" w:cs="Arial"/>
-          <w:sz w:val="20"/>
-        </w:rPr>
-      </w:pPr>
-      <w:r>
-        <w:rPr>
-          <w:rStyle w:val="Strong"/>
-          <w:rFonts w:ascii="Arial" w:hAnsi="Arial" w:cs="Arial"/>
-          <w:sz w:val="20"/>
+          <w:sz w:val="18"/>
+        </w:rPr>
+      </w:pPr>
+      <w:r>
+        <w:rPr>
+          <w:rStyle w:val="Strong"/>
+          <w:rFonts w:ascii="Arial" w:hAnsi="Arial" w:cs="Arial"/>
+          <w:sz w:val="18"/>
         </w:rPr>
         <w:t xml:space="preserve">CI/CD + </w:t>
       </w:r>
@@ -5317,7 +4991,7 @@
         <w:rPr>
           <w:rStyle w:val="Strong"/>
           <w:rFonts w:ascii="Arial" w:hAnsi="Arial" w:cs="Arial"/>
-          <w:sz w:val="20"/>
+          <w:sz w:val="18"/>
         </w:rPr>
         <w:t>GitOps</w:t>
       </w:r>
@@ -5326,7 +5000,7 @@
         <w:rPr>
           <w:rStyle w:val="Strong"/>
           <w:rFonts w:ascii="Arial" w:hAnsi="Arial" w:cs="Arial"/>
-          <w:sz w:val="20"/>
+          <w:sz w:val="18"/>
         </w:rPr>
         <w:t xml:space="preserve"> Delivery Blueprint</w:t>
       </w:r>
@@ -5341,13 +5015,13 @@
         <w:spacing w:before="0" w:beforeAutospacing="0" w:after="0" w:afterAutospacing="0"/>
         <w:rPr>
           <w:rFonts w:ascii="Arial" w:hAnsi="Arial" w:cs="Arial"/>
-          <w:sz w:val="20"/>
-        </w:rPr>
-      </w:pPr>
-      <w:r>
-        <w:rPr>
-          <w:rFonts w:ascii="Arial" w:hAnsi="Arial" w:cs="Arial"/>
-          <w:sz w:val="20"/>
+          <w:sz w:val="18"/>
+        </w:rPr>
+      </w:pPr>
+      <w:r>
+        <w:rPr>
+          <w:rFonts w:ascii="Arial" w:hAnsi="Arial" w:cs="Arial"/>
+          <w:sz w:val="18"/>
         </w:rPr>
         <w:t xml:space="preserve">Created reusable pipeline templates across </w:t>
       </w:r>
@@ -5356,7 +5030,7 @@
         <w:rPr>
           <w:rStyle w:val="Strong"/>
           <w:rFonts w:ascii="Arial" w:hAnsi="Arial" w:cs="Arial"/>
-          <w:sz w:val="20"/>
+          <w:sz w:val="18"/>
         </w:rPr>
         <w:t>GitHub</w:t>
       </w:r>
@@ -5365,14 +5039,14 @@
         <w:rPr>
           <w:rStyle w:val="Strong"/>
           <w:rFonts w:ascii="Arial" w:hAnsi="Arial" w:cs="Arial"/>
-          <w:sz w:val="20"/>
+          <w:sz w:val="18"/>
         </w:rPr>
         <w:t xml:space="preserve"> Actions</w:t>
       </w:r>
       <w:r>
         <w:rPr>
           <w:rFonts w:ascii="Arial" w:hAnsi="Arial" w:cs="Arial"/>
-          <w:sz w:val="20"/>
+          <w:sz w:val="18"/>
         </w:rPr>
         <w:t xml:space="preserve">, </w:t>
       </w:r>
@@ -5381,7 +5055,7 @@
         <w:rPr>
           <w:rStyle w:val="Strong"/>
           <w:rFonts w:ascii="Arial" w:hAnsi="Arial" w:cs="Arial"/>
-          <w:sz w:val="20"/>
+          <w:sz w:val="18"/>
         </w:rPr>
         <w:t>GitLab</w:t>
       </w:r>
@@ -5390,14 +5064,14 @@
         <w:rPr>
           <w:rStyle w:val="Strong"/>
           <w:rFonts w:ascii="Arial" w:hAnsi="Arial" w:cs="Arial"/>
-          <w:sz w:val="20"/>
+          <w:sz w:val="18"/>
         </w:rPr>
         <w:t xml:space="preserve"> CI</w:t>
       </w:r>
       <w:r>
         <w:rPr>
           <w:rFonts w:ascii="Arial" w:hAnsi="Arial" w:cs="Arial"/>
-          <w:sz w:val="20"/>
+          <w:sz w:val="18"/>
         </w:rPr>
         <w:t xml:space="preserve">, </w:t>
       </w:r>
@@ -5405,14 +5079,14 @@
         <w:rPr>
           <w:rStyle w:val="Strong"/>
           <w:rFonts w:ascii="Arial" w:hAnsi="Arial" w:cs="Arial"/>
-          <w:sz w:val="20"/>
+          <w:sz w:val="18"/>
         </w:rPr>
         <w:t>Jenkins</w:t>
       </w:r>
       <w:r>
         <w:rPr>
           <w:rFonts w:ascii="Arial" w:hAnsi="Arial" w:cs="Arial"/>
-          <w:sz w:val="20"/>
+          <w:sz w:val="18"/>
         </w:rPr>
         <w:t xml:space="preserve">, and </w:t>
       </w:r>
@@ -5420,7 +5094,7 @@
         <w:rPr>
           <w:rStyle w:val="Strong"/>
           <w:rFonts w:ascii="Arial" w:hAnsi="Arial" w:cs="Arial"/>
-          <w:sz w:val="20"/>
+          <w:sz w:val="18"/>
         </w:rPr>
         <w:t xml:space="preserve">Azure </w:t>
       </w:r>
@@ -5429,7 +5103,7 @@
         <w:rPr>
           <w:rStyle w:val="Strong"/>
           <w:rFonts w:ascii="Arial" w:hAnsi="Arial" w:cs="Arial"/>
-          <w:sz w:val="20"/>
+          <w:sz w:val="18"/>
         </w:rPr>
         <w:t>DevOps</w:t>
       </w:r>
@@ -5437,7 +5111,7 @@
       <w:r>
         <w:rPr>
           <w:rFonts w:ascii="Arial" w:hAnsi="Arial" w:cs="Arial"/>
-          <w:sz w:val="20"/>
+          <w:sz w:val="18"/>
         </w:rPr>
         <w:t xml:space="preserve">, with </w:t>
       </w:r>
@@ -5445,7 +5119,7 @@
       <w:r>
         <w:rPr>
           <w:rFonts w:ascii="Arial" w:hAnsi="Arial" w:cs="Arial"/>
-          <w:sz w:val="20"/>
+          <w:sz w:val="18"/>
         </w:rPr>
         <w:t>IaC</w:t>
       </w:r>
@@ -5453,7 +5127,7 @@
       <w:r>
         <w:rPr>
           <w:rFonts w:ascii="Arial" w:hAnsi="Arial" w:cs="Arial"/>
-          <w:sz w:val="20"/>
+          <w:sz w:val="18"/>
         </w:rPr>
         <w:t xml:space="preserve"> deployments via </w:t>
       </w:r>
@@ -5462,7 +5136,7 @@
         <w:rPr>
           <w:rStyle w:val="Strong"/>
           <w:rFonts w:ascii="Arial" w:hAnsi="Arial" w:cs="Arial"/>
-          <w:sz w:val="20"/>
+          <w:sz w:val="18"/>
         </w:rPr>
         <w:t>Terraform</w:t>
       </w:r>
@@ -5471,7 +5145,7 @@
         <w:rPr>
           <w:rStyle w:val="Strong"/>
           <w:rFonts w:ascii="Arial" w:hAnsi="Arial" w:cs="Arial"/>
-          <w:sz w:val="20"/>
+          <w:sz w:val="18"/>
         </w:rPr>
         <w:t>/</w:t>
       </w:r>
@@ -5480,7 +5154,7 @@
         <w:rPr>
           <w:rStyle w:val="Strong"/>
           <w:rFonts w:ascii="Arial" w:hAnsi="Arial" w:cs="Arial"/>
-          <w:sz w:val="20"/>
+          <w:sz w:val="18"/>
         </w:rPr>
         <w:t>CloudFormation</w:t>
       </w:r>
@@ -5488,7 +5162,7 @@
       <w:r>
         <w:rPr>
           <w:rFonts w:ascii="Arial" w:hAnsi="Arial" w:cs="Arial"/>
-          <w:sz w:val="20"/>
+          <w:sz w:val="18"/>
         </w:rPr>
         <w:t xml:space="preserve"> and progressive rollout controls.</w:t>
       </w:r>
@@ -5503,13 +5177,13 @@
         <w:spacing w:before="0" w:beforeAutospacing="0" w:after="0" w:afterAutospacing="0"/>
         <w:rPr>
           <w:rFonts w:ascii="Arial" w:hAnsi="Arial" w:cs="Arial"/>
-          <w:sz w:val="20"/>
-        </w:rPr>
-      </w:pPr>
-      <w:r>
-        <w:rPr>
-          <w:rFonts w:ascii="Arial" w:hAnsi="Arial" w:cs="Arial"/>
-          <w:sz w:val="20"/>
+          <w:sz w:val="18"/>
+        </w:rPr>
+      </w:pPr>
+      <w:r>
+        <w:rPr>
+          <w:rFonts w:ascii="Arial" w:hAnsi="Arial" w:cs="Arial"/>
+          <w:sz w:val="18"/>
         </w:rPr>
         <w:t xml:space="preserve">Added quality gates using </w:t>
       </w:r>
@@ -5517,14 +5191,14 @@
         <w:rPr>
           <w:rStyle w:val="Strong"/>
           <w:rFonts w:ascii="Arial" w:hAnsi="Arial" w:cs="Arial"/>
-          <w:sz w:val="20"/>
+          <w:sz w:val="18"/>
         </w:rPr>
         <w:t>Jest</w:t>
       </w:r>
       <w:r>
         <w:rPr>
           <w:rFonts w:ascii="Arial" w:hAnsi="Arial" w:cs="Arial"/>
-          <w:sz w:val="20"/>
+          <w:sz w:val="18"/>
         </w:rPr>
         <w:t xml:space="preserve">, </w:t>
       </w:r>
@@ -5532,14 +5206,14 @@
         <w:rPr>
           <w:rStyle w:val="Strong"/>
           <w:rFonts w:ascii="Arial" w:hAnsi="Arial" w:cs="Arial"/>
-          <w:sz w:val="20"/>
+          <w:sz w:val="18"/>
         </w:rPr>
         <w:t>Cypress</w:t>
       </w:r>
       <w:r>
         <w:rPr>
           <w:rFonts w:ascii="Arial" w:hAnsi="Arial" w:cs="Arial"/>
-          <w:sz w:val="20"/>
+          <w:sz w:val="18"/>
         </w:rPr>
         <w:t xml:space="preserve">, </w:t>
       </w:r>
@@ -5547,14 +5221,14 @@
         <w:rPr>
           <w:rStyle w:val="Strong"/>
           <w:rFonts w:ascii="Arial" w:hAnsi="Arial" w:cs="Arial"/>
-          <w:sz w:val="20"/>
+          <w:sz w:val="18"/>
         </w:rPr>
         <w:t>Playwright</w:t>
       </w:r>
       <w:r>
         <w:rPr>
           <w:rFonts w:ascii="Arial" w:hAnsi="Arial" w:cs="Arial"/>
-          <w:sz w:val="20"/>
+          <w:sz w:val="18"/>
         </w:rPr>
         <w:t xml:space="preserve">, and </w:t>
       </w:r>
@@ -5562,14 +5236,14 @@
         <w:rPr>
           <w:rStyle w:val="Strong"/>
           <w:rFonts w:ascii="Arial" w:hAnsi="Arial" w:cs="Arial"/>
-          <w:sz w:val="20"/>
+          <w:sz w:val="18"/>
         </w:rPr>
         <w:t>Pact-style contract tests</w:t>
       </w:r>
       <w:r>
         <w:rPr>
           <w:rFonts w:ascii="Arial" w:hAnsi="Arial" w:cs="Arial"/>
-          <w:sz w:val="20"/>
+          <w:sz w:val="18"/>
         </w:rPr>
         <w:t xml:space="preserve">, plus security controls (rate limiting, </w:t>
       </w:r>
@@ -5577,14 +5251,14 @@
         <w:rPr>
           <w:rStyle w:val="Strong"/>
           <w:rFonts w:ascii="Arial" w:hAnsi="Arial" w:cs="Arial"/>
-          <w:sz w:val="20"/>
+          <w:sz w:val="18"/>
         </w:rPr>
         <w:t>OAuth2/OIDC</w:t>
       </w:r>
       <w:r>
         <w:rPr>
           <w:rFonts w:ascii="Arial" w:hAnsi="Arial" w:cs="Arial"/>
-          <w:sz w:val="20"/>
+          <w:sz w:val="18"/>
         </w:rPr>
         <w:t xml:space="preserve">, </w:t>
       </w:r>
@@ -5592,25 +5266,16 @@
         <w:rPr>
           <w:rStyle w:val="Strong"/>
           <w:rFonts w:ascii="Arial" w:hAnsi="Arial" w:cs="Arial"/>
-          <w:sz w:val="20"/>
+          <w:sz w:val="18"/>
         </w:rPr>
         <w:t>JWT</w:t>
       </w:r>
       <w:r>
         <w:rPr>
           <w:rFonts w:ascii="Arial" w:hAnsi="Arial" w:cs="Arial"/>
-          <w:sz w:val="20"/>
-        </w:rPr>
-        <w:t>) for prod</w:t>
-      </w:r>
-      <w:bookmarkStart w:id="0" w:name="_GoBack"/>
-      <w:bookmarkEnd w:id="0"/>
-      <w:r>
-        <w:rPr>
-          <w:rFonts w:ascii="Arial" w:hAnsi="Arial" w:cs="Arial"/>
-          <w:sz w:val="20"/>
-        </w:rPr>
-        <w:t>uction readiness.</w:t>
+          <w:sz w:val="18"/>
+        </w:rPr>
+        <w:t>) for production readiness.</w:t>
       </w:r>
     </w:p>
     <w:sectPr>
@@ -5626,6 +5291,155 @@
 <file path=word/numbering.xml><?xml version="1.0" encoding="utf-8"?>
 <w:numbering xmlns:wpc="http://schemas.microsoft.com/office/word/2010/wordprocessingCanvas" xmlns:mc="http://schemas.openxmlformats.org/markup-compatibility/2006" xmlns:o="urn:schemas-microsoft-com:office:office" xmlns:r="http://schemas.openxmlformats.org/officeDocument/2006/relationships" xmlns:m="http://schemas.openxmlformats.org/officeDocument/2006/math" xmlns:v="urn:schemas-microsoft-com:vml" xmlns:wp14="http://schemas.microsoft.com/office/word/2010/wordprocessingDrawing" xmlns:wp="http://schemas.openxmlformats.org/drawingml/2006/wordprocessingDrawing" xmlns:w10="urn:schemas-microsoft-com:office:word" xmlns:w="http://schemas.openxmlformats.org/wordprocessingml/2006/main" xmlns:w14="http://schemas.microsoft.com/office/word/2010/wordml" xmlns:wpg="http://schemas.microsoft.com/office/word/2010/wordprocessingGroup" xmlns:wpi="http://schemas.microsoft.com/office/word/2010/wordprocessingInk" xmlns:wne="http://schemas.microsoft.com/office/word/2006/wordml" xmlns:wps="http://schemas.microsoft.com/office/word/2010/wordprocessingShape" mc:Ignorable="w14 wp14">
   <w:abstractNum w:abstractNumId="0">
+    <w:nsid w:val="0D454BFF"/>
+    <w:multiLevelType w:val="multilevel"/>
+    <w:tmpl w:val="5F1E5FFE"/>
+    <w:lvl w:ilvl="0">
+      <w:start w:val="1"/>
+      <w:numFmt w:val="bullet"/>
+      <w:lvlText w:val="-"/>
+      <w:lvlJc w:val="left"/>
+      <w:pPr>
+        <w:tabs>
+          <w:tab w:val="num" w:pos="360"/>
+        </w:tabs>
+        <w:ind w:left="360" w:hanging="360"/>
+      </w:pPr>
+      <w:rPr>
+        <w:rFonts w:ascii="Yu Gothic" w:eastAsia="Yu Gothic" w:hAnsi="Yu Gothic" w:hint="eastAsia"/>
+        <w:sz w:val="20"/>
+      </w:rPr>
+    </w:lvl>
+    <w:lvl w:ilvl="1" w:tentative="1">
+      <w:start w:val="1"/>
+      <w:numFmt w:val="bullet"/>
+      <w:lvlText w:val="o"/>
+      <w:lvlJc w:val="left"/>
+      <w:pPr>
+        <w:tabs>
+          <w:tab w:val="num" w:pos="1080"/>
+        </w:tabs>
+        <w:ind w:left="1080" w:hanging="360"/>
+      </w:pPr>
+      <w:rPr>
+        <w:rFonts w:ascii="Courier New" w:hAnsi="Courier New" w:hint="default"/>
+        <w:sz w:val="20"/>
+      </w:rPr>
+    </w:lvl>
+    <w:lvl w:ilvl="2" w:tentative="1">
+      <w:start w:val="1"/>
+      <w:numFmt w:val="bullet"/>
+      <w:lvlText w:val=""/>
+      <w:lvlJc w:val="left"/>
+      <w:pPr>
+        <w:tabs>
+          <w:tab w:val="num" w:pos="1800"/>
+        </w:tabs>
+        <w:ind w:left="1800" w:hanging="360"/>
+      </w:pPr>
+      <w:rPr>
+        <w:rFonts w:ascii="Wingdings" w:hAnsi="Wingdings" w:hint="default"/>
+        <w:sz w:val="20"/>
+      </w:rPr>
+    </w:lvl>
+    <w:lvl w:ilvl="3" w:tentative="1">
+      <w:start w:val="1"/>
+      <w:numFmt w:val="bullet"/>
+      <w:lvlText w:val=""/>
+      <w:lvlJc w:val="left"/>
+      <w:pPr>
+        <w:tabs>
+          <w:tab w:val="num" w:pos="2520"/>
+        </w:tabs>
+        <w:ind w:left="2520" w:hanging="360"/>
+      </w:pPr>
+      <w:rPr>
+        <w:rFonts w:ascii="Wingdings" w:hAnsi="Wingdings" w:hint="default"/>
+        <w:sz w:val="20"/>
+      </w:rPr>
+    </w:lvl>
+    <w:lvl w:ilvl="4" w:tentative="1">
+      <w:start w:val="1"/>
+      <w:numFmt w:val="bullet"/>
+      <w:lvlText w:val=""/>
+      <w:lvlJc w:val="left"/>
+      <w:pPr>
+        <w:tabs>
+          <w:tab w:val="num" w:pos="3240"/>
+        </w:tabs>
+        <w:ind w:left="3240" w:hanging="360"/>
+      </w:pPr>
+      <w:rPr>
+        <w:rFonts w:ascii="Wingdings" w:hAnsi="Wingdings" w:hint="default"/>
+        <w:sz w:val="20"/>
+      </w:rPr>
+    </w:lvl>
+    <w:lvl w:ilvl="5" w:tentative="1">
+      <w:start w:val="1"/>
+      <w:numFmt w:val="bullet"/>
+      <w:lvlText w:val=""/>
+      <w:lvlJc w:val="left"/>
+      <w:pPr>
+        <w:tabs>
+          <w:tab w:val="num" w:pos="3960"/>
+        </w:tabs>
+        <w:ind w:left="3960" w:hanging="360"/>
+      </w:pPr>
+      <w:rPr>
+        <w:rFonts w:ascii="Wingdings" w:hAnsi="Wingdings" w:hint="default"/>
+        <w:sz w:val="20"/>
+      </w:rPr>
+    </w:lvl>
+    <w:lvl w:ilvl="6" w:tentative="1">
+      <w:start w:val="1"/>
+      <w:numFmt w:val="bullet"/>
+      <w:lvlText w:val=""/>
+      <w:lvlJc w:val="left"/>
+      <w:pPr>
+        <w:tabs>
+          <w:tab w:val="num" w:pos="4680"/>
+        </w:tabs>
+        <w:ind w:left="4680" w:hanging="360"/>
+      </w:pPr>
+      <w:rPr>
+        <w:rFonts w:ascii="Wingdings" w:hAnsi="Wingdings" w:hint="default"/>
+        <w:sz w:val="20"/>
+      </w:rPr>
+    </w:lvl>
+    <w:lvl w:ilvl="7" w:tentative="1">
+      <w:start w:val="1"/>
+      <w:numFmt w:val="bullet"/>
+      <w:lvlText w:val=""/>
+      <w:lvlJc w:val="left"/>
+      <w:pPr>
+        <w:tabs>
+          <w:tab w:val="num" w:pos="5400"/>
+        </w:tabs>
+        <w:ind w:left="5400" w:hanging="360"/>
+      </w:pPr>
+      <w:rPr>
+        <w:rFonts w:ascii="Wingdings" w:hAnsi="Wingdings" w:hint="default"/>
+        <w:sz w:val="20"/>
+      </w:rPr>
+    </w:lvl>
+    <w:lvl w:ilvl="8" w:tentative="1">
+      <w:start w:val="1"/>
+      <w:numFmt w:val="bullet"/>
+      <w:lvlText w:val=""/>
+      <w:lvlJc w:val="left"/>
+      <w:pPr>
+        <w:tabs>
+          <w:tab w:val="num" w:pos="6120"/>
+        </w:tabs>
+        <w:ind w:left="6120" w:hanging="360"/>
+      </w:pPr>
+      <w:rPr>
+        <w:rFonts w:ascii="Wingdings" w:hAnsi="Wingdings" w:hint="default"/>
+        <w:sz w:val="20"/>
+      </w:rPr>
+    </w:lvl>
+  </w:abstractNum>
+  <w:abstractNum w:abstractNumId="1">
     <w:nsid w:val="0D4F3518"/>
     <w:multiLevelType w:val="hybridMultilevel"/>
     <w:tmpl w:val="1694B192"/>
@@ -5738,7 +5552,7 @@
       </w:rPr>
     </w:lvl>
   </w:abstractNum>
-  <w:abstractNum w:abstractNumId="1">
+  <w:abstractNum w:abstractNumId="2">
     <w:nsid w:val="1A7F42B2"/>
     <w:multiLevelType w:val="hybridMultilevel"/>
     <w:tmpl w:val="E4F08D34"/>
@@ -5850,7 +5664,156 @@
       </w:rPr>
     </w:lvl>
   </w:abstractNum>
-  <w:abstractNum w:abstractNumId="2">
+  <w:abstractNum w:abstractNumId="3">
+    <w:nsid w:val="28FE6205"/>
+    <w:multiLevelType w:val="multilevel"/>
+    <w:tmpl w:val="620E2B06"/>
+    <w:lvl w:ilvl="0">
+      <w:start w:val="1"/>
+      <w:numFmt w:val="bullet"/>
+      <w:lvlText w:val=""/>
+      <w:lvlJc w:val="left"/>
+      <w:pPr>
+        <w:tabs>
+          <w:tab w:val="num" w:pos="360"/>
+        </w:tabs>
+        <w:ind w:left="360" w:hanging="360"/>
+      </w:pPr>
+      <w:rPr>
+        <w:rFonts w:ascii="Symbol" w:hAnsi="Symbol" w:hint="default"/>
+        <w:sz w:val="20"/>
+      </w:rPr>
+    </w:lvl>
+    <w:lvl w:ilvl="1" w:tentative="1">
+      <w:start w:val="1"/>
+      <w:numFmt w:val="bullet"/>
+      <w:lvlText w:val="o"/>
+      <w:lvlJc w:val="left"/>
+      <w:pPr>
+        <w:tabs>
+          <w:tab w:val="num" w:pos="1080"/>
+        </w:tabs>
+        <w:ind w:left="1080" w:hanging="360"/>
+      </w:pPr>
+      <w:rPr>
+        <w:rFonts w:ascii="Courier New" w:hAnsi="Courier New" w:hint="default"/>
+        <w:sz w:val="20"/>
+      </w:rPr>
+    </w:lvl>
+    <w:lvl w:ilvl="2" w:tentative="1">
+      <w:start w:val="1"/>
+      <w:numFmt w:val="bullet"/>
+      <w:lvlText w:val=""/>
+      <w:lvlJc w:val="left"/>
+      <w:pPr>
+        <w:tabs>
+          <w:tab w:val="num" w:pos="1800"/>
+        </w:tabs>
+        <w:ind w:left="1800" w:hanging="360"/>
+      </w:pPr>
+      <w:rPr>
+        <w:rFonts w:ascii="Wingdings" w:hAnsi="Wingdings" w:hint="default"/>
+        <w:sz w:val="20"/>
+      </w:rPr>
+    </w:lvl>
+    <w:lvl w:ilvl="3" w:tentative="1">
+      <w:start w:val="1"/>
+      <w:numFmt w:val="bullet"/>
+      <w:lvlText w:val=""/>
+      <w:lvlJc w:val="left"/>
+      <w:pPr>
+        <w:tabs>
+          <w:tab w:val="num" w:pos="2520"/>
+        </w:tabs>
+        <w:ind w:left="2520" w:hanging="360"/>
+      </w:pPr>
+      <w:rPr>
+        <w:rFonts w:ascii="Wingdings" w:hAnsi="Wingdings" w:hint="default"/>
+        <w:sz w:val="20"/>
+      </w:rPr>
+    </w:lvl>
+    <w:lvl w:ilvl="4" w:tentative="1">
+      <w:start w:val="1"/>
+      <w:numFmt w:val="bullet"/>
+      <w:lvlText w:val=""/>
+      <w:lvlJc w:val="left"/>
+      <w:pPr>
+        <w:tabs>
+          <w:tab w:val="num" w:pos="3240"/>
+        </w:tabs>
+        <w:ind w:left="3240" w:hanging="360"/>
+      </w:pPr>
+      <w:rPr>
+        <w:rFonts w:ascii="Wingdings" w:hAnsi="Wingdings" w:hint="default"/>
+        <w:sz w:val="20"/>
+      </w:rPr>
+    </w:lvl>
+    <w:lvl w:ilvl="5" w:tentative="1">
+      <w:start w:val="1"/>
+      <w:numFmt w:val="bullet"/>
+      <w:lvlText w:val=""/>
+      <w:lvlJc w:val="left"/>
+      <w:pPr>
+        <w:tabs>
+          <w:tab w:val="num" w:pos="3960"/>
+        </w:tabs>
+        <w:ind w:left="3960" w:hanging="360"/>
+      </w:pPr>
+      <w:rPr>
+        <w:rFonts w:ascii="Wingdings" w:hAnsi="Wingdings" w:hint="default"/>
+        <w:sz w:val="20"/>
+      </w:rPr>
+    </w:lvl>
+    <w:lvl w:ilvl="6" w:tentative="1">
+      <w:start w:val="1"/>
+      <w:numFmt w:val="bullet"/>
+      <w:lvlText w:val=""/>
+      <w:lvlJc w:val="left"/>
+      <w:pPr>
+        <w:tabs>
+          <w:tab w:val="num" w:pos="4680"/>
+        </w:tabs>
+        <w:ind w:left="4680" w:hanging="360"/>
+      </w:pPr>
+      <w:rPr>
+        <w:rFonts w:ascii="Wingdings" w:hAnsi="Wingdings" w:hint="default"/>
+        <w:sz w:val="20"/>
+      </w:rPr>
+    </w:lvl>
+    <w:lvl w:ilvl="7" w:tentative="1">
+      <w:start w:val="1"/>
+      <w:numFmt w:val="bullet"/>
+      <w:lvlText w:val=""/>
+      <w:lvlJc w:val="left"/>
+      <w:pPr>
+        <w:tabs>
+          <w:tab w:val="num" w:pos="5400"/>
+        </w:tabs>
+        <w:ind w:left="5400" w:hanging="360"/>
+      </w:pPr>
+      <w:rPr>
+        <w:rFonts w:ascii="Wingdings" w:hAnsi="Wingdings" w:hint="default"/>
+        <w:sz w:val="20"/>
+      </w:rPr>
+    </w:lvl>
+    <w:lvl w:ilvl="8" w:tentative="1">
+      <w:start w:val="1"/>
+      <w:numFmt w:val="bullet"/>
+      <w:lvlText w:val=""/>
+      <w:lvlJc w:val="left"/>
+      <w:pPr>
+        <w:tabs>
+          <w:tab w:val="num" w:pos="6120"/>
+        </w:tabs>
+        <w:ind w:left="6120" w:hanging="360"/>
+      </w:pPr>
+      <w:rPr>
+        <w:rFonts w:ascii="Wingdings" w:hAnsi="Wingdings" w:hint="default"/>
+        <w:sz w:val="20"/>
+      </w:rPr>
+    </w:lvl>
+  </w:abstractNum>
+  <w:abstractNum w:abstractNumId="4">
     <w:nsid w:val="2FE80D68"/>
     <w:multiLevelType w:val="multilevel"/>
     <w:tmpl w:val="074E8A92"/>
@@ -5999,7 +5962,7 @@
       </w:rPr>
     </w:lvl>
   </w:abstractNum>
-  <w:abstractNum w:abstractNumId="3">
+  <w:abstractNum w:abstractNumId="5">
     <w:nsid w:val="372133A5"/>
     <w:multiLevelType w:val="hybridMultilevel"/>
     <w:tmpl w:val="EA185CD0"/>
@@ -6112,7 +6075,7 @@
       </w:rPr>
     </w:lvl>
   </w:abstractNum>
-  <w:abstractNum w:abstractNumId="4">
+  <w:abstractNum w:abstractNumId="6">
     <w:nsid w:val="377B2BC9"/>
     <w:multiLevelType w:val="hybridMultilevel"/>
     <w:tmpl w:val="F8A09518"/>
@@ -6225,7 +6188,7 @@
       </w:rPr>
     </w:lvl>
   </w:abstractNum>
-  <w:abstractNum w:abstractNumId="5">
+  <w:abstractNum w:abstractNumId="7">
     <w:nsid w:val="3E481529"/>
     <w:multiLevelType w:val="hybridMultilevel"/>
     <w:tmpl w:val="8F7AA13C"/>
@@ -6337,7 +6300,7 @@
       </w:rPr>
     </w:lvl>
   </w:abstractNum>
-  <w:abstractNum w:abstractNumId="6">
+  <w:abstractNum w:abstractNumId="8">
     <w:nsid w:val="47861FD6"/>
     <w:multiLevelType w:val="multilevel"/>
     <w:tmpl w:val="F47005B2"/>
@@ -6486,7 +6449,7 @@
       </w:rPr>
     </w:lvl>
   </w:abstractNum>
-  <w:abstractNum w:abstractNumId="7">
+  <w:abstractNum w:abstractNumId="9">
     <w:nsid w:val="4DF444A0"/>
     <w:multiLevelType w:val="hybridMultilevel"/>
     <w:tmpl w:val="D12C1FCE"/>
@@ -6599,7 +6562,7 @@
       </w:rPr>
     </w:lvl>
   </w:abstractNum>
-  <w:abstractNum w:abstractNumId="8">
+  <w:abstractNum w:abstractNumId="10">
     <w:nsid w:val="51CD7DE0"/>
     <w:multiLevelType w:val="multilevel"/>
     <w:tmpl w:val="8F2C1748"/>
@@ -6748,7 +6711,7 @@
       </w:rPr>
     </w:lvl>
   </w:abstractNum>
-  <w:abstractNum w:abstractNumId="9">
+  <w:abstractNum w:abstractNumId="11">
     <w:nsid w:val="51D35CCD"/>
     <w:multiLevelType w:val="hybridMultilevel"/>
     <w:tmpl w:val="D0A27AE6"/>
@@ -6861,7 +6824,7 @@
       </w:rPr>
     </w:lvl>
   </w:abstractNum>
-  <w:abstractNum w:abstractNumId="10">
+  <w:abstractNum w:abstractNumId="12">
     <w:nsid w:val="55A60D1B"/>
     <w:multiLevelType w:val="multilevel"/>
     <w:tmpl w:val="08701166"/>
@@ -7010,7 +6973,7 @@
       </w:rPr>
     </w:lvl>
   </w:abstractNum>
-  <w:abstractNum w:abstractNumId="11">
+  <w:abstractNum w:abstractNumId="13">
     <w:nsid w:val="57FE651A"/>
     <w:multiLevelType w:val="hybridMultilevel"/>
     <w:tmpl w:val="B2AC0774"/>
@@ -7122,7 +7085,7 @@
       </w:rPr>
     </w:lvl>
   </w:abstractNum>
-  <w:abstractNum w:abstractNumId="12">
+  <w:abstractNum w:abstractNumId="14">
     <w:nsid w:val="5DD20EBE"/>
     <w:multiLevelType w:val="hybridMultilevel"/>
     <w:tmpl w:val="4F2816E2"/>
@@ -7234,7 +7197,7 @@
       </w:rPr>
     </w:lvl>
   </w:abstractNum>
-  <w:abstractNum w:abstractNumId="13">
+  <w:abstractNum w:abstractNumId="15">
     <w:nsid w:val="61C04486"/>
     <w:multiLevelType w:val="hybridMultilevel"/>
     <w:tmpl w:val="F7507404"/>
@@ -7320,7 +7283,7 @@
       </w:pPr>
     </w:lvl>
   </w:abstractNum>
-  <w:abstractNum w:abstractNumId="14">
+  <w:abstractNum w:abstractNumId="16">
     <w:nsid w:val="61CC1B52"/>
     <w:multiLevelType w:val="multilevel"/>
     <w:tmpl w:val="90B01FE4"/>
@@ -7469,7 +7432,7 @@
       </w:rPr>
     </w:lvl>
   </w:abstractNum>
-  <w:abstractNum w:abstractNumId="15">
+  <w:abstractNum w:abstractNumId="17">
     <w:nsid w:val="62D26171"/>
     <w:multiLevelType w:val="hybridMultilevel"/>
     <w:tmpl w:val="7AAEF760"/>
@@ -7581,7 +7544,7 @@
       </w:rPr>
     </w:lvl>
   </w:abstractNum>
-  <w:abstractNum w:abstractNumId="16">
+  <w:abstractNum w:abstractNumId="18">
     <w:nsid w:val="66AD42F9"/>
     <w:multiLevelType w:val="hybridMultilevel"/>
     <w:tmpl w:val="F54C063E"/>
@@ -7694,7 +7657,7 @@
       </w:rPr>
     </w:lvl>
   </w:abstractNum>
-  <w:abstractNum w:abstractNumId="17">
+  <w:abstractNum w:abstractNumId="19">
     <w:nsid w:val="6959438E"/>
     <w:multiLevelType w:val="multilevel"/>
     <w:tmpl w:val="9D9AA968"/>
@@ -7843,7 +7806,7 @@
       </w:rPr>
     </w:lvl>
   </w:abstractNum>
-  <w:abstractNum w:abstractNumId="18">
+  <w:abstractNum w:abstractNumId="20">
     <w:nsid w:val="71F87B00"/>
     <w:multiLevelType w:val="hybridMultilevel"/>
     <w:tmpl w:val="F94C70AC"/>
@@ -7957,64 +7920,70 @@
     </w:lvl>
   </w:abstractNum>
   <w:num w:numId="1">
-    <w:abstractNumId w:val="13"/>
+    <w:abstractNumId w:val="15"/>
     <w:lvlOverride w:ilvl="0">
       <w:startOverride w:val="1"/>
     </w:lvlOverride>
   </w:num>
   <w:num w:numId="2">
-    <w:abstractNumId w:val="0"/>
+    <w:abstractNumId w:val="1"/>
   </w:num>
   <w:num w:numId="3">
+    <w:abstractNumId w:val="20"/>
+  </w:num>
+  <w:num w:numId="4">
     <w:abstractNumId w:val="18"/>
   </w:num>
-  <w:num w:numId="4">
+  <w:num w:numId="5">
+    <w:abstractNumId w:val="7"/>
+  </w:num>
+  <w:num w:numId="6">
+    <w:abstractNumId w:val="6"/>
+  </w:num>
+  <w:num w:numId="7">
+    <w:abstractNumId w:val="13"/>
+  </w:num>
+  <w:num w:numId="8">
+    <w:abstractNumId w:val="9"/>
+  </w:num>
+  <w:num w:numId="9">
+    <w:abstractNumId w:val="17"/>
+  </w:num>
+  <w:num w:numId="10">
+    <w:abstractNumId w:val="2"/>
+  </w:num>
+  <w:num w:numId="11">
+    <w:abstractNumId w:val="14"/>
+  </w:num>
+  <w:num w:numId="12">
+    <w:abstractNumId w:val="5"/>
+  </w:num>
+  <w:num w:numId="13">
+    <w:abstractNumId w:val="11"/>
+  </w:num>
+  <w:num w:numId="14">
+    <w:abstractNumId w:val="19"/>
+  </w:num>
+  <w:num w:numId="15">
+    <w:abstractNumId w:val="8"/>
+  </w:num>
+  <w:num w:numId="16">
     <w:abstractNumId w:val="16"/>
   </w:num>
-  <w:num w:numId="5">
-    <w:abstractNumId w:val="5"/>
+  <w:num w:numId="17">
+    <w:abstractNumId w:val="10"/>
   </w:num>
-  <w:num w:numId="6">
+  <w:num w:numId="18">
     <w:abstractNumId w:val="4"/>
   </w:num>
-  <w:num w:numId="7">
-    <w:abstractNumId w:val="11"/>
-  </w:num>
-  <w:num w:numId="8">
-    <w:abstractNumId w:val="7"/>
-  </w:num>
-  <w:num w:numId="9">
-    <w:abstractNumId w:val="15"/>
-  </w:num>
-  <w:num w:numId="10">
-    <w:abstractNumId w:val="1"/>
-  </w:num>
-  <w:num w:numId="11">
+  <w:num w:numId="19">
     <w:abstractNumId w:val="12"/>
   </w:num>
-  <w:num w:numId="12">
+  <w:num w:numId="20">
     <w:abstractNumId w:val="3"/>
   </w:num>
-  <w:num w:numId="13">
-    <w:abstractNumId w:val="9"/>
-  </w:num>
-  <w:num w:numId="14">
-    <w:abstractNumId w:val="17"/>
-  </w:num>
-  <w:num w:numId="15">
-    <w:abstractNumId w:val="6"/>
-  </w:num>
-  <w:num w:numId="16">
-    <w:abstractNumId w:val="14"/>
-  </w:num>
-  <w:num w:numId="17">
-    <w:abstractNumId w:val="8"/>
-  </w:num>
-  <w:num w:numId="18">
-    <w:abstractNumId w:val="2"/>
-  </w:num>
-  <w:num w:numId="19">
-    <w:abstractNumId w:val="10"/>
+  <w:num w:numId="21">
+    <w:abstractNumId w:val="0"/>
   </w:num>
 </w:numbering>
 </file>

--- a/idris/Angular/Idris_Sadiq.docx
+++ b/idris/Angular/Idris_Sadiq.docx
@@ -47,7 +47,6 @@
               <w:spacing w:after="40"/>
               <w:jc w:val="center"/>
             </w:pPr>
-            <w:proofErr w:type="spellStart"/>
             <w:r>
               <w:rPr>
                 <w:rFonts w:ascii="Arial" w:eastAsia="Arial" w:hAnsi="Arial" w:cs="Arial"/>
@@ -57,33 +56,8 @@
                 <w:sz w:val="48"/>
                 <w:szCs w:val="48"/>
               </w:rPr>
-              <w:t>Idris</w:t>
+              <w:t>Idris Sadiq</w:t>
             </w:r>
-            <w:proofErr w:type="spellEnd"/>
-            <w:r>
-              <w:rPr>
-                <w:rFonts w:ascii="Arial" w:eastAsia="Arial" w:hAnsi="Arial" w:cs="Arial"/>
-                <w:b/>
-                <w:bCs/>
-                <w:color w:val="FFFFFF"/>
-                <w:sz w:val="48"/>
-                <w:szCs w:val="48"/>
-              </w:rPr>
-              <w:t xml:space="preserve"> </w:t>
-            </w:r>
-            <w:proofErr w:type="spellStart"/>
-            <w:r>
-              <w:rPr>
-                <w:rFonts w:ascii="Arial" w:eastAsia="Arial" w:hAnsi="Arial" w:cs="Arial"/>
-                <w:b/>
-                <w:bCs/>
-                <w:color w:val="FFFFFF"/>
-                <w:sz w:val="48"/>
-                <w:szCs w:val="48"/>
-              </w:rPr>
-              <w:t>Sadiq</w:t>
-            </w:r>
-            <w:proofErr w:type="spellEnd"/>
           </w:p>
           <w:p>
             <w:pPr>
@@ -104,41 +78,27 @@
             <w:pPr>
               <w:spacing w:after="40"/>
               <w:jc w:val="center"/>
+              <w:rPr>
+                <w:rFonts w:ascii="Arial" w:eastAsia="Arial" w:hAnsi="Arial" w:cs="Arial"/>
+                <w:color w:val="BBBBBB"/>
+              </w:rPr>
             </w:pPr>
             <w:r>
               <w:rPr>
                 <w:rFonts w:ascii="Arial" w:eastAsia="Arial" w:hAnsi="Arial" w:cs="Arial"/>
                 <w:color w:val="BBBBBB"/>
               </w:rPr>
-              <w:t xml:space="preserve">Idrissadiq.pro@outlook.com  </w:t>
+              <w:t>Idrissdev@outlook.com | +1 (424) 458-6548 | Spring Valley, California, United States</w:t>
+            </w:r>
+            <w:r>
+              <w:t xml:space="preserve"> </w:t>
             </w:r>
             <w:r>
               <w:rPr>
                 <w:rFonts w:ascii="Arial" w:eastAsia="Arial" w:hAnsi="Arial" w:cs="Arial"/>
                 <w:color w:val="BBBBBB"/>
               </w:rPr>
-              <w:t>+1 (424) 458-6548</w:t>
-            </w:r>
-            <w:r>
-              <w:rPr>
-                <w:rFonts w:ascii="Arial" w:eastAsia="Arial" w:hAnsi="Arial" w:cs="Arial"/>
-                <w:color w:val="BBBBBB"/>
-              </w:rPr>
-              <w:t xml:space="preserve">|  </w:t>
-            </w:r>
-            <w:r>
-              <w:rPr>
-                <w:rFonts w:ascii="Arial" w:eastAsia="Arial" w:hAnsi="Arial" w:cs="Arial"/>
-                <w:color w:val="BBBBBB"/>
-              </w:rPr>
-              <w:t>Spring Valley</w:t>
-            </w:r>
-            <w:r>
-              <w:rPr>
-                <w:rFonts w:ascii="Arial" w:eastAsia="Arial" w:hAnsi="Arial" w:cs="Arial"/>
-                <w:color w:val="BBBBBB"/>
-              </w:rPr>
-              <w:t>, California, United States</w:t>
+              <w:t xml:space="preserve">https://www.linkedin.com/in/idris-sadiq-1b824b3b4 </w:t>
             </w:r>
           </w:p>
           <w:p>
@@ -150,15 +110,10 @@
                 <w:rFonts w:ascii="Arial" w:eastAsia="Arial" w:hAnsi="Arial" w:cs="Arial"/>
                 <w:color w:val="BBBBBB"/>
               </w:rPr>
-              <w:t xml:space="preserve">LinkedIn: </w:t>
+              <w:t>US citizen | White | English (Native)</w:t>
             </w:r>
-            <w:r>
-              <w:rPr>
-                <w:rFonts w:ascii="Arial" w:eastAsia="Arial" w:hAnsi="Arial" w:cs="Arial"/>
-                <w:color w:val="BBBBBB"/>
-              </w:rPr>
-              <w:t>https://www.linkedin.com/in/idris-sadiq-0640ab3b4/</w:t>
-            </w:r>
+            <w:bookmarkStart w:id="0" w:name="_GoBack"/>
+            <w:bookmarkEnd w:id="0"/>
           </w:p>
         </w:tc>
       </w:tr>
@@ -285,7 +240,6 @@
         </w:rPr>
         <w:t xml:space="preserve">, </w:t>
       </w:r>
-      <w:proofErr w:type="spellStart"/>
       <w:r>
         <w:rPr>
           <w:rStyle w:val="Strong"/>
@@ -293,7 +247,6 @@
         </w:rPr>
         <w:t>TypeScript</w:t>
       </w:r>
-      <w:proofErr w:type="spellEnd"/>
       <w:r>
         <w:rPr>
           <w:rFonts w:ascii="Arial" w:hAnsi="Arial" w:cs="Arial"/>
@@ -376,14 +329,7 @@
         <w:rPr>
           <w:rFonts w:ascii="Arial" w:hAnsi="Arial" w:cs="Arial"/>
         </w:rPr>
-        <w:t xml:space="preserve">. </w:t>
-      </w:r>
-      <w:proofErr w:type="gramStart"/>
-      <w:r>
-        <w:rPr>
-          <w:rFonts w:ascii="Arial" w:hAnsi="Arial" w:cs="Arial"/>
-        </w:rPr>
-        <w:t xml:space="preserve">Experienced building </w:t>
+        <w:t xml:space="preserve">. Experienced building </w:t>
       </w:r>
       <w:r>
         <w:rPr>
@@ -424,7 +370,6 @@
         </w:rPr>
         <w:t xml:space="preserve">, and </w:t>
       </w:r>
-      <w:proofErr w:type="spellStart"/>
       <w:r>
         <w:rPr>
           <w:rStyle w:val="Strong"/>
@@ -432,28 +377,57 @@
         </w:rPr>
         <w:t>RabbitMQ</w:t>
       </w:r>
-      <w:proofErr w:type="spellEnd"/>
       <w:r>
         <w:rPr>
           <w:rFonts w:ascii="Arial" w:hAnsi="Arial" w:cs="Arial"/>
         </w:rPr>
         <w:t xml:space="preserve">, production search with </w:t>
       </w:r>
-      <w:proofErr w:type="spellStart"/>
-      <w:r>
-        <w:rPr>
-          <w:rStyle w:val="Strong"/>
-          <w:rFonts w:ascii="Arial" w:hAnsi="Arial" w:cs="Arial"/>
-        </w:rPr>
-        <w:t>Elasticsearch</w:t>
-      </w:r>
-      <w:proofErr w:type="spellEnd"/>
-      <w:r>
-        <w:rPr>
-          <w:rStyle w:val="Strong"/>
-          <w:rFonts w:ascii="Arial" w:hAnsi="Arial" w:cs="Arial"/>
-        </w:rPr>
-        <w:t>/OpenSearch</w:t>
+      <w:r>
+        <w:rPr>
+          <w:rStyle w:val="Strong"/>
+          <w:rFonts w:ascii="Arial" w:hAnsi="Arial" w:cs="Arial"/>
+        </w:rPr>
+        <w:t>Elasticsearch/OpenSearch</w:t>
+      </w:r>
+      <w:r>
+        <w:rPr>
+          <w:rFonts w:ascii="Arial" w:hAnsi="Arial" w:cs="Arial"/>
+        </w:rPr>
+        <w:t xml:space="preserve">, and observability with </w:t>
+      </w:r>
+      <w:r>
+        <w:rPr>
+          <w:rStyle w:val="Strong"/>
+          <w:rFonts w:ascii="Arial" w:hAnsi="Arial" w:cs="Arial"/>
+        </w:rPr>
+        <w:t>OpenTelemetry</w:t>
+      </w:r>
+      <w:r>
+        <w:rPr>
+          <w:rFonts w:ascii="Arial" w:hAnsi="Arial" w:cs="Arial"/>
+        </w:rPr>
+        <w:t xml:space="preserve">, </w:t>
+      </w:r>
+      <w:r>
+        <w:rPr>
+          <w:rStyle w:val="Strong"/>
+          <w:rFonts w:ascii="Arial" w:hAnsi="Arial" w:cs="Arial"/>
+        </w:rPr>
+        <w:t>Datadog</w:t>
+      </w:r>
+      <w:r>
+        <w:rPr>
+          <w:rFonts w:ascii="Arial" w:hAnsi="Arial" w:cs="Arial"/>
+        </w:rPr>
+        <w:t xml:space="preserve">, </w:t>
+      </w:r>
+      <w:r>
+        <w:rPr>
+          <w:rStyle w:val="Strong"/>
+          <w:rFonts w:ascii="Arial" w:hAnsi="Arial" w:cs="Arial"/>
+        </w:rPr>
+        <w:t>Prometheus/Grafana</w:t>
       </w:r>
       <w:r>
         <w:rPr>
@@ -461,73 +435,6 @@
         </w:rPr>
         <w:t xml:space="preserve">, and </w:t>
       </w:r>
-      <w:proofErr w:type="spellStart"/>
-      <w:r>
-        <w:rPr>
-          <w:rFonts w:ascii="Arial" w:hAnsi="Arial" w:cs="Arial"/>
-        </w:rPr>
-        <w:t>observability</w:t>
-      </w:r>
-      <w:proofErr w:type="spellEnd"/>
-      <w:r>
-        <w:rPr>
-          <w:rFonts w:ascii="Arial" w:hAnsi="Arial" w:cs="Arial"/>
-        </w:rPr>
-        <w:t xml:space="preserve"> with </w:t>
-      </w:r>
-      <w:proofErr w:type="spellStart"/>
-      <w:r>
-        <w:rPr>
-          <w:rStyle w:val="Strong"/>
-          <w:rFonts w:ascii="Arial" w:hAnsi="Arial" w:cs="Arial"/>
-        </w:rPr>
-        <w:t>OpenTelemetry</w:t>
-      </w:r>
-      <w:proofErr w:type="spellEnd"/>
-      <w:r>
-        <w:rPr>
-          <w:rFonts w:ascii="Arial" w:hAnsi="Arial" w:cs="Arial"/>
-        </w:rPr>
-        <w:t xml:space="preserve">, </w:t>
-      </w:r>
-      <w:proofErr w:type="spellStart"/>
-      <w:r>
-        <w:rPr>
-          <w:rStyle w:val="Strong"/>
-          <w:rFonts w:ascii="Arial" w:hAnsi="Arial" w:cs="Arial"/>
-        </w:rPr>
-        <w:t>Datadog</w:t>
-      </w:r>
-      <w:proofErr w:type="spellEnd"/>
-      <w:r>
-        <w:rPr>
-          <w:rFonts w:ascii="Arial" w:hAnsi="Arial" w:cs="Arial"/>
-        </w:rPr>
-        <w:t xml:space="preserve">, </w:t>
-      </w:r>
-      <w:r>
-        <w:rPr>
-          <w:rStyle w:val="Strong"/>
-          <w:rFonts w:ascii="Arial" w:hAnsi="Arial" w:cs="Arial"/>
-        </w:rPr>
-        <w:t>Prometheus/</w:t>
-      </w:r>
-      <w:proofErr w:type="spellStart"/>
-      <w:r>
-        <w:rPr>
-          <w:rStyle w:val="Strong"/>
-          <w:rFonts w:ascii="Arial" w:hAnsi="Arial" w:cs="Arial"/>
-        </w:rPr>
-        <w:t>Grafana</w:t>
-      </w:r>
-      <w:proofErr w:type="spellEnd"/>
-      <w:r>
-        <w:rPr>
-          <w:rFonts w:ascii="Arial" w:hAnsi="Arial" w:cs="Arial"/>
-        </w:rPr>
-        <w:t xml:space="preserve">, and </w:t>
-      </w:r>
-      <w:proofErr w:type="spellStart"/>
       <w:r>
         <w:rPr>
           <w:rStyle w:val="Strong"/>
@@ -535,14 +442,12 @@
         </w:rPr>
         <w:t>CloudWatch</w:t>
       </w:r>
-      <w:proofErr w:type="spellEnd"/>
       <w:r>
         <w:rPr>
           <w:rFonts w:ascii="Arial" w:hAnsi="Arial" w:cs="Arial"/>
         </w:rPr>
         <w:t>.</w:t>
       </w:r>
-      <w:proofErr w:type="gramEnd"/>
     </w:p>
     <w:p>
       <w:pPr>
@@ -592,87 +497,7 @@
           <w:b w:val="0"/>
           <w:sz w:val="18"/>
         </w:rPr>
-        <w:t xml:space="preserve">Angular, </w:t>
-      </w:r>
-      <w:proofErr w:type="spellStart"/>
-      <w:r>
-        <w:rPr>
-          <w:rStyle w:val="Strong"/>
-          <w:rFonts w:ascii="Arial" w:hAnsi="Arial" w:cs="Arial"/>
-          <w:b w:val="0"/>
-          <w:sz w:val="18"/>
-        </w:rPr>
-        <w:t>TypeScript</w:t>
-      </w:r>
-      <w:proofErr w:type="spellEnd"/>
-      <w:r>
-        <w:rPr>
-          <w:rStyle w:val="Strong"/>
-          <w:rFonts w:ascii="Arial" w:hAnsi="Arial" w:cs="Arial"/>
-          <w:b w:val="0"/>
-          <w:sz w:val="18"/>
-        </w:rPr>
-        <w:t xml:space="preserve">, JavaScript (ES6+), </w:t>
-      </w:r>
-      <w:proofErr w:type="spellStart"/>
-      <w:r>
-        <w:rPr>
-          <w:rStyle w:val="Strong"/>
-          <w:rFonts w:ascii="Arial" w:hAnsi="Arial" w:cs="Arial"/>
-          <w:b w:val="0"/>
-          <w:sz w:val="18"/>
-        </w:rPr>
-        <w:t>RxJS</w:t>
-      </w:r>
-      <w:proofErr w:type="spellEnd"/>
-      <w:r>
-        <w:rPr>
-          <w:rStyle w:val="Strong"/>
-          <w:rFonts w:ascii="Arial" w:hAnsi="Arial" w:cs="Arial"/>
-          <w:b w:val="0"/>
-          <w:sz w:val="18"/>
-        </w:rPr>
-        <w:t xml:space="preserve">, </w:t>
-      </w:r>
-      <w:proofErr w:type="spellStart"/>
-      <w:r>
-        <w:rPr>
-          <w:rStyle w:val="Strong"/>
-          <w:rFonts w:ascii="Arial" w:hAnsi="Arial" w:cs="Arial"/>
-          <w:b w:val="0"/>
-          <w:sz w:val="18"/>
-        </w:rPr>
-        <w:t>NgRx</w:t>
-      </w:r>
-      <w:proofErr w:type="spellEnd"/>
-      <w:r>
-        <w:rPr>
-          <w:rStyle w:val="Strong"/>
-          <w:rFonts w:ascii="Arial" w:hAnsi="Arial" w:cs="Arial"/>
-          <w:b w:val="0"/>
-          <w:sz w:val="18"/>
-        </w:rPr>
-        <w:t>, micro-frontend patterns, Storybook, accessibility (WCAG-minded UI), i18n, performance profiling (Core Web Vitals), SSR/</w:t>
-      </w:r>
-      <w:proofErr w:type="spellStart"/>
-      <w:r>
-        <w:rPr>
-          <w:rStyle w:val="Strong"/>
-          <w:rFonts w:ascii="Arial" w:hAnsi="Arial" w:cs="Arial"/>
-          <w:b w:val="0"/>
-          <w:sz w:val="18"/>
-        </w:rPr>
-        <w:t>prerender</w:t>
-      </w:r>
-      <w:proofErr w:type="spellEnd"/>
-      <w:r>
-        <w:rPr>
-          <w:rStyle w:val="Strong"/>
-          <w:rFonts w:ascii="Arial" w:hAnsi="Arial" w:cs="Arial"/>
-          <w:b w:val="0"/>
-          <w:sz w:val="18"/>
-        </w:rPr>
-        <w:t xml:space="preserve"> patterns</w:t>
+        <w:t>Angular, TypeScript, JavaScript (ES6+), RxJS, NgRx, micro-frontend patterns, Storybook, accessibility (WCAG-minded UI), i18n, performance profiling (Core Web Vitals), SSR/prerender patterns</w:t>
       </w:r>
     </w:p>
     <w:p>
@@ -705,107 +530,7 @@
           <w:b w:val="0"/>
           <w:sz w:val="18"/>
         </w:rPr>
-        <w:t xml:space="preserve">Node.js, </w:t>
-      </w:r>
-      <w:proofErr w:type="spellStart"/>
-      <w:r>
-        <w:rPr>
-          <w:rStyle w:val="Strong"/>
-          <w:rFonts w:ascii="Arial" w:hAnsi="Arial" w:cs="Arial"/>
-          <w:b w:val="0"/>
-          <w:sz w:val="18"/>
-        </w:rPr>
-        <w:t>NestJS</w:t>
-      </w:r>
-      <w:proofErr w:type="spellEnd"/>
-      <w:r>
-        <w:rPr>
-          <w:rStyle w:val="Strong"/>
-          <w:rFonts w:ascii="Arial" w:hAnsi="Arial" w:cs="Arial"/>
-          <w:b w:val="0"/>
-          <w:sz w:val="18"/>
-        </w:rPr>
-        <w:t xml:space="preserve">, Express, REST, </w:t>
-      </w:r>
-      <w:proofErr w:type="spellStart"/>
-      <w:r>
-        <w:rPr>
-          <w:rStyle w:val="Strong"/>
-          <w:rFonts w:ascii="Arial" w:hAnsi="Arial" w:cs="Arial"/>
-          <w:b w:val="0"/>
-          <w:sz w:val="18"/>
-        </w:rPr>
-        <w:t>GraphQL</w:t>
-      </w:r>
-      <w:proofErr w:type="spellEnd"/>
-      <w:r>
-        <w:rPr>
-          <w:rStyle w:val="Strong"/>
-          <w:rFonts w:ascii="Arial" w:hAnsi="Arial" w:cs="Arial"/>
-          <w:b w:val="0"/>
-          <w:sz w:val="18"/>
-        </w:rPr>
-        <w:t xml:space="preserve">, </w:t>
-      </w:r>
-      <w:proofErr w:type="spellStart"/>
-      <w:r>
-        <w:rPr>
-          <w:rStyle w:val="Strong"/>
-          <w:rFonts w:ascii="Arial" w:hAnsi="Arial" w:cs="Arial"/>
-          <w:b w:val="0"/>
-          <w:sz w:val="18"/>
-        </w:rPr>
-        <w:t>WebSockets</w:t>
-      </w:r>
-      <w:proofErr w:type="spellEnd"/>
-      <w:r>
-        <w:rPr>
-          <w:rStyle w:val="Strong"/>
-          <w:rFonts w:ascii="Arial" w:hAnsi="Arial" w:cs="Arial"/>
-          <w:b w:val="0"/>
-          <w:sz w:val="18"/>
-        </w:rPr>
-        <w:t xml:space="preserve">, background jobs, caching strategies, </w:t>
-      </w:r>
-      <w:proofErr w:type="spellStart"/>
-      <w:r>
-        <w:rPr>
-          <w:rStyle w:val="Strong"/>
-          <w:rFonts w:ascii="Arial" w:hAnsi="Arial" w:cs="Arial"/>
-          <w:b w:val="0"/>
-          <w:sz w:val="18"/>
-        </w:rPr>
-        <w:t>idempotency</w:t>
-      </w:r>
-      <w:proofErr w:type="spellEnd"/>
-      <w:r>
-        <w:rPr>
-          <w:rStyle w:val="Strong"/>
-          <w:rFonts w:ascii="Arial" w:hAnsi="Arial" w:cs="Arial"/>
-          <w:b w:val="0"/>
-          <w:sz w:val="18"/>
-        </w:rPr>
-        <w:t xml:space="preserve">, API versioning, </w:t>
-      </w:r>
-      <w:proofErr w:type="spellStart"/>
-      <w:r>
-        <w:rPr>
-          <w:rStyle w:val="Strong"/>
-          <w:rFonts w:ascii="Arial" w:hAnsi="Arial" w:cs="Arial"/>
-          <w:b w:val="0"/>
-          <w:sz w:val="18"/>
-        </w:rPr>
-        <w:t>webhooks</w:t>
-      </w:r>
-      <w:proofErr w:type="spellEnd"/>
-      <w:r>
-        <w:rPr>
-          <w:rStyle w:val="Strong"/>
-          <w:rFonts w:ascii="Arial" w:hAnsi="Arial" w:cs="Arial"/>
-          <w:b w:val="0"/>
-          <w:sz w:val="18"/>
-        </w:rPr>
-        <w:t>, file/media handling (S3-style workflows)</w:t>
+        <w:t>Node.js, NestJS, Express, REST, GraphQL, WebSockets, background jobs, caching strategies, idempotency, API versioning, webhooks, file/media handling (S3-style workflows)</w:t>
       </w:r>
     </w:p>
     <w:p>
@@ -846,9 +571,16 @@
           <w:b w:val="0"/>
           <w:sz w:val="18"/>
         </w:rPr>
-        <w:t xml:space="preserve">: </w:t>
-      </w:r>
-      <w:proofErr w:type="spellStart"/>
+        <w:t xml:space="preserve">: PostgreSQL, MySQL, SQL Server • </w:t>
+      </w:r>
+      <w:r>
+        <w:rPr>
+          <w:rStyle w:val="Strong"/>
+          <w:rFonts w:ascii="Arial" w:hAnsi="Arial" w:cs="Arial"/>
+          <w:sz w:val="18"/>
+        </w:rPr>
+        <w:t>NoSQL</w:t>
+      </w:r>
       <w:r>
         <w:rPr>
           <w:rStyle w:val="Strong"/>
@@ -856,9 +588,16 @@
           <w:b w:val="0"/>
           <w:sz w:val="18"/>
         </w:rPr>
-        <w:t>PostgreSQL</w:t>
-      </w:r>
-      <w:proofErr w:type="spellEnd"/>
+        <w:t xml:space="preserve">: Redis, MongoDB, DynamoDB • </w:t>
+      </w:r>
+      <w:r>
+        <w:rPr>
+          <w:rStyle w:val="Strong"/>
+          <w:rFonts w:ascii="Arial" w:hAnsi="Arial" w:cs="Arial"/>
+          <w:sz w:val="18"/>
+        </w:rPr>
+        <w:t>Queues/streams</w:t>
+      </w:r>
       <w:r>
         <w:rPr>
           <w:rStyle w:val="Strong"/>
@@ -866,18 +605,16 @@
           <w:b w:val="0"/>
           <w:sz w:val="18"/>
         </w:rPr>
-        <w:t xml:space="preserve">, MySQL, SQL Server • </w:t>
-      </w:r>
-      <w:proofErr w:type="spellStart"/>
-      <w:r>
-        <w:rPr>
-          <w:rStyle w:val="Strong"/>
-          <w:rFonts w:ascii="Arial" w:hAnsi="Arial" w:cs="Arial"/>
-          <w:sz w:val="18"/>
-        </w:rPr>
-        <w:t>NoSQL</w:t>
-      </w:r>
-      <w:proofErr w:type="spellEnd"/>
+        <w:t xml:space="preserve">: AWS SQS/SNS, Kafka, RabbitMQ • Search: Elasticsearch, OpenSearch • </w:t>
+      </w:r>
+      <w:r>
+        <w:rPr>
+          <w:rStyle w:val="Strong"/>
+          <w:rFonts w:ascii="Arial" w:hAnsi="Arial" w:cs="Arial"/>
+          <w:sz w:val="18"/>
+        </w:rPr>
+        <w:t>Analytics</w:t>
+      </w:r>
       <w:r>
         <w:rPr>
           <w:rStyle w:val="Strong"/>
@@ -885,153 +622,8 @@
           <w:b w:val="0"/>
           <w:sz w:val="18"/>
         </w:rPr>
-        <w:t xml:space="preserve">: </w:t>
-      </w:r>
-      <w:proofErr w:type="spellStart"/>
-      <w:r>
-        <w:rPr>
-          <w:rStyle w:val="Strong"/>
-          <w:rFonts w:ascii="Arial" w:hAnsi="Arial" w:cs="Arial"/>
-          <w:b w:val="0"/>
-          <w:sz w:val="18"/>
-        </w:rPr>
-        <w:t>Redis</w:t>
-      </w:r>
-      <w:proofErr w:type="spellEnd"/>
-      <w:r>
-        <w:rPr>
-          <w:rStyle w:val="Strong"/>
-          <w:rFonts w:ascii="Arial" w:hAnsi="Arial" w:cs="Arial"/>
-          <w:b w:val="0"/>
-          <w:sz w:val="18"/>
-        </w:rPr>
-        <w:t xml:space="preserve">, </w:t>
-      </w:r>
-      <w:proofErr w:type="spellStart"/>
-      <w:r>
-        <w:rPr>
-          <w:rStyle w:val="Strong"/>
-          <w:rFonts w:ascii="Arial" w:hAnsi="Arial" w:cs="Arial"/>
-          <w:b w:val="0"/>
-          <w:sz w:val="18"/>
-        </w:rPr>
-        <w:t>MongoDB</w:t>
-      </w:r>
-      <w:proofErr w:type="spellEnd"/>
-      <w:r>
-        <w:rPr>
-          <w:rStyle w:val="Strong"/>
-          <w:rFonts w:ascii="Arial" w:hAnsi="Arial" w:cs="Arial"/>
-          <w:b w:val="0"/>
-          <w:sz w:val="18"/>
-        </w:rPr>
-        <w:t xml:space="preserve">, </w:t>
-      </w:r>
-      <w:proofErr w:type="spellStart"/>
-      <w:r>
-        <w:rPr>
-          <w:rStyle w:val="Strong"/>
-          <w:rFonts w:ascii="Arial" w:hAnsi="Arial" w:cs="Arial"/>
-          <w:b w:val="0"/>
-          <w:sz w:val="18"/>
-        </w:rPr>
-        <w:t>DynamoDB</w:t>
-      </w:r>
-      <w:proofErr w:type="spellEnd"/>
-      <w:r>
-        <w:rPr>
-          <w:rStyle w:val="Strong"/>
-          <w:rFonts w:ascii="Arial" w:hAnsi="Arial" w:cs="Arial"/>
-          <w:b w:val="0"/>
-          <w:sz w:val="18"/>
-        </w:rPr>
-        <w:t xml:space="preserve"> • </w:t>
-      </w:r>
-      <w:r>
-        <w:rPr>
-          <w:rStyle w:val="Strong"/>
-          <w:rFonts w:ascii="Arial" w:hAnsi="Arial" w:cs="Arial"/>
-          <w:sz w:val="18"/>
-        </w:rPr>
-        <w:t>Queues/streams</w:t>
-      </w:r>
-      <w:r>
-        <w:rPr>
-          <w:rStyle w:val="Strong"/>
-          <w:rFonts w:ascii="Arial" w:hAnsi="Arial" w:cs="Arial"/>
-          <w:b w:val="0"/>
-          <w:sz w:val="18"/>
-        </w:rPr>
-        <w:t xml:space="preserve">: AWS SQS/SNS, Kafka, </w:t>
-      </w:r>
-      <w:proofErr w:type="spellStart"/>
-      <w:r>
-        <w:rPr>
-          <w:rStyle w:val="Strong"/>
-          <w:rFonts w:ascii="Arial" w:hAnsi="Arial" w:cs="Arial"/>
-          <w:b w:val="0"/>
-          <w:sz w:val="18"/>
-        </w:rPr>
-        <w:t>RabbitMQ</w:t>
-      </w:r>
-      <w:proofErr w:type="spellEnd"/>
-      <w:r>
-        <w:rPr>
-          <w:rStyle w:val="Strong"/>
-          <w:rFonts w:ascii="Arial" w:hAnsi="Arial" w:cs="Arial"/>
-          <w:b w:val="0"/>
-          <w:sz w:val="18"/>
-        </w:rPr>
-        <w:t xml:space="preserve"> • Search: </w:t>
-      </w:r>
-      <w:proofErr w:type="spellStart"/>
-      <w:r>
-        <w:rPr>
-          <w:rStyle w:val="Strong"/>
-          <w:rFonts w:ascii="Arial" w:hAnsi="Arial" w:cs="Arial"/>
-          <w:b w:val="0"/>
-          <w:sz w:val="18"/>
-        </w:rPr>
-        <w:t>Elasticsearch</w:t>
-      </w:r>
-      <w:proofErr w:type="spellEnd"/>
-      <w:r>
-        <w:rPr>
-          <w:rStyle w:val="Strong"/>
-          <w:rFonts w:ascii="Arial" w:hAnsi="Arial" w:cs="Arial"/>
-          <w:b w:val="0"/>
-          <w:sz w:val="18"/>
-        </w:rPr>
-        <w:t xml:space="preserve">, OpenSearch • </w:t>
-      </w:r>
-      <w:r>
-        <w:rPr>
-          <w:rStyle w:val="Strong"/>
-          <w:rFonts w:ascii="Arial" w:hAnsi="Arial" w:cs="Arial"/>
-          <w:sz w:val="18"/>
-        </w:rPr>
-        <w:t>Analytics</w:t>
-      </w:r>
-      <w:r>
-        <w:rPr>
-          <w:rStyle w:val="Strong"/>
-          <w:rFonts w:ascii="Arial" w:hAnsi="Arial" w:cs="Arial"/>
-          <w:b w:val="0"/>
-          <w:sz w:val="18"/>
-        </w:rPr>
-        <w:t xml:space="preserve">: Redshift, </w:t>
-      </w:r>
-      <w:proofErr w:type="spellStart"/>
-      <w:r>
-        <w:rPr>
-          <w:rStyle w:val="Strong"/>
-          <w:rFonts w:ascii="Arial" w:hAnsi="Arial" w:cs="Arial"/>
-          <w:b w:val="0"/>
-          <w:sz w:val="18"/>
-        </w:rPr>
-        <w:t>BigQuery</w:t>
-      </w:r>
-      <w:proofErr w:type="spellEnd"/>
+        <w:t>: Redshift, BigQuery</w:t>
+      </w:r>
     </w:p>
     <w:p>
       <w:pPr>
@@ -1054,25 +646,7 @@
           <w:rFonts w:ascii="Arial" w:hAnsi="Arial" w:cs="Arial"/>
           <w:sz w:val="18"/>
         </w:rPr>
-        <w:t xml:space="preserve">Cloud &amp; </w:t>
-      </w:r>
-      <w:proofErr w:type="spellStart"/>
-      <w:r>
-        <w:rPr>
-          <w:rStyle w:val="Strong"/>
-          <w:rFonts w:ascii="Arial" w:hAnsi="Arial" w:cs="Arial"/>
-          <w:sz w:val="18"/>
-        </w:rPr>
-        <w:t>DevOps</w:t>
-      </w:r>
-      <w:proofErr w:type="spellEnd"/>
-      <w:r>
-        <w:rPr>
-          <w:rStyle w:val="Strong"/>
-          <w:rFonts w:ascii="Arial" w:hAnsi="Arial" w:cs="Arial"/>
-          <w:sz w:val="18"/>
-        </w:rPr>
-        <w:t xml:space="preserve"> — </w:t>
+        <w:t xml:space="preserve">Cloud &amp; DevOps — </w:t>
       </w:r>
       <w:r>
         <w:rPr>
@@ -1091,7 +665,6 @@
         </w:rPr>
         <w:t xml:space="preserve">: </w:t>
       </w:r>
-      <w:proofErr w:type="spellStart"/>
       <w:r>
         <w:rPr>
           <w:rStyle w:val="Strong"/>
@@ -1099,9 +672,8 @@
           <w:b w:val="0"/>
           <w:sz w:val="18"/>
         </w:rPr>
-        <w:t>Docker</w:t>
-      </w:r>
-      <w:proofErr w:type="spellEnd"/>
+        <w:t>Docker, Kubernetes, Helm, Argo CD, GitOps, Terraform, CloudFormation</w:t>
+      </w:r>
       <w:r>
         <w:rPr>
           <w:rStyle w:val="Strong"/>
@@ -1109,9 +681,8 @@
           <w:b w:val="0"/>
           <w:sz w:val="18"/>
         </w:rPr>
-        <w:t xml:space="preserve">, </w:t>
-      </w:r>
-      <w:proofErr w:type="spellStart"/>
+        <w:t xml:space="preserve"> </w:t>
+      </w:r>
       <w:r>
         <w:rPr>
           <w:rStyle w:val="Strong"/>
@@ -1119,9 +690,8 @@
           <w:b w:val="0"/>
           <w:sz w:val="18"/>
         </w:rPr>
-        <w:t>Kubernetes</w:t>
-      </w:r>
-      <w:proofErr w:type="spellEnd"/>
+        <w:t xml:space="preserve">• </w:t>
+      </w:r>
       <w:r>
         <w:rPr>
           <w:rStyle w:val="Strong"/>
@@ -1129,9 +699,16 @@
           <w:b w:val="0"/>
           <w:sz w:val="18"/>
         </w:rPr>
-        <w:t xml:space="preserve">, Helm, Argo CD, </w:t>
-      </w:r>
-      <w:proofErr w:type="spellStart"/>
+        <w:t xml:space="preserve">EKS, ECS, EC2, Lambda, API Gateway, S3, CloudFront, RDS, DynamoDB, ElastiCache, EventBridge, Step Functions, IAM • </w:t>
+      </w:r>
+      <w:r>
+        <w:rPr>
+          <w:rStyle w:val="Strong"/>
+          <w:rFonts w:ascii="Arial" w:hAnsi="Arial" w:cs="Arial"/>
+          <w:sz w:val="18"/>
+        </w:rPr>
+        <w:t>Azure</w:t>
+      </w:r>
       <w:r>
         <w:rPr>
           <w:rStyle w:val="Strong"/>
@@ -1139,9 +716,16 @@
           <w:b w:val="0"/>
           <w:sz w:val="18"/>
         </w:rPr>
-        <w:t>GitOps</w:t>
-      </w:r>
-      <w:proofErr w:type="spellEnd"/>
+        <w:t xml:space="preserve">: AKS, App Service, Azure SQL, Service Bus, Key Vault, Application Insights • </w:t>
+      </w:r>
+      <w:r>
+        <w:rPr>
+          <w:rStyle w:val="Strong"/>
+          <w:rFonts w:ascii="Arial" w:hAnsi="Arial" w:cs="Arial"/>
+          <w:sz w:val="18"/>
+        </w:rPr>
+        <w:t>GCP</w:t>
+      </w:r>
       <w:r>
         <w:rPr>
           <w:rStyle w:val="Strong"/>
@@ -1149,9 +733,8 @@
           <w:b w:val="0"/>
           <w:sz w:val="18"/>
         </w:rPr>
-        <w:t xml:space="preserve">, </w:t>
-      </w:r>
-      <w:proofErr w:type="spellStart"/>
+        <w:t>: GKE, Cloud Run, Pu</w:t>
+      </w:r>
       <w:r>
         <w:rPr>
           <w:rStyle w:val="Strong"/>
@@ -1159,9 +742,8 @@
           <w:b w:val="0"/>
           <w:sz w:val="18"/>
         </w:rPr>
-        <w:t>Terraform</w:t>
-      </w:r>
-      <w:proofErr w:type="spellEnd"/>
+        <w:t>b/Sub, Cloud Storage, BigQuery</w:t>
+      </w:r>
       <w:r>
         <w:rPr>
           <w:rStyle w:val="Strong"/>
@@ -1169,9 +751,8 @@
           <w:b w:val="0"/>
           <w:sz w:val="18"/>
         </w:rPr>
-        <w:t xml:space="preserve">, </w:t>
-      </w:r>
-      <w:proofErr w:type="spellStart"/>
+        <w:t xml:space="preserve"> </w:t>
+      </w:r>
       <w:r>
         <w:rPr>
           <w:rStyle w:val="Strong"/>
@@ -1179,9 +760,16 @@
           <w:b w:val="0"/>
           <w:sz w:val="18"/>
         </w:rPr>
-        <w:t>CloudFormation</w:t>
-      </w:r>
-      <w:proofErr w:type="spellEnd"/>
+        <w:t xml:space="preserve">• </w:t>
+      </w:r>
+      <w:r>
+        <w:rPr>
+          <w:rStyle w:val="Strong"/>
+          <w:rFonts w:ascii="Arial" w:hAnsi="Arial" w:cs="Arial"/>
+          <w:sz w:val="18"/>
+        </w:rPr>
+        <w:t>CI/CD</w:t>
+      </w:r>
       <w:r>
         <w:rPr>
           <w:rStyle w:val="Strong"/>
@@ -1189,266 +777,8 @@
           <w:b w:val="0"/>
           <w:sz w:val="18"/>
         </w:rPr>
-        <w:t xml:space="preserve"> </w:t>
-      </w:r>
-      <w:r>
-        <w:rPr>
-          <w:rStyle w:val="Strong"/>
-          <w:rFonts w:ascii="Arial" w:hAnsi="Arial" w:cs="Arial"/>
-          <w:b w:val="0"/>
-          <w:sz w:val="18"/>
-        </w:rPr>
-        <w:t xml:space="preserve">• </w:t>
-      </w:r>
-      <w:r>
-        <w:rPr>
-          <w:rStyle w:val="Strong"/>
-          <w:rFonts w:ascii="Arial" w:hAnsi="Arial" w:cs="Arial"/>
-          <w:b w:val="0"/>
-          <w:sz w:val="18"/>
-        </w:rPr>
-        <w:t xml:space="preserve">EKS, ECS, EC2, Lambda, API Gateway, S3, </w:t>
-      </w:r>
-      <w:proofErr w:type="spellStart"/>
-      <w:r>
-        <w:rPr>
-          <w:rStyle w:val="Strong"/>
-          <w:rFonts w:ascii="Arial" w:hAnsi="Arial" w:cs="Arial"/>
-          <w:b w:val="0"/>
-          <w:sz w:val="18"/>
-        </w:rPr>
-        <w:t>CloudFront</w:t>
-      </w:r>
-      <w:proofErr w:type="spellEnd"/>
-      <w:r>
-        <w:rPr>
-          <w:rStyle w:val="Strong"/>
-          <w:rFonts w:ascii="Arial" w:hAnsi="Arial" w:cs="Arial"/>
-          <w:b w:val="0"/>
-          <w:sz w:val="18"/>
-        </w:rPr>
-        <w:t xml:space="preserve">, RDS, </w:t>
-      </w:r>
-      <w:proofErr w:type="spellStart"/>
-      <w:r>
-        <w:rPr>
-          <w:rStyle w:val="Strong"/>
-          <w:rFonts w:ascii="Arial" w:hAnsi="Arial" w:cs="Arial"/>
-          <w:b w:val="0"/>
-          <w:sz w:val="18"/>
-        </w:rPr>
-        <w:t>DynamoDB</w:t>
-      </w:r>
-      <w:proofErr w:type="spellEnd"/>
-      <w:r>
-        <w:rPr>
-          <w:rStyle w:val="Strong"/>
-          <w:rFonts w:ascii="Arial" w:hAnsi="Arial" w:cs="Arial"/>
-          <w:b w:val="0"/>
-          <w:sz w:val="18"/>
-        </w:rPr>
-        <w:t xml:space="preserve">, </w:t>
-      </w:r>
-      <w:proofErr w:type="spellStart"/>
-      <w:r>
-        <w:rPr>
-          <w:rStyle w:val="Strong"/>
-          <w:rFonts w:ascii="Arial" w:hAnsi="Arial" w:cs="Arial"/>
-          <w:b w:val="0"/>
-          <w:sz w:val="18"/>
-        </w:rPr>
-        <w:t>ElastiCache</w:t>
-      </w:r>
-      <w:proofErr w:type="spellEnd"/>
-      <w:r>
-        <w:rPr>
-          <w:rStyle w:val="Strong"/>
-          <w:rFonts w:ascii="Arial" w:hAnsi="Arial" w:cs="Arial"/>
-          <w:b w:val="0"/>
-          <w:sz w:val="18"/>
-        </w:rPr>
-        <w:t xml:space="preserve">, </w:t>
-      </w:r>
-      <w:proofErr w:type="spellStart"/>
-      <w:r>
-        <w:rPr>
-          <w:rStyle w:val="Strong"/>
-          <w:rFonts w:ascii="Arial" w:hAnsi="Arial" w:cs="Arial"/>
-          <w:b w:val="0"/>
-          <w:sz w:val="18"/>
-        </w:rPr>
-        <w:t>EventBridge</w:t>
-      </w:r>
-      <w:proofErr w:type="spellEnd"/>
-      <w:r>
-        <w:rPr>
-          <w:rStyle w:val="Strong"/>
-          <w:rFonts w:ascii="Arial" w:hAnsi="Arial" w:cs="Arial"/>
-          <w:b w:val="0"/>
-          <w:sz w:val="18"/>
-        </w:rPr>
-        <w:t xml:space="preserve">, Step Functions, IAM • </w:t>
-      </w:r>
-      <w:r>
-        <w:rPr>
-          <w:rStyle w:val="Strong"/>
-          <w:rFonts w:ascii="Arial" w:hAnsi="Arial" w:cs="Arial"/>
-          <w:sz w:val="18"/>
-        </w:rPr>
-        <w:t>Azure</w:t>
-      </w:r>
-      <w:r>
-        <w:rPr>
-          <w:rStyle w:val="Strong"/>
-          <w:rFonts w:ascii="Arial" w:hAnsi="Arial" w:cs="Arial"/>
-          <w:b w:val="0"/>
-          <w:sz w:val="18"/>
-        </w:rPr>
-        <w:t xml:space="preserve">: AKS, App Service, Azure SQL, Service Bus, Key Vault, Application Insights • </w:t>
-      </w:r>
-      <w:r>
-        <w:rPr>
-          <w:rStyle w:val="Strong"/>
-          <w:rFonts w:ascii="Arial" w:hAnsi="Arial" w:cs="Arial"/>
-          <w:sz w:val="18"/>
-        </w:rPr>
-        <w:t>GCP</w:t>
-      </w:r>
-      <w:r>
-        <w:rPr>
-          <w:rStyle w:val="Strong"/>
-          <w:rFonts w:ascii="Arial" w:hAnsi="Arial" w:cs="Arial"/>
-          <w:b w:val="0"/>
-          <w:sz w:val="18"/>
-        </w:rPr>
-        <w:t>: GKE, Cloud Run, Pu</w:t>
-      </w:r>
-      <w:r>
-        <w:rPr>
-          <w:rStyle w:val="Strong"/>
-          <w:rFonts w:ascii="Arial" w:hAnsi="Arial" w:cs="Arial"/>
-          <w:b w:val="0"/>
-          <w:sz w:val="18"/>
-        </w:rPr>
-        <w:t xml:space="preserve">b/Sub, Cloud Storage, </w:t>
-      </w:r>
-      <w:proofErr w:type="spellStart"/>
-      <w:r>
-        <w:rPr>
-          <w:rStyle w:val="Strong"/>
-          <w:rFonts w:ascii="Arial" w:hAnsi="Arial" w:cs="Arial"/>
-          <w:b w:val="0"/>
-          <w:sz w:val="18"/>
-        </w:rPr>
-        <w:t>BigQuery</w:t>
-      </w:r>
-      <w:proofErr w:type="spellEnd"/>
-      <w:r>
-        <w:rPr>
-          <w:rStyle w:val="Strong"/>
-          <w:rFonts w:ascii="Arial" w:hAnsi="Arial" w:cs="Arial"/>
-          <w:b w:val="0"/>
-          <w:sz w:val="18"/>
-        </w:rPr>
-        <w:t xml:space="preserve"> </w:t>
-      </w:r>
-      <w:r>
-        <w:rPr>
-          <w:rStyle w:val="Strong"/>
-          <w:rFonts w:ascii="Arial" w:hAnsi="Arial" w:cs="Arial"/>
-          <w:b w:val="0"/>
-          <w:sz w:val="18"/>
-        </w:rPr>
-        <w:t xml:space="preserve">• </w:t>
-      </w:r>
-      <w:r>
-        <w:rPr>
-          <w:rStyle w:val="Strong"/>
-          <w:rFonts w:ascii="Arial" w:hAnsi="Arial" w:cs="Arial"/>
-          <w:sz w:val="18"/>
-        </w:rPr>
-        <w:t>CI/CD</w:t>
-      </w:r>
-      <w:r>
-        <w:rPr>
-          <w:rStyle w:val="Strong"/>
-          <w:rFonts w:ascii="Arial" w:hAnsi="Arial" w:cs="Arial"/>
-          <w:b w:val="0"/>
-          <w:sz w:val="18"/>
-        </w:rPr>
-        <w:t xml:space="preserve">: </w:t>
-      </w:r>
-      <w:proofErr w:type="spellStart"/>
-      <w:r>
-        <w:rPr>
-          <w:rStyle w:val="Strong"/>
-          <w:rFonts w:ascii="Arial" w:hAnsi="Arial" w:cs="Arial"/>
-          <w:b w:val="0"/>
-          <w:sz w:val="18"/>
-        </w:rPr>
-        <w:t>GitHub</w:t>
-      </w:r>
-      <w:proofErr w:type="spellEnd"/>
-      <w:r>
-        <w:rPr>
-          <w:rStyle w:val="Strong"/>
-          <w:rFonts w:ascii="Arial" w:hAnsi="Arial" w:cs="Arial"/>
-          <w:b w:val="0"/>
-          <w:sz w:val="18"/>
-        </w:rPr>
-        <w:t xml:space="preserve"> Actions, </w:t>
-      </w:r>
-      <w:proofErr w:type="spellStart"/>
-      <w:r>
-        <w:rPr>
-          <w:rStyle w:val="Strong"/>
-          <w:rFonts w:ascii="Arial" w:hAnsi="Arial" w:cs="Arial"/>
-          <w:b w:val="0"/>
-          <w:sz w:val="18"/>
-        </w:rPr>
-        <w:t>GitLab</w:t>
-      </w:r>
-      <w:proofErr w:type="spellEnd"/>
-      <w:r>
-        <w:rPr>
-          <w:rStyle w:val="Strong"/>
-          <w:rFonts w:ascii="Arial" w:hAnsi="Arial" w:cs="Arial"/>
-          <w:b w:val="0"/>
-          <w:sz w:val="18"/>
-        </w:rPr>
-        <w:t xml:space="preserve"> CI, Jenkins, Azure </w:t>
-      </w:r>
-      <w:proofErr w:type="spellStart"/>
-      <w:r>
-        <w:rPr>
-          <w:rStyle w:val="Strong"/>
-          <w:rFonts w:ascii="Arial" w:hAnsi="Arial" w:cs="Arial"/>
-          <w:b w:val="0"/>
-          <w:sz w:val="18"/>
-        </w:rPr>
-        <w:t>DevOps</w:t>
-      </w:r>
-      <w:proofErr w:type="spellEnd"/>
-      <w:r>
-        <w:rPr>
-          <w:rStyle w:val="Strong"/>
-          <w:rFonts w:ascii="Arial" w:hAnsi="Arial" w:cs="Arial"/>
-          <w:b w:val="0"/>
-          <w:sz w:val="18"/>
-        </w:rPr>
-        <w:t xml:space="preserve">, </w:t>
-      </w:r>
-      <w:proofErr w:type="spellStart"/>
-      <w:r>
-        <w:rPr>
-          <w:rStyle w:val="Strong"/>
-          <w:rFonts w:ascii="Arial" w:hAnsi="Arial" w:cs="Arial"/>
-          <w:b w:val="0"/>
-          <w:sz w:val="18"/>
-        </w:rPr>
-        <w:t>CircleCI</w:t>
-      </w:r>
-      <w:proofErr w:type="spellEnd"/>
+        <w:t>: GitHub Actions, GitLab CI, Jenkins, Azure DevOps, CircleCI</w:t>
+      </w:r>
     </w:p>
     <w:p>
       <w:pPr>
@@ -1464,25 +794,14 @@
           <w:sz w:val="18"/>
         </w:rPr>
       </w:pPr>
-      <w:proofErr w:type="spellStart"/>
-      <w:r>
-        <w:rPr>
-          <w:rStyle w:val="Strong"/>
-          <w:rFonts w:ascii="Arial" w:hAnsi="Arial" w:cs="Arial"/>
-          <w:sz w:val="18"/>
-        </w:rPr>
-        <w:t>Observability</w:t>
-      </w:r>
-      <w:proofErr w:type="spellEnd"/>
-      <w:r>
-        <w:rPr>
-          <w:rStyle w:val="Strong"/>
-          <w:rFonts w:ascii="Arial" w:hAnsi="Arial" w:cs="Arial"/>
-          <w:sz w:val="18"/>
-        </w:rPr>
-        <w:t xml:space="preserve">, Quality &amp; Security — </w:t>
-      </w:r>
-      <w:proofErr w:type="spellStart"/>
+      <w:r>
+        <w:rPr>
+          <w:rStyle w:val="Strong"/>
+          <w:rFonts w:ascii="Arial" w:hAnsi="Arial" w:cs="Arial"/>
+          <w:sz w:val="18"/>
+        </w:rPr>
+        <w:t xml:space="preserve">Observability, Quality &amp; Security — </w:t>
+      </w:r>
       <w:r>
         <w:rPr>
           <w:rStyle w:val="Strong"/>
@@ -1490,9 +809,16 @@
           <w:b w:val="0"/>
           <w:sz w:val="18"/>
         </w:rPr>
-        <w:t>OpenTelemetry</w:t>
-      </w:r>
-      <w:proofErr w:type="spellEnd"/>
+        <w:t xml:space="preserve">OpenTelemetry, Datadog, Prometheus, Grafana, ELK/EFK, CloudWatch, structured logging • </w:t>
+      </w:r>
+      <w:r>
+        <w:rPr>
+          <w:rStyle w:val="Strong"/>
+          <w:rFonts w:ascii="Arial" w:hAnsi="Arial" w:cs="Arial"/>
+          <w:sz w:val="18"/>
+        </w:rPr>
+        <w:t>Testing</w:t>
+      </w:r>
       <w:r>
         <w:rPr>
           <w:rStyle w:val="Strong"/>
@@ -1500,9 +826,16 @@
           <w:b w:val="0"/>
           <w:sz w:val="18"/>
         </w:rPr>
-        <w:t xml:space="preserve">, </w:t>
-      </w:r>
-      <w:proofErr w:type="spellStart"/>
+        <w:t xml:space="preserve">: Jest, Mocha, Chai, React Testing Library, Cypress, Playwright, API contract tests (Pact-style) • </w:t>
+      </w:r>
+      <w:r>
+        <w:rPr>
+          <w:rStyle w:val="Strong"/>
+          <w:rFonts w:ascii="Arial" w:hAnsi="Arial" w:cs="Arial"/>
+          <w:sz w:val="18"/>
+        </w:rPr>
+        <w:t>Security</w:t>
+      </w:r>
       <w:r>
         <w:rPr>
           <w:rStyle w:val="Strong"/>
@@ -1510,151 +843,7 @@
           <w:b w:val="0"/>
           <w:sz w:val="18"/>
         </w:rPr>
-        <w:t>Datadog</w:t>
-      </w:r>
-      <w:proofErr w:type="spellEnd"/>
-      <w:r>
-        <w:rPr>
-          <w:rStyle w:val="Strong"/>
-          <w:rFonts w:ascii="Arial" w:hAnsi="Arial" w:cs="Arial"/>
-          <w:b w:val="0"/>
-          <w:sz w:val="18"/>
-        </w:rPr>
-        <w:t xml:space="preserve">, Prometheus, </w:t>
-      </w:r>
-      <w:proofErr w:type="spellStart"/>
-      <w:r>
-        <w:rPr>
-          <w:rStyle w:val="Strong"/>
-          <w:rFonts w:ascii="Arial" w:hAnsi="Arial" w:cs="Arial"/>
-          <w:b w:val="0"/>
-          <w:sz w:val="18"/>
-        </w:rPr>
-        <w:t>Grafana</w:t>
-      </w:r>
-      <w:proofErr w:type="spellEnd"/>
-      <w:r>
-        <w:rPr>
-          <w:rStyle w:val="Strong"/>
-          <w:rFonts w:ascii="Arial" w:hAnsi="Arial" w:cs="Arial"/>
-          <w:b w:val="0"/>
-          <w:sz w:val="18"/>
-        </w:rPr>
-        <w:t xml:space="preserve">, ELK/EFK, </w:t>
-      </w:r>
-      <w:proofErr w:type="spellStart"/>
-      <w:r>
-        <w:rPr>
-          <w:rStyle w:val="Strong"/>
-          <w:rFonts w:ascii="Arial" w:hAnsi="Arial" w:cs="Arial"/>
-          <w:b w:val="0"/>
-          <w:sz w:val="18"/>
-        </w:rPr>
-        <w:t>CloudWatch</w:t>
-      </w:r>
-      <w:proofErr w:type="spellEnd"/>
-      <w:r>
-        <w:rPr>
-          <w:rStyle w:val="Strong"/>
-          <w:rFonts w:ascii="Arial" w:hAnsi="Arial" w:cs="Arial"/>
-          <w:b w:val="0"/>
-          <w:sz w:val="18"/>
-        </w:rPr>
-        <w:t xml:space="preserve">, structured logging • </w:t>
-      </w:r>
-      <w:r>
-        <w:rPr>
-          <w:rStyle w:val="Strong"/>
-          <w:rFonts w:ascii="Arial" w:hAnsi="Arial" w:cs="Arial"/>
-          <w:sz w:val="18"/>
-        </w:rPr>
-        <w:t>Testing</w:t>
-      </w:r>
-      <w:r>
-        <w:rPr>
-          <w:rStyle w:val="Strong"/>
-          <w:rFonts w:ascii="Arial" w:hAnsi="Arial" w:cs="Arial"/>
-          <w:b w:val="0"/>
-          <w:sz w:val="18"/>
-        </w:rPr>
-        <w:t xml:space="preserve">: Jest, Mocha, Chai, React Testing Library, Cypress, Playwright, API contract tests (Pact-style) • </w:t>
-      </w:r>
-      <w:r>
-        <w:rPr>
-          <w:rStyle w:val="Strong"/>
-          <w:rFonts w:ascii="Arial" w:hAnsi="Arial" w:cs="Arial"/>
-          <w:sz w:val="18"/>
-        </w:rPr>
-        <w:t>Security</w:t>
-      </w:r>
-      <w:r>
-        <w:rPr>
-          <w:rStyle w:val="Strong"/>
-          <w:rFonts w:ascii="Arial" w:hAnsi="Arial" w:cs="Arial"/>
-          <w:b w:val="0"/>
-          <w:sz w:val="18"/>
-        </w:rPr>
-        <w:t xml:space="preserve">: OAuth2, </w:t>
-      </w:r>
-      <w:proofErr w:type="spellStart"/>
-      <w:r>
-        <w:rPr>
-          <w:rStyle w:val="Strong"/>
-          <w:rFonts w:ascii="Arial" w:hAnsi="Arial" w:cs="Arial"/>
-          <w:b w:val="0"/>
-          <w:sz w:val="18"/>
-        </w:rPr>
-        <w:t>OpenID</w:t>
-      </w:r>
-      <w:proofErr w:type="spellEnd"/>
-      <w:r>
-        <w:rPr>
-          <w:rStyle w:val="Strong"/>
-          <w:rFonts w:ascii="Arial" w:hAnsi="Arial" w:cs="Arial"/>
-          <w:b w:val="0"/>
-          <w:sz w:val="18"/>
-        </w:rPr>
-        <w:t xml:space="preserve"> Connect, JWT, </w:t>
-      </w:r>
-      <w:proofErr w:type="spellStart"/>
-      <w:r>
-        <w:rPr>
-          <w:rStyle w:val="Strong"/>
-          <w:rFonts w:ascii="Arial" w:hAnsi="Arial" w:cs="Arial"/>
-          <w:b w:val="0"/>
-          <w:sz w:val="18"/>
-        </w:rPr>
-        <w:t>Okta</w:t>
-      </w:r>
-      <w:proofErr w:type="spellEnd"/>
-      <w:r>
-        <w:rPr>
-          <w:rStyle w:val="Strong"/>
-          <w:rFonts w:ascii="Arial" w:hAnsi="Arial" w:cs="Arial"/>
-          <w:b w:val="0"/>
-          <w:sz w:val="18"/>
-        </w:rPr>
-        <w:t xml:space="preserve">, Auth0, AWS </w:t>
-      </w:r>
-      <w:proofErr w:type="spellStart"/>
-      <w:r>
-        <w:rPr>
-          <w:rStyle w:val="Strong"/>
-          <w:rFonts w:ascii="Arial" w:hAnsi="Arial" w:cs="Arial"/>
-          <w:b w:val="0"/>
-          <w:sz w:val="18"/>
-        </w:rPr>
-        <w:t>Cognito</w:t>
-      </w:r>
-      <w:proofErr w:type="spellEnd"/>
-      <w:r>
-        <w:rPr>
-          <w:rStyle w:val="Strong"/>
-          <w:rFonts w:ascii="Arial" w:hAnsi="Arial" w:cs="Arial"/>
-          <w:b w:val="0"/>
-          <w:sz w:val="18"/>
-        </w:rPr>
-        <w:t>, rate limiting, RBAC/ABAC, audit logging</w:t>
+        <w:t>: OAuth2, OpenID Connect, JWT, Okta, Auth0, AWS Cognito, rate limiting, RBAC/ABAC, audit logging</w:t>
       </w:r>
     </w:p>
     <w:p>
@@ -1689,8 +878,6 @@
       </w:r>
     </w:p>
     <w:p>
-      <w:proofErr w:type="spellStart"/>
-      <w:proofErr w:type="gramStart"/>
       <w:r>
         <w:rPr>
           <w:rFonts w:ascii="Arial" w:eastAsia="Arial" w:hAnsi="Arial" w:cs="Arial"/>
@@ -1698,27 +885,7 @@
           <w:sz w:val="21"/>
           <w:szCs w:val="21"/>
         </w:rPr>
-        <w:t>SumatoSoft</w:t>
-      </w:r>
-      <w:proofErr w:type="spellEnd"/>
-      <w:r>
-        <w:rPr>
-          <w:rFonts w:ascii="Arial" w:eastAsia="Arial" w:hAnsi="Arial" w:cs="Arial"/>
-          <w:color w:val="555555"/>
-          <w:sz w:val="21"/>
-          <w:szCs w:val="21"/>
-        </w:rPr>
-        <w:t xml:space="preserve">  |</w:t>
-      </w:r>
-      <w:proofErr w:type="gramEnd"/>
-      <w:r>
-        <w:rPr>
-          <w:rFonts w:ascii="Arial" w:eastAsia="Arial" w:hAnsi="Arial" w:cs="Arial"/>
-          <w:color w:val="555555"/>
-          <w:sz w:val="21"/>
-          <w:szCs w:val="21"/>
-        </w:rPr>
-        <w:t xml:space="preserve">  January 2021 - December 2025</w:t>
+        <w:t>SumatoSoft  |  January 2021 - December 2025</w:t>
       </w:r>
     </w:p>
     <w:p>
@@ -1760,7 +927,6 @@
         </w:rPr>
         <w:t xml:space="preserve"> modernization, standardizing </w:t>
       </w:r>
-      <w:proofErr w:type="spellStart"/>
       <w:r>
         <w:rPr>
           <w:rStyle w:val="Strong"/>
@@ -1770,7 +936,6 @@
         </w:rPr>
         <w:t>TypeScript</w:t>
       </w:r>
-      <w:proofErr w:type="spellEnd"/>
       <w:r>
         <w:rPr>
           <w:rFonts w:ascii="Arial" w:hAnsi="Arial" w:cs="Arial"/>
@@ -1800,27 +965,8 @@
           <w:sz w:val="18"/>
           <w:szCs w:val="20"/>
         </w:rPr>
-        <w:t xml:space="preserve">Designed predictable state and </w:t>
-      </w:r>
-      <w:proofErr w:type="spellStart"/>
-      <w:r>
-        <w:rPr>
-          <w:rFonts w:ascii="Arial" w:hAnsi="Arial" w:cs="Arial"/>
-          <w:sz w:val="18"/>
-          <w:szCs w:val="20"/>
-        </w:rPr>
-        <w:t>async</w:t>
-      </w:r>
-      <w:proofErr w:type="spellEnd"/>
-      <w:r>
-        <w:rPr>
-          <w:rFonts w:ascii="Arial" w:hAnsi="Arial" w:cs="Arial"/>
-          <w:sz w:val="18"/>
-          <w:szCs w:val="20"/>
-        </w:rPr>
-        <w:t xml:space="preserve"> orchestration with </w:t>
-      </w:r>
-      <w:proofErr w:type="spellStart"/>
+        <w:t xml:space="preserve">Designed predictable state and async orchestration with </w:t>
+      </w:r>
       <w:r>
         <w:rPr>
           <w:rStyle w:val="Strong"/>
@@ -1830,7 +976,6 @@
         </w:rPr>
         <w:t>RxJS</w:t>
       </w:r>
-      <w:proofErr w:type="spellEnd"/>
       <w:r>
         <w:rPr>
           <w:rFonts w:ascii="Arial" w:hAnsi="Arial" w:cs="Arial"/>
@@ -1839,7 +984,6 @@
         </w:rPr>
         <w:t xml:space="preserve"> and </w:t>
       </w:r>
-      <w:proofErr w:type="spellStart"/>
       <w:r>
         <w:rPr>
           <w:rStyle w:val="Strong"/>
@@ -1849,32 +993,13 @@
         </w:rPr>
         <w:t>NgRx</w:t>
       </w:r>
-      <w:proofErr w:type="spellEnd"/>
-      <w:r>
-        <w:rPr>
-          <w:rFonts w:ascii="Arial" w:hAnsi="Arial" w:cs="Arial"/>
-          <w:sz w:val="18"/>
-          <w:szCs w:val="20"/>
-        </w:rPr>
-        <w:t xml:space="preserve">, improving </w:t>
-      </w:r>
-      <w:proofErr w:type="spellStart"/>
-      <w:r>
-        <w:rPr>
-          <w:rFonts w:ascii="Arial" w:hAnsi="Arial" w:cs="Arial"/>
-          <w:sz w:val="18"/>
-          <w:szCs w:val="20"/>
-        </w:rPr>
-        <w:t>debuggability</w:t>
-      </w:r>
-      <w:proofErr w:type="spellEnd"/>
-      <w:r>
-        <w:rPr>
-          <w:rFonts w:ascii="Arial" w:hAnsi="Arial" w:cs="Arial"/>
-          <w:sz w:val="18"/>
-          <w:szCs w:val="20"/>
-        </w:rPr>
-        <w:t xml:space="preserve"> for complex user journeys under real production traffic.</w:t>
+      <w:r>
+        <w:rPr>
+          <w:rFonts w:ascii="Arial" w:hAnsi="Arial" w:cs="Arial"/>
+          <w:sz w:val="18"/>
+          <w:szCs w:val="20"/>
+        </w:rPr>
+        <w:t>, improving debuggability for complex user journeys under real production traffic.</w:t>
       </w:r>
     </w:p>
     <w:p>
@@ -1916,25 +1041,14 @@
         </w:rPr>
         <w:t xml:space="preserve"> services (primarily </w:t>
       </w:r>
-      <w:proofErr w:type="spellStart"/>
-      <w:r>
-        <w:rPr>
-          <w:rStyle w:val="Strong"/>
-          <w:rFonts w:ascii="Arial" w:hAnsi="Arial" w:cs="Arial"/>
-          <w:sz w:val="18"/>
-          <w:szCs w:val="20"/>
-        </w:rPr>
-        <w:t>NestJS</w:t>
-      </w:r>
-      <w:proofErr w:type="spellEnd"/>
-      <w:r>
-        <w:rPr>
-          <w:rStyle w:val="Strong"/>
-          <w:rFonts w:ascii="Arial" w:hAnsi="Arial" w:cs="Arial"/>
-          <w:sz w:val="18"/>
-          <w:szCs w:val="20"/>
-        </w:rPr>
-        <w:t>/Express</w:t>
+      <w:r>
+        <w:rPr>
+          <w:rStyle w:val="Strong"/>
+          <w:rFonts w:ascii="Arial" w:hAnsi="Arial" w:cs="Arial"/>
+          <w:sz w:val="18"/>
+          <w:szCs w:val="20"/>
+        </w:rPr>
+        <w:t>NestJS/Express</w:t>
       </w:r>
       <w:r>
         <w:rPr>
@@ -2008,27 +1122,7 @@
           <w:sz w:val="18"/>
           <w:szCs w:val="20"/>
         </w:rPr>
-        <w:t xml:space="preserve">OAuth2 / </w:t>
-      </w:r>
-      <w:proofErr w:type="spellStart"/>
-      <w:r>
-        <w:rPr>
-          <w:rStyle w:val="Strong"/>
-          <w:rFonts w:ascii="Arial" w:hAnsi="Arial" w:cs="Arial"/>
-          <w:sz w:val="18"/>
-          <w:szCs w:val="20"/>
-        </w:rPr>
-        <w:t>OpenID</w:t>
-      </w:r>
-      <w:proofErr w:type="spellEnd"/>
-      <w:r>
-        <w:rPr>
-          <w:rStyle w:val="Strong"/>
-          <w:rFonts w:ascii="Arial" w:hAnsi="Arial" w:cs="Arial"/>
-          <w:sz w:val="18"/>
-          <w:szCs w:val="20"/>
-        </w:rPr>
-        <w:t xml:space="preserve"> Connect</w:t>
+        <w:t>OAuth2 / OpenID Connect</w:t>
       </w:r>
       <w:r>
         <w:rPr>
@@ -2129,7 +1223,6 @@
         </w:rPr>
         <w:t xml:space="preserve">, and </w:t>
       </w:r>
-      <w:proofErr w:type="spellStart"/>
       <w:r>
         <w:rPr>
           <w:rStyle w:val="Strong"/>
@@ -2139,7 +1232,6 @@
         </w:rPr>
         <w:t>RabbitMQ</w:t>
       </w:r>
-      <w:proofErr w:type="spellEnd"/>
       <w:r>
         <w:rPr>
           <w:rFonts w:ascii="Arial" w:hAnsi="Arial" w:cs="Arial"/>
@@ -2171,25 +1263,14 @@
         </w:rPr>
         <w:t xml:space="preserve">Improved search and retrieval experiences by indexing domain entities in </w:t>
       </w:r>
-      <w:proofErr w:type="spellStart"/>
-      <w:r>
-        <w:rPr>
-          <w:rStyle w:val="Strong"/>
-          <w:rFonts w:ascii="Arial" w:hAnsi="Arial" w:cs="Arial"/>
-          <w:sz w:val="18"/>
-          <w:szCs w:val="20"/>
-        </w:rPr>
-        <w:t>Elasticsearch</w:t>
-      </w:r>
-      <w:proofErr w:type="spellEnd"/>
-      <w:r>
-        <w:rPr>
-          <w:rStyle w:val="Strong"/>
-          <w:rFonts w:ascii="Arial" w:hAnsi="Arial" w:cs="Arial"/>
-          <w:sz w:val="18"/>
-          <w:szCs w:val="20"/>
-        </w:rPr>
-        <w:t>/OpenSearch</w:t>
+      <w:r>
+        <w:rPr>
+          <w:rStyle w:val="Strong"/>
+          <w:rFonts w:ascii="Arial" w:hAnsi="Arial" w:cs="Arial"/>
+          <w:sz w:val="18"/>
+          <w:szCs w:val="20"/>
+        </w:rPr>
+        <w:t>Elasticsearch/OpenSearch</w:t>
       </w:r>
       <w:r>
         <w:rPr>
@@ -2222,7 +1303,6 @@
         </w:rPr>
         <w:t xml:space="preserve">Optimized data access across </w:t>
       </w:r>
-      <w:proofErr w:type="spellStart"/>
       <w:r>
         <w:rPr>
           <w:rStyle w:val="Strong"/>
@@ -2232,7 +1312,6 @@
         </w:rPr>
         <w:t>PostgreSQL</w:t>
       </w:r>
-      <w:proofErr w:type="spellEnd"/>
       <w:r>
         <w:rPr>
           <w:rFonts w:ascii="Arial" w:hAnsi="Arial" w:cs="Arial"/>
@@ -2298,7 +1377,6 @@
         </w:rPr>
         <w:t xml:space="preserve">Introduced caching strategies using </w:t>
       </w:r>
-      <w:proofErr w:type="spellStart"/>
       <w:r>
         <w:rPr>
           <w:rStyle w:val="Strong"/>
@@ -2308,7 +1386,6 @@
         </w:rPr>
         <w:t>Redis</w:t>
       </w:r>
-      <w:proofErr w:type="spellEnd"/>
       <w:r>
         <w:rPr>
           <w:rFonts w:ascii="Arial" w:hAnsi="Arial" w:cs="Arial"/>
@@ -2317,7 +1394,6 @@
         </w:rPr>
         <w:t xml:space="preserve">, </w:t>
       </w:r>
-      <w:proofErr w:type="spellStart"/>
       <w:r>
         <w:rPr>
           <w:rStyle w:val="Strong"/>
@@ -2327,7 +1403,6 @@
         </w:rPr>
         <w:t>ElastiCache</w:t>
       </w:r>
-      <w:proofErr w:type="spellEnd"/>
       <w:r>
         <w:rPr>
           <w:rFonts w:ascii="Arial" w:hAnsi="Arial" w:cs="Arial"/>
@@ -2336,7 +1411,6 @@
         </w:rPr>
         <w:t xml:space="preserve">, and selective </w:t>
       </w:r>
-      <w:proofErr w:type="spellStart"/>
       <w:r>
         <w:rPr>
           <w:rStyle w:val="Strong"/>
@@ -2346,7 +1420,6 @@
         </w:rPr>
         <w:t>DynamoDB</w:t>
       </w:r>
-      <w:proofErr w:type="spellEnd"/>
       <w:r>
         <w:rPr>
           <w:rFonts w:ascii="Arial" w:hAnsi="Arial" w:cs="Arial"/>
@@ -2395,7 +1468,6 @@
         </w:rPr>
         <w:t xml:space="preserve">, signed URLs, and retention-friendly lifecycle rules, with distribution via </w:t>
       </w:r>
-      <w:proofErr w:type="spellStart"/>
       <w:r>
         <w:rPr>
           <w:rStyle w:val="Strong"/>
@@ -2405,7 +1477,6 @@
         </w:rPr>
         <w:t>CloudFront</w:t>
       </w:r>
-      <w:proofErr w:type="spellEnd"/>
       <w:r>
         <w:rPr>
           <w:rFonts w:ascii="Arial" w:hAnsi="Arial" w:cs="Arial"/>
@@ -2435,27 +1506,8 @@
           <w:sz w:val="18"/>
           <w:szCs w:val="20"/>
         </w:rPr>
-        <w:t xml:space="preserve">Strengthened </w:t>
-      </w:r>
-      <w:proofErr w:type="spellStart"/>
-      <w:r>
-        <w:rPr>
-          <w:rFonts w:ascii="Arial" w:hAnsi="Arial" w:cs="Arial"/>
-          <w:sz w:val="18"/>
-          <w:szCs w:val="20"/>
-        </w:rPr>
-        <w:t>observability</w:t>
-      </w:r>
-      <w:proofErr w:type="spellEnd"/>
-      <w:r>
-        <w:rPr>
-          <w:rFonts w:ascii="Arial" w:hAnsi="Arial" w:cs="Arial"/>
-          <w:sz w:val="18"/>
-          <w:szCs w:val="20"/>
-        </w:rPr>
-        <w:t xml:space="preserve"> using </w:t>
-      </w:r>
-      <w:proofErr w:type="spellStart"/>
+        <w:t xml:space="preserve">Strengthened observability using </w:t>
+      </w:r>
       <w:r>
         <w:rPr>
           <w:rStyle w:val="Strong"/>
@@ -2465,7 +1517,6 @@
         </w:rPr>
         <w:t>OpenTelemetry</w:t>
       </w:r>
-      <w:proofErr w:type="spellEnd"/>
       <w:r>
         <w:rPr>
           <w:rFonts w:ascii="Arial" w:hAnsi="Arial" w:cs="Arial"/>
@@ -2474,7 +1525,6 @@
         </w:rPr>
         <w:t xml:space="preserve"> tracing and structured logs shipped through </w:t>
       </w:r>
-      <w:proofErr w:type="spellStart"/>
       <w:r>
         <w:rPr>
           <w:rStyle w:val="Strong"/>
@@ -2484,7 +1534,6 @@
         </w:rPr>
         <w:t>CloudWatch</w:t>
       </w:r>
-      <w:proofErr w:type="spellEnd"/>
       <w:r>
         <w:rPr>
           <w:rFonts w:ascii="Arial" w:hAnsi="Arial" w:cs="Arial"/>
@@ -2510,7 +1559,6 @@
         </w:rPr>
         <w:t xml:space="preserve">, with dashboards and alerting in </w:t>
       </w:r>
-      <w:proofErr w:type="spellStart"/>
       <w:r>
         <w:rPr>
           <w:rStyle w:val="Strong"/>
@@ -2520,7 +1568,6 @@
         </w:rPr>
         <w:t>Datadog</w:t>
       </w:r>
-      <w:proofErr w:type="spellEnd"/>
       <w:r>
         <w:rPr>
           <w:rFonts w:ascii="Arial" w:hAnsi="Arial" w:cs="Arial"/>
@@ -2546,7 +1593,6 @@
         </w:rPr>
         <w:t xml:space="preserve">, and </w:t>
       </w:r>
-      <w:proofErr w:type="spellStart"/>
       <w:r>
         <w:rPr>
           <w:rStyle w:val="Strong"/>
@@ -2556,7 +1602,6 @@
         </w:rPr>
         <w:t>Grafana</w:t>
       </w:r>
-      <w:proofErr w:type="spellEnd"/>
       <w:r>
         <w:rPr>
           <w:rFonts w:ascii="Arial" w:hAnsi="Arial" w:cs="Arial"/>
@@ -2603,25 +1648,7 @@
           <w:sz w:val="18"/>
           <w:szCs w:val="20"/>
         </w:rPr>
-        <w:t xml:space="preserve"> and </w:t>
-      </w:r>
-      <w:proofErr w:type="spellStart"/>
-      <w:r>
-        <w:rPr>
-          <w:rFonts w:ascii="Arial" w:hAnsi="Arial" w:cs="Arial"/>
-          <w:sz w:val="18"/>
-          <w:szCs w:val="20"/>
-        </w:rPr>
-        <w:t>serverless</w:t>
-      </w:r>
-      <w:proofErr w:type="spellEnd"/>
-      <w:r>
-        <w:rPr>
-          <w:rFonts w:ascii="Arial" w:hAnsi="Arial" w:cs="Arial"/>
-          <w:sz w:val="18"/>
-          <w:szCs w:val="20"/>
-        </w:rPr>
-        <w:t xml:space="preserve"> paths on </w:t>
+        <w:t xml:space="preserve"> and serverless paths on </w:t>
       </w:r>
       <w:r>
         <w:rPr>
@@ -2657,7 +1684,6 @@
         </w:rPr>
         <w:t xml:space="preserve">, using </w:t>
       </w:r>
-      <w:proofErr w:type="spellStart"/>
       <w:r>
         <w:rPr>
           <w:rStyle w:val="Strong"/>
@@ -2667,7 +1693,6 @@
         </w:rPr>
         <w:t>EventBridge</w:t>
       </w:r>
-      <w:proofErr w:type="spellEnd"/>
       <w:r>
         <w:rPr>
           <w:rFonts w:ascii="Arial" w:hAnsi="Arial" w:cs="Arial"/>
@@ -2716,25 +1741,14 @@
         </w:rPr>
         <w:t xml:space="preserve">Automated delivery using </w:t>
       </w:r>
-      <w:proofErr w:type="spellStart"/>
-      <w:r>
-        <w:rPr>
-          <w:rStyle w:val="Strong"/>
-          <w:rFonts w:ascii="Arial" w:hAnsi="Arial" w:cs="Arial"/>
-          <w:sz w:val="18"/>
-          <w:szCs w:val="20"/>
-        </w:rPr>
-        <w:t>GitHub</w:t>
-      </w:r>
-      <w:proofErr w:type="spellEnd"/>
-      <w:r>
-        <w:rPr>
-          <w:rStyle w:val="Strong"/>
-          <w:rFonts w:ascii="Arial" w:hAnsi="Arial" w:cs="Arial"/>
-          <w:sz w:val="18"/>
-          <w:szCs w:val="20"/>
-        </w:rPr>
-        <w:t xml:space="preserve"> Actions</w:t>
+      <w:r>
+        <w:rPr>
+          <w:rStyle w:val="Strong"/>
+          <w:rFonts w:ascii="Arial" w:hAnsi="Arial" w:cs="Arial"/>
+          <w:sz w:val="18"/>
+          <w:szCs w:val="20"/>
+        </w:rPr>
+        <w:t>GitHub Actions</w:t>
       </w:r>
       <w:r>
         <w:rPr>
@@ -2744,25 +1758,14 @@
         </w:rPr>
         <w:t xml:space="preserve">, </w:t>
       </w:r>
-      <w:proofErr w:type="spellStart"/>
-      <w:r>
-        <w:rPr>
-          <w:rStyle w:val="Strong"/>
-          <w:rFonts w:ascii="Arial" w:hAnsi="Arial" w:cs="Arial"/>
-          <w:sz w:val="18"/>
-          <w:szCs w:val="20"/>
-        </w:rPr>
-        <w:t>GitLab</w:t>
-      </w:r>
-      <w:proofErr w:type="spellEnd"/>
-      <w:r>
-        <w:rPr>
-          <w:rStyle w:val="Strong"/>
-          <w:rFonts w:ascii="Arial" w:hAnsi="Arial" w:cs="Arial"/>
-          <w:sz w:val="18"/>
-          <w:szCs w:val="20"/>
-        </w:rPr>
-        <w:t xml:space="preserve"> CI</w:t>
+      <w:r>
+        <w:rPr>
+          <w:rStyle w:val="Strong"/>
+          <w:rFonts w:ascii="Arial" w:hAnsi="Arial" w:cs="Arial"/>
+          <w:sz w:val="18"/>
+          <w:szCs w:val="20"/>
+        </w:rPr>
+        <w:t>GitLab CI</w:t>
       </w:r>
       <w:r>
         <w:rPr>
@@ -2810,9 +1813,9 @@
           <w:sz w:val="18"/>
           <w:szCs w:val="20"/>
         </w:rPr>
+        <w:lastRenderedPageBreak/>
         <w:t xml:space="preserve">Managed infrastructure changes via </w:t>
       </w:r>
-      <w:proofErr w:type="spellStart"/>
       <w:r>
         <w:rPr>
           <w:rStyle w:val="Strong"/>
@@ -2822,7 +1825,6 @@
         </w:rPr>
         <w:t>Terraform</w:t>
       </w:r>
-      <w:proofErr w:type="spellEnd"/>
       <w:r>
         <w:rPr>
           <w:rFonts w:ascii="Arial" w:hAnsi="Arial" w:cs="Arial"/>
@@ -2831,7 +1833,6 @@
         </w:rPr>
         <w:t xml:space="preserve"> and </w:t>
       </w:r>
-      <w:proofErr w:type="spellStart"/>
       <w:r>
         <w:rPr>
           <w:rStyle w:val="Strong"/>
@@ -2841,7 +1842,6 @@
         </w:rPr>
         <w:t>CloudFormation</w:t>
       </w:r>
-      <w:proofErr w:type="spellEnd"/>
       <w:r>
         <w:rPr>
           <w:rFonts w:ascii="Arial" w:hAnsi="Arial" w:cs="Arial"/>
@@ -2888,7 +1888,6 @@
           <w:sz w:val="18"/>
           <w:szCs w:val="20"/>
         </w:rPr>
-        <w:lastRenderedPageBreak/>
         <w:t xml:space="preserve">Added contract validation with </w:t>
       </w:r>
       <w:r>
@@ -2980,25 +1979,7 @@
           <w:sz w:val="18"/>
           <w:szCs w:val="20"/>
         </w:rPr>
-        <w:t xml:space="preserve">Mentored engineers through code reviews and architecture sessions, building shared </w:t>
-      </w:r>
-      <w:proofErr w:type="spellStart"/>
-      <w:r>
-        <w:rPr>
-          <w:rFonts w:ascii="Arial" w:hAnsi="Arial" w:cs="Arial"/>
-          <w:sz w:val="18"/>
-          <w:szCs w:val="20"/>
-        </w:rPr>
-        <w:t>runbooks</w:t>
-      </w:r>
-      <w:proofErr w:type="spellEnd"/>
-      <w:r>
-        <w:rPr>
-          <w:rFonts w:ascii="Arial" w:hAnsi="Arial" w:cs="Arial"/>
-          <w:sz w:val="18"/>
-          <w:szCs w:val="20"/>
-        </w:rPr>
-        <w:t xml:space="preserve"> and incident habits that improved ownership and reduced on-call noise.</w:t>
+        <w:t>Mentored engineers through code reviews and architecture sessions, building shared runbooks and incident habits that improved ownership and reduced on-call noise.</w:t>
       </w:r>
     </w:p>
     <w:p>
@@ -3022,27 +2003,7 @@
           <w:sz w:val="21"/>
           <w:szCs w:val="21"/>
         </w:rPr>
-        <w:t xml:space="preserve">High Touch </w:t>
-      </w:r>
-      <w:proofErr w:type="gramStart"/>
-      <w:r>
-        <w:rPr>
-          <w:rFonts w:ascii="Arial" w:eastAsia="Arial" w:hAnsi="Arial" w:cs="Arial"/>
-          <w:color w:val="555555"/>
-          <w:sz w:val="21"/>
-          <w:szCs w:val="21"/>
-        </w:rPr>
-        <w:t>Technologies  |</w:t>
-      </w:r>
-      <w:proofErr w:type="gramEnd"/>
-      <w:r>
-        <w:rPr>
-          <w:rFonts w:ascii="Arial" w:eastAsia="Arial" w:hAnsi="Arial" w:cs="Arial"/>
-          <w:color w:val="555555"/>
-          <w:sz w:val="21"/>
-          <w:szCs w:val="21"/>
-        </w:rPr>
-        <w:t xml:space="preserve">  June 2018 - December 2020</w:t>
+        <w:t>High Touch Technologies  |  June 2018 - December 2020</w:t>
       </w:r>
     </w:p>
     <w:p>
@@ -3101,7 +2062,6 @@
         </w:rPr>
         <w:t xml:space="preserve">Implemented </w:t>
       </w:r>
-      <w:proofErr w:type="spellStart"/>
       <w:r>
         <w:rPr>
           <w:rStyle w:val="Strong"/>
@@ -3110,7 +2070,6 @@
         </w:rPr>
         <w:t>RxJS</w:t>
       </w:r>
-      <w:proofErr w:type="spellEnd"/>
       <w:r>
         <w:rPr>
           <w:rFonts w:ascii="Arial" w:hAnsi="Arial" w:cs="Arial"/>
@@ -3211,7 +2170,6 @@
         </w:rPr>
         <w:t xml:space="preserve">Improved performance by removing redundant HTTP calls, introducing safe caching with </w:t>
       </w:r>
-      <w:proofErr w:type="spellStart"/>
       <w:r>
         <w:rPr>
           <w:rStyle w:val="Strong"/>
@@ -3220,7 +2178,6 @@
         </w:rPr>
         <w:t>Redis</w:t>
       </w:r>
-      <w:proofErr w:type="spellEnd"/>
       <w:r>
         <w:rPr>
           <w:rFonts w:ascii="Arial" w:hAnsi="Arial" w:cs="Arial"/>
@@ -3247,23 +2204,7 @@
           <w:rFonts w:ascii="Arial" w:hAnsi="Arial" w:cs="Arial"/>
           <w:sz w:val="18"/>
         </w:rPr>
-        <w:t xml:space="preserve">Delivered robust </w:t>
-      </w:r>
-      <w:proofErr w:type="spellStart"/>
-      <w:r>
-        <w:rPr>
-          <w:rFonts w:ascii="Arial" w:hAnsi="Arial" w:cs="Arial"/>
-          <w:sz w:val="18"/>
-        </w:rPr>
-        <w:t>async</w:t>
-      </w:r>
-      <w:proofErr w:type="spellEnd"/>
-      <w:r>
-        <w:rPr>
-          <w:rFonts w:ascii="Arial" w:hAnsi="Arial" w:cs="Arial"/>
-          <w:sz w:val="18"/>
-        </w:rPr>
-        <w:t xml:space="preserve"> processing using </w:t>
+        <w:t xml:space="preserve">Delivered robust async processing using </w:t>
       </w:r>
       <w:r>
         <w:rPr>
@@ -3295,7 +2236,6 @@
         </w:rPr>
         <w:t xml:space="preserve"> and </w:t>
       </w:r>
-      <w:proofErr w:type="spellStart"/>
       <w:r>
         <w:rPr>
           <w:rStyle w:val="Strong"/>
@@ -3304,7 +2244,6 @@
         </w:rPr>
         <w:t>RabbitMQ</w:t>
       </w:r>
-      <w:proofErr w:type="spellEnd"/>
       <w:r>
         <w:rPr>
           <w:rFonts w:ascii="Arial" w:hAnsi="Arial" w:cs="Arial"/>
@@ -3333,23 +2272,13 @@
         </w:rPr>
         <w:t xml:space="preserve">Added search capabilities via </w:t>
       </w:r>
-      <w:proofErr w:type="spellStart"/>
-      <w:r>
-        <w:rPr>
-          <w:rStyle w:val="Strong"/>
-          <w:rFonts w:ascii="Arial" w:hAnsi="Arial" w:cs="Arial"/>
-          <w:sz w:val="18"/>
-        </w:rPr>
-        <w:t>Elasticsearch</w:t>
-      </w:r>
-      <w:proofErr w:type="spellEnd"/>
-      <w:r>
-        <w:rPr>
-          <w:rStyle w:val="Strong"/>
-          <w:rFonts w:ascii="Arial" w:hAnsi="Arial" w:cs="Arial"/>
-          <w:sz w:val="18"/>
-        </w:rPr>
-        <w:t>/OpenSearch</w:t>
+      <w:r>
+        <w:rPr>
+          <w:rStyle w:val="Strong"/>
+          <w:rFonts w:ascii="Arial" w:hAnsi="Arial" w:cs="Arial"/>
+          <w:sz w:val="18"/>
+        </w:rPr>
+        <w:t>Elasticsearch/OpenSearch</w:t>
       </w:r>
       <w:r>
         <w:rPr>
@@ -3379,23 +2308,13 @@
         </w:rPr>
         <w:t xml:space="preserve">Strengthened database reliability across </w:t>
       </w:r>
-      <w:proofErr w:type="spellStart"/>
-      <w:r>
-        <w:rPr>
-          <w:rStyle w:val="Strong"/>
-          <w:rFonts w:ascii="Arial" w:hAnsi="Arial" w:cs="Arial"/>
-          <w:sz w:val="18"/>
-        </w:rPr>
-        <w:t>PostgreSQL</w:t>
-      </w:r>
-      <w:proofErr w:type="spellEnd"/>
-      <w:r>
-        <w:rPr>
-          <w:rStyle w:val="Strong"/>
-          <w:rFonts w:ascii="Arial" w:hAnsi="Arial" w:cs="Arial"/>
-          <w:sz w:val="18"/>
-        </w:rPr>
-        <w:t>/MySQL</w:t>
+      <w:r>
+        <w:rPr>
+          <w:rStyle w:val="Strong"/>
+          <w:rFonts w:ascii="Arial" w:hAnsi="Arial" w:cs="Arial"/>
+          <w:sz w:val="18"/>
+        </w:rPr>
+        <w:t>PostgreSQL/MySQL</w:t>
       </w:r>
       <w:r>
         <w:rPr>
@@ -3440,7 +2359,6 @@
         </w:rPr>
         <w:t xml:space="preserve">, </w:t>
       </w:r>
-      <w:proofErr w:type="spellStart"/>
       <w:r>
         <w:rPr>
           <w:rStyle w:val="Strong"/>
@@ -3449,7 +2367,6 @@
         </w:rPr>
         <w:t>CircleCI</w:t>
       </w:r>
-      <w:proofErr w:type="spellEnd"/>
       <w:r>
         <w:rPr>
           <w:rFonts w:ascii="Arial" w:hAnsi="Arial" w:cs="Arial"/>
@@ -3463,18 +2380,8 @@
           <w:rFonts w:ascii="Arial" w:hAnsi="Arial" w:cs="Arial"/>
           <w:sz w:val="18"/>
         </w:rPr>
-        <w:t xml:space="preserve">Azure </w:t>
-      </w:r>
-      <w:proofErr w:type="spellStart"/>
-      <w:r>
-        <w:rPr>
-          <w:rStyle w:val="Strong"/>
-          <w:rFonts w:ascii="Arial" w:hAnsi="Arial" w:cs="Arial"/>
-          <w:sz w:val="18"/>
-        </w:rPr>
-        <w:t>DevOps</w:t>
-      </w:r>
-      <w:proofErr w:type="spellEnd"/>
+        <w:t>Azure DevOps</w:t>
+      </w:r>
       <w:r>
         <w:rPr>
           <w:rFonts w:ascii="Arial" w:hAnsi="Arial" w:cs="Arial"/>
@@ -3501,52 +2408,16 @@
           <w:rFonts w:ascii="Arial" w:hAnsi="Arial" w:cs="Arial"/>
           <w:sz w:val="18"/>
         </w:rPr>
-        <w:t xml:space="preserve">Built </w:t>
-      </w:r>
-      <w:proofErr w:type="spellStart"/>
-      <w:r>
-        <w:rPr>
-          <w:rFonts w:ascii="Arial" w:hAnsi="Arial" w:cs="Arial"/>
-          <w:sz w:val="18"/>
-        </w:rPr>
-        <w:t>observability</w:t>
-      </w:r>
-      <w:proofErr w:type="spellEnd"/>
-      <w:r>
-        <w:rPr>
-          <w:rFonts w:ascii="Arial" w:hAnsi="Arial" w:cs="Arial"/>
-          <w:sz w:val="18"/>
-        </w:rPr>
-        <w:t xml:space="preserve"> foundations using structured logging and </w:t>
-      </w:r>
-      <w:proofErr w:type="spellStart"/>
-      <w:r>
-        <w:rPr>
-          <w:rStyle w:val="Strong"/>
-          <w:rFonts w:ascii="Arial" w:hAnsi="Arial" w:cs="Arial"/>
-          <w:sz w:val="18"/>
-        </w:rPr>
-        <w:t>CloudWatch</w:t>
-      </w:r>
-      <w:proofErr w:type="spellEnd"/>
-      <w:r>
-        <w:rPr>
-          <w:rStyle w:val="Strong"/>
-          <w:rFonts w:ascii="Arial" w:hAnsi="Arial" w:cs="Arial"/>
-          <w:sz w:val="18"/>
-        </w:rPr>
-        <w:t>/</w:t>
-      </w:r>
-      <w:proofErr w:type="spellStart"/>
-      <w:r>
-        <w:rPr>
-          <w:rStyle w:val="Strong"/>
-          <w:rFonts w:ascii="Arial" w:hAnsi="Arial" w:cs="Arial"/>
-          <w:sz w:val="18"/>
-        </w:rPr>
-        <w:t>Datadog</w:t>
-      </w:r>
-      <w:proofErr w:type="spellEnd"/>
+        <w:t xml:space="preserve">Built observability foundations using structured logging and </w:t>
+      </w:r>
+      <w:r>
+        <w:rPr>
+          <w:rStyle w:val="Strong"/>
+          <w:rFonts w:ascii="Arial" w:hAnsi="Arial" w:cs="Arial"/>
+          <w:sz w:val="18"/>
+        </w:rPr>
+        <w:t>CloudWatch/Datadog</w:t>
+      </w:r>
       <w:r>
         <w:rPr>
           <w:rFonts w:ascii="Arial" w:hAnsi="Arial" w:cs="Arial"/>
@@ -3554,7 +2425,6 @@
         </w:rPr>
         <w:t xml:space="preserve"> metrics, plus actionable dashboards in </w:t>
       </w:r>
-      <w:proofErr w:type="spellStart"/>
       <w:r>
         <w:rPr>
           <w:rStyle w:val="Strong"/>
@@ -3563,7 +2433,6 @@
         </w:rPr>
         <w:t>Grafana</w:t>
       </w:r>
-      <w:proofErr w:type="spellEnd"/>
       <w:r>
         <w:rPr>
           <w:rFonts w:ascii="Arial" w:hAnsi="Arial" w:cs="Arial"/>
@@ -3658,7 +2527,6 @@
         </w:rPr>
         <w:t xml:space="preserve">Containerized services with </w:t>
       </w:r>
-      <w:proofErr w:type="spellStart"/>
       <w:r>
         <w:rPr>
           <w:rStyle w:val="Strong"/>
@@ -3667,7 +2535,6 @@
         </w:rPr>
         <w:t>Docker</w:t>
       </w:r>
-      <w:proofErr w:type="spellEnd"/>
       <w:r>
         <w:rPr>
           <w:rFonts w:ascii="Arial" w:hAnsi="Arial" w:cs="Arial"/>
@@ -3675,7 +2542,6 @@
         </w:rPr>
         <w:t xml:space="preserve"> and introduced </w:t>
       </w:r>
-      <w:proofErr w:type="spellStart"/>
       <w:r>
         <w:rPr>
           <w:rStyle w:val="Strong"/>
@@ -3684,7 +2550,6 @@
         </w:rPr>
         <w:t>Kubernetes</w:t>
       </w:r>
-      <w:proofErr w:type="spellEnd"/>
       <w:r>
         <w:rPr>
           <w:rFonts w:ascii="Arial" w:hAnsi="Arial" w:cs="Arial"/>
@@ -3743,7 +2608,6 @@
       </w:r>
     </w:p>
     <w:p>
-      <w:proofErr w:type="gramStart"/>
       <w:r>
         <w:rPr>
           <w:rFonts w:ascii="Arial" w:eastAsia="Arial" w:hAnsi="Arial" w:cs="Arial"/>
@@ -3751,37 +2615,7 @@
           <w:sz w:val="21"/>
           <w:szCs w:val="21"/>
         </w:rPr>
-        <w:t>Centric Tech Inc.</w:t>
-      </w:r>
-      <w:proofErr w:type="gramEnd"/>
-      <w:r>
-        <w:rPr>
-          <w:rFonts w:ascii="Arial" w:eastAsia="Arial" w:hAnsi="Arial" w:cs="Arial"/>
-          <w:color w:val="555555"/>
-          <w:sz w:val="21"/>
-          <w:szCs w:val="21"/>
-        </w:rPr>
-        <w:t xml:space="preserve">  </w:t>
-      </w:r>
-      <w:proofErr w:type="gramStart"/>
-      <w:r>
-        <w:rPr>
-          <w:rFonts w:ascii="Arial" w:eastAsia="Arial" w:hAnsi="Arial" w:cs="Arial"/>
-          <w:color w:val="555555"/>
-          <w:sz w:val="21"/>
-          <w:szCs w:val="21"/>
-        </w:rPr>
-        <w:t>|  September</w:t>
-      </w:r>
-      <w:proofErr w:type="gramEnd"/>
-      <w:r>
-        <w:rPr>
-          <w:rFonts w:ascii="Arial" w:eastAsia="Arial" w:hAnsi="Arial" w:cs="Arial"/>
-          <w:color w:val="555555"/>
-          <w:sz w:val="21"/>
-          <w:szCs w:val="21"/>
-        </w:rPr>
-        <w:t xml:space="preserve"> 2015 - May 2018</w:t>
+        <w:t>Centric Tech Inc.  |  September 2015 - May 2018</w:t>
       </w:r>
     </w:p>
     <w:p>
@@ -3890,7 +2724,6 @@
         </w:rPr>
         <w:t xml:space="preserve">Modeled data and migrations across </w:t>
       </w:r>
-      <w:proofErr w:type="spellStart"/>
       <w:r>
         <w:rPr>
           <w:rStyle w:val="Strong"/>
@@ -3899,7 +2732,6 @@
         </w:rPr>
         <w:t>PostgreSQL</w:t>
       </w:r>
-      <w:proofErr w:type="spellEnd"/>
       <w:r>
         <w:rPr>
           <w:rFonts w:ascii="Arial" w:hAnsi="Arial" w:cs="Arial"/>
@@ -3958,8 +2790,6 @@
         </w:rPr>
         <w:t xml:space="preserve">Added caching and session patterns using </w:t>
       </w:r>
-      <w:proofErr w:type="spellStart"/>
-      <w:proofErr w:type="gramStart"/>
       <w:r>
         <w:rPr>
           <w:rStyle w:val="Strong"/>
@@ -3968,8 +2798,6 @@
         </w:rPr>
         <w:t>Redis</w:t>
       </w:r>
-      <w:proofErr w:type="spellEnd"/>
-      <w:proofErr w:type="gramEnd"/>
       <w:r>
         <w:rPr>
           <w:rFonts w:ascii="Arial" w:hAnsi="Arial" w:cs="Arial"/>
@@ -3998,7 +2826,6 @@
         </w:rPr>
         <w:t xml:space="preserve">Introduced asynchronous processing using </w:t>
       </w:r>
-      <w:proofErr w:type="spellStart"/>
       <w:r>
         <w:rPr>
           <w:rStyle w:val="Strong"/>
@@ -4007,7 +2834,6 @@
         </w:rPr>
         <w:t>RabbitMQ</w:t>
       </w:r>
-      <w:proofErr w:type="spellEnd"/>
       <w:r>
         <w:rPr>
           <w:rFonts w:ascii="Arial" w:hAnsi="Arial" w:cs="Arial"/>
@@ -4036,7 +2862,6 @@
         </w:rPr>
         <w:t xml:space="preserve">Implemented search indexing with </w:t>
       </w:r>
-      <w:proofErr w:type="spellStart"/>
       <w:r>
         <w:rPr>
           <w:rStyle w:val="Strong"/>
@@ -4045,7 +2870,6 @@
         </w:rPr>
         <w:t>Elasticsearch</w:t>
       </w:r>
-      <w:proofErr w:type="spellEnd"/>
       <w:r>
         <w:rPr>
           <w:rFonts w:ascii="Arial" w:hAnsi="Arial" w:cs="Arial"/>
@@ -4089,7 +2913,6 @@
         </w:rPr>
         <w:t xml:space="preserve"> and </w:t>
       </w:r>
-      <w:proofErr w:type="spellStart"/>
       <w:r>
         <w:rPr>
           <w:rStyle w:val="Strong"/>
@@ -4098,7 +2921,6 @@
         </w:rPr>
         <w:t>CloudWatch</w:t>
       </w:r>
-      <w:proofErr w:type="spellEnd"/>
       <w:r>
         <w:rPr>
           <w:rFonts w:ascii="Arial" w:hAnsi="Arial" w:cs="Arial"/>
@@ -4127,7 +2949,6 @@
         </w:rPr>
         <w:t xml:space="preserve">Containerized key services with </w:t>
       </w:r>
-      <w:proofErr w:type="spellStart"/>
       <w:r>
         <w:rPr>
           <w:rStyle w:val="Strong"/>
@@ -4136,7 +2957,6 @@
         </w:rPr>
         <w:t>Docker</w:t>
       </w:r>
-      <w:proofErr w:type="spellEnd"/>
       <w:r>
         <w:rPr>
           <w:rFonts w:ascii="Arial" w:hAnsi="Arial" w:cs="Arial"/>
@@ -4165,34 +2985,14 @@
         </w:rPr>
         <w:t xml:space="preserve">Adopted infrastructure automation foundations using </w:t>
       </w:r>
-      <w:proofErr w:type="spellStart"/>
-      <w:r>
-        <w:rPr>
-          <w:rStyle w:val="Strong"/>
-          <w:rFonts w:ascii="Arial" w:hAnsi="Arial" w:cs="Arial"/>
-          <w:sz w:val="18"/>
-        </w:rPr>
-        <w:t>Terraform</w:t>
-      </w:r>
-      <w:proofErr w:type="spellEnd"/>
-      <w:r>
-        <w:rPr>
-          <w:rStyle w:val="Strong"/>
-          <w:rFonts w:ascii="Arial" w:hAnsi="Arial" w:cs="Arial"/>
-          <w:sz w:val="18"/>
-        </w:rPr>
-        <w:t>/</w:t>
-      </w:r>
-      <w:proofErr w:type="spellStart"/>
-      <w:r>
-        <w:rPr>
-          <w:rStyle w:val="Strong"/>
-          <w:rFonts w:ascii="Arial" w:hAnsi="Arial" w:cs="Arial"/>
-          <w:sz w:val="18"/>
-        </w:rPr>
-        <w:t>CloudFormation</w:t>
-      </w:r>
-      <w:proofErr w:type="spellEnd"/>
+      <w:r>
+        <w:rPr>
+          <w:rStyle w:val="Strong"/>
+          <w:rFonts w:ascii="Arial" w:hAnsi="Arial" w:cs="Arial"/>
+          <w:sz w:val="18"/>
+        </w:rPr>
+        <w:t>Terraform/CloudFormation</w:t>
+      </w:r>
       <w:r>
         <w:rPr>
           <w:rFonts w:ascii="Arial" w:hAnsi="Arial" w:cs="Arial"/>
@@ -4287,7 +3087,6 @@
       </w:r>
     </w:p>
     <w:p>
-      <w:proofErr w:type="gramStart"/>
       <w:r>
         <w:rPr>
           <w:rFonts w:ascii="Arial" w:eastAsia="Arial" w:hAnsi="Arial" w:cs="Arial"/>
@@ -4295,17 +3094,7 @@
           <w:sz w:val="21"/>
           <w:szCs w:val="21"/>
         </w:rPr>
-        <w:t>Microsoft  |</w:t>
-      </w:r>
-      <w:proofErr w:type="gramEnd"/>
-      <w:r>
-        <w:rPr>
-          <w:rFonts w:ascii="Arial" w:eastAsia="Arial" w:hAnsi="Arial" w:cs="Arial"/>
-          <w:color w:val="555555"/>
-          <w:sz w:val="21"/>
-          <w:szCs w:val="21"/>
-        </w:rPr>
-        <w:t xml:space="preserve">  September 2014 - August 2015</w:t>
+        <w:t>Microsoft  |  September 2014 - August 2015</w:t>
       </w:r>
     </w:p>
     <w:p>
@@ -4587,8 +3376,6 @@
           <w:rFonts w:ascii="Arial" w:hAnsi="Arial" w:cs="Arial"/>
         </w:rPr>
       </w:pPr>
-      <w:bookmarkStart w:id="0" w:name="_GoBack"/>
-      <w:bookmarkEnd w:id="0"/>
     </w:p>
     <w:p>
       <w:pPr>
@@ -4655,18 +3442,8 @@
           <w:rFonts w:ascii="Arial" w:hAnsi="Arial" w:cs="Arial"/>
           <w:sz w:val="18"/>
         </w:rPr>
-        <w:t xml:space="preserve">AWS </w:t>
-      </w:r>
-      <w:proofErr w:type="spellStart"/>
-      <w:r>
-        <w:rPr>
-          <w:rStyle w:val="Strong"/>
-          <w:rFonts w:ascii="Arial" w:hAnsi="Arial" w:cs="Arial"/>
-          <w:sz w:val="18"/>
-        </w:rPr>
-        <w:t>EventBridge</w:t>
-      </w:r>
-      <w:proofErr w:type="spellEnd"/>
+        <w:t>AWS EventBridge</w:t>
+      </w:r>
       <w:r>
         <w:rPr>
           <w:rFonts w:ascii="Arial" w:hAnsi="Arial" w:cs="Arial"/>
@@ -4710,18 +3487,8 @@
           <w:rFonts w:ascii="Arial" w:hAnsi="Arial" w:cs="Arial"/>
           <w:sz w:val="18"/>
         </w:rPr>
-        <w:t>Kafka/</w:t>
-      </w:r>
-      <w:proofErr w:type="spellStart"/>
-      <w:r>
-        <w:rPr>
-          <w:rStyle w:val="Strong"/>
-          <w:rFonts w:ascii="Arial" w:hAnsi="Arial" w:cs="Arial"/>
-          <w:sz w:val="18"/>
-        </w:rPr>
-        <w:t>RabbitMQ</w:t>
-      </w:r>
-      <w:proofErr w:type="spellEnd"/>
+        <w:t>Kafka/RabbitMQ</w:t>
+      </w:r>
       <w:r>
         <w:rPr>
           <w:rFonts w:ascii="Arial" w:hAnsi="Arial" w:cs="Arial"/>
@@ -4750,7 +3517,6 @@
         </w:rPr>
         <w:t xml:space="preserve">Implemented </w:t>
       </w:r>
-      <w:proofErr w:type="spellStart"/>
       <w:r>
         <w:rPr>
           <w:rStyle w:val="Strong"/>
@@ -4759,7 +3525,6 @@
         </w:rPr>
         <w:t>idempotency</w:t>
       </w:r>
-      <w:proofErr w:type="spellEnd"/>
       <w:r>
         <w:rPr>
           <w:rFonts w:ascii="Arial" w:hAnsi="Arial" w:cs="Arial"/>
@@ -4782,7 +3547,6 @@
         </w:rPr>
         <w:t xml:space="preserve">, with end-to-end tracing via </w:t>
       </w:r>
-      <w:proofErr w:type="spellStart"/>
       <w:r>
         <w:rPr>
           <w:rStyle w:val="Strong"/>
@@ -4791,7 +3555,6 @@
         </w:rPr>
         <w:t>OpenTelemetry</w:t>
       </w:r>
-      <w:proofErr w:type="spellEnd"/>
       <w:r>
         <w:rPr>
           <w:rFonts w:ascii="Arial" w:hAnsi="Arial" w:cs="Arial"/>
@@ -4799,34 +3562,14 @@
         </w:rPr>
         <w:t xml:space="preserve"> and alerting in </w:t>
       </w:r>
-      <w:proofErr w:type="spellStart"/>
-      <w:r>
-        <w:rPr>
-          <w:rStyle w:val="Strong"/>
-          <w:rFonts w:ascii="Arial" w:hAnsi="Arial" w:cs="Arial"/>
-          <w:sz w:val="18"/>
-        </w:rPr>
-        <w:t>Datadog</w:t>
-      </w:r>
-      <w:proofErr w:type="spellEnd"/>
-      <w:r>
-        <w:rPr>
-          <w:rStyle w:val="Strong"/>
-          <w:rFonts w:ascii="Arial" w:hAnsi="Arial" w:cs="Arial"/>
-          <w:sz w:val="18"/>
-        </w:rPr>
-        <w:t>/</w:t>
-      </w:r>
-      <w:proofErr w:type="spellStart"/>
-      <w:r>
-        <w:rPr>
-          <w:rStyle w:val="Strong"/>
-          <w:rFonts w:ascii="Arial" w:hAnsi="Arial" w:cs="Arial"/>
-          <w:sz w:val="18"/>
-        </w:rPr>
-        <w:t>Grafana</w:t>
-      </w:r>
-      <w:proofErr w:type="spellEnd"/>
+      <w:r>
+        <w:rPr>
+          <w:rStyle w:val="Strong"/>
+          <w:rFonts w:ascii="Arial" w:hAnsi="Arial" w:cs="Arial"/>
+          <w:sz w:val="18"/>
+        </w:rPr>
+        <w:t>Datadog/Grafana</w:t>
+      </w:r>
       <w:r>
         <w:rPr>
           <w:rFonts w:ascii="Arial" w:hAnsi="Arial" w:cs="Arial"/>
@@ -4873,23 +3616,13 @@
         </w:rPr>
         <w:t xml:space="preserve">Designed a pipeline that indexed operational entities into </w:t>
       </w:r>
-      <w:proofErr w:type="spellStart"/>
-      <w:r>
-        <w:rPr>
-          <w:rStyle w:val="Strong"/>
-          <w:rFonts w:ascii="Arial" w:hAnsi="Arial" w:cs="Arial"/>
-          <w:sz w:val="18"/>
-        </w:rPr>
-        <w:t>Elasticsearch</w:t>
-      </w:r>
-      <w:proofErr w:type="spellEnd"/>
-      <w:r>
-        <w:rPr>
-          <w:rStyle w:val="Strong"/>
-          <w:rFonts w:ascii="Arial" w:hAnsi="Arial" w:cs="Arial"/>
-          <w:sz w:val="18"/>
-        </w:rPr>
-        <w:t>/OpenSearch</w:t>
+      <w:r>
+        <w:rPr>
+          <w:rStyle w:val="Strong"/>
+          <w:rFonts w:ascii="Arial" w:hAnsi="Arial" w:cs="Arial"/>
+          <w:sz w:val="18"/>
+        </w:rPr>
+        <w:t>Elasticsearch/OpenSearch</w:t>
       </w:r>
       <w:r>
         <w:rPr>
@@ -4934,7 +3667,6 @@
         </w:rPr>
         <w:t xml:space="preserve"> and </w:t>
       </w:r>
-      <w:proofErr w:type="spellStart"/>
       <w:r>
         <w:rPr>
           <w:rStyle w:val="Strong"/>
@@ -4943,7 +3675,6 @@
         </w:rPr>
         <w:t>BigQuery</w:t>
       </w:r>
-      <w:proofErr w:type="spellEnd"/>
       <w:r>
         <w:rPr>
           <w:rFonts w:ascii="Arial" w:hAnsi="Arial" w:cs="Arial"/>
@@ -4951,7 +3682,6 @@
         </w:rPr>
         <w:t xml:space="preserve">, enabling product analytics dashboards and reliability reporting without impacting OLTP performance on </w:t>
       </w:r>
-      <w:proofErr w:type="spellStart"/>
       <w:r>
         <w:rPr>
           <w:rStyle w:val="Strong"/>
@@ -4960,7 +3690,6 @@
         </w:rPr>
         <w:t>PostgreSQL</w:t>
       </w:r>
-      <w:proofErr w:type="spellEnd"/>
       <w:r>
         <w:rPr>
           <w:rFonts w:ascii="Arial" w:hAnsi="Arial" w:cs="Arial"/>
@@ -4984,25 +3713,7 @@
           <w:rFonts w:ascii="Arial" w:hAnsi="Arial" w:cs="Arial"/>
           <w:sz w:val="18"/>
         </w:rPr>
-        <w:t xml:space="preserve">CI/CD + </w:t>
-      </w:r>
-      <w:proofErr w:type="spellStart"/>
-      <w:r>
-        <w:rPr>
-          <w:rStyle w:val="Strong"/>
-          <w:rFonts w:ascii="Arial" w:hAnsi="Arial" w:cs="Arial"/>
-          <w:sz w:val="18"/>
-        </w:rPr>
-        <w:t>GitOps</w:t>
-      </w:r>
-      <w:proofErr w:type="spellEnd"/>
-      <w:r>
-        <w:rPr>
-          <w:rStyle w:val="Strong"/>
-          <w:rFonts w:ascii="Arial" w:hAnsi="Arial" w:cs="Arial"/>
-          <w:sz w:val="18"/>
-        </w:rPr>
-        <w:t xml:space="preserve"> Delivery Blueprint</w:t>
+        <w:t>CI/CD + GitOps Delivery Blueprint</w:t>
       </w:r>
     </w:p>
     <w:p>
@@ -5025,23 +3736,13 @@
         </w:rPr>
         <w:t xml:space="preserve">Created reusable pipeline templates across </w:t>
       </w:r>
-      <w:proofErr w:type="spellStart"/>
-      <w:r>
-        <w:rPr>
-          <w:rStyle w:val="Strong"/>
-          <w:rFonts w:ascii="Arial" w:hAnsi="Arial" w:cs="Arial"/>
-          <w:sz w:val="18"/>
-        </w:rPr>
-        <w:t>GitHub</w:t>
-      </w:r>
-      <w:proofErr w:type="spellEnd"/>
-      <w:r>
-        <w:rPr>
-          <w:rStyle w:val="Strong"/>
-          <w:rFonts w:ascii="Arial" w:hAnsi="Arial" w:cs="Arial"/>
-          <w:sz w:val="18"/>
-        </w:rPr>
-        <w:t xml:space="preserve"> Actions</w:t>
+      <w:r>
+        <w:rPr>
+          <w:rStyle w:val="Strong"/>
+          <w:rFonts w:ascii="Arial" w:hAnsi="Arial" w:cs="Arial"/>
+          <w:sz w:val="18"/>
+        </w:rPr>
+        <w:t>GitHub Actions</w:t>
       </w:r>
       <w:r>
         <w:rPr>
@@ -5050,23 +3751,13 @@
         </w:rPr>
         <w:t xml:space="preserve">, </w:t>
       </w:r>
-      <w:proofErr w:type="spellStart"/>
-      <w:r>
-        <w:rPr>
-          <w:rStyle w:val="Strong"/>
-          <w:rFonts w:ascii="Arial" w:hAnsi="Arial" w:cs="Arial"/>
-          <w:sz w:val="18"/>
-        </w:rPr>
-        <w:t>GitLab</w:t>
-      </w:r>
-      <w:proofErr w:type="spellEnd"/>
-      <w:r>
-        <w:rPr>
-          <w:rStyle w:val="Strong"/>
-          <w:rFonts w:ascii="Arial" w:hAnsi="Arial" w:cs="Arial"/>
-          <w:sz w:val="18"/>
-        </w:rPr>
-        <w:t xml:space="preserve"> CI</w:t>
+      <w:r>
+        <w:rPr>
+          <w:rStyle w:val="Strong"/>
+          <w:rFonts w:ascii="Arial" w:hAnsi="Arial" w:cs="Arial"/>
+          <w:sz w:val="18"/>
+        </w:rPr>
+        <w:t>GitLab CI</w:t>
       </w:r>
       <w:r>
         <w:rPr>
@@ -5096,69 +3787,23 @@
           <w:rFonts w:ascii="Arial" w:hAnsi="Arial" w:cs="Arial"/>
           <w:sz w:val="18"/>
         </w:rPr>
-        <w:t xml:space="preserve">Azure </w:t>
-      </w:r>
-      <w:proofErr w:type="spellStart"/>
-      <w:r>
-        <w:rPr>
-          <w:rStyle w:val="Strong"/>
-          <w:rFonts w:ascii="Arial" w:hAnsi="Arial" w:cs="Arial"/>
-          <w:sz w:val="18"/>
-        </w:rPr>
-        <w:t>DevOps</w:t>
-      </w:r>
-      <w:proofErr w:type="spellEnd"/>
-      <w:r>
-        <w:rPr>
-          <w:rFonts w:ascii="Arial" w:hAnsi="Arial" w:cs="Arial"/>
-          <w:sz w:val="18"/>
-        </w:rPr>
-        <w:t xml:space="preserve">, with </w:t>
-      </w:r>
-      <w:proofErr w:type="spellStart"/>
-      <w:r>
-        <w:rPr>
-          <w:rFonts w:ascii="Arial" w:hAnsi="Arial" w:cs="Arial"/>
-          <w:sz w:val="18"/>
-        </w:rPr>
-        <w:t>IaC</w:t>
-      </w:r>
-      <w:proofErr w:type="spellEnd"/>
-      <w:r>
-        <w:rPr>
-          <w:rFonts w:ascii="Arial" w:hAnsi="Arial" w:cs="Arial"/>
-          <w:sz w:val="18"/>
-        </w:rPr>
-        <w:t xml:space="preserve"> deployments via </w:t>
-      </w:r>
-      <w:proofErr w:type="spellStart"/>
-      <w:r>
-        <w:rPr>
-          <w:rStyle w:val="Strong"/>
-          <w:rFonts w:ascii="Arial" w:hAnsi="Arial" w:cs="Arial"/>
-          <w:sz w:val="18"/>
-        </w:rPr>
-        <w:t>Terraform</w:t>
-      </w:r>
-      <w:proofErr w:type="spellEnd"/>
-      <w:r>
-        <w:rPr>
-          <w:rStyle w:val="Strong"/>
-          <w:rFonts w:ascii="Arial" w:hAnsi="Arial" w:cs="Arial"/>
-          <w:sz w:val="18"/>
-        </w:rPr>
-        <w:t>/</w:t>
-      </w:r>
-      <w:proofErr w:type="spellStart"/>
-      <w:r>
-        <w:rPr>
-          <w:rStyle w:val="Strong"/>
-          <w:rFonts w:ascii="Arial" w:hAnsi="Arial" w:cs="Arial"/>
-          <w:sz w:val="18"/>
-        </w:rPr>
-        <w:t>CloudFormation</w:t>
-      </w:r>
-      <w:proofErr w:type="spellEnd"/>
+        <w:t>Azure DevOps</w:t>
+      </w:r>
+      <w:r>
+        <w:rPr>
+          <w:rFonts w:ascii="Arial" w:hAnsi="Arial" w:cs="Arial"/>
+          <w:sz w:val="18"/>
+        </w:rPr>
+        <w:t xml:space="preserve">, with IaC deployments via </w:t>
+      </w:r>
+      <w:r>
+        <w:rPr>
+          <w:rStyle w:val="Strong"/>
+          <w:rFonts w:ascii="Arial" w:hAnsi="Arial" w:cs="Arial"/>
+          <w:sz w:val="18"/>
+        </w:rPr>
+        <w:t>Terraform/CloudFormation</w:t>
+      </w:r>
       <w:r>
         <w:rPr>
           <w:rFonts w:ascii="Arial" w:hAnsi="Arial" w:cs="Arial"/>
